--- a/Zabbix_Prod_HA_Deployment_Step_by_Step_Guide.docx
+++ b/Zabbix_Prod_HA_Deployment_Step_by_Step_Guide.docx
@@ -45,13 +45,7 @@
     </w:p>
     <w:p>
       <w:r>
-        <w:rPr>
-          <w:b/>
-        </w:rPr>
-        <w:t xml:space="preserve">Target platform: </w:t>
-      </w:r>
-      <w:r>
-        <w:t>Highly available Zabbix 7.0 monitoring platform with PostgreSQL HA, Zabbix Server Active/Standby, NGINX frontend, regional Zabbix Proxies, and automatic PostgreSQL failover.</w:t>
+        <w:t>Target platform: Highly available Zabbix 7.0 monitoring platform with PostgreSQL 13 HA, Zabbix Server Active/Standby, NGINX frontend, regional Zabbix Proxies, and automatic PostgreSQL failover.</w:t>
       </w:r>
     </w:p>
     <w:tbl>
@@ -63,8 +57,8 @@
       </w:tblPr>
       <w:tblGrid>
         <w:gridCol w:w="3312"/>
-        <w:gridCol w:w="3312"/>
-        <w:gridCol w:w="3312"/>
+        <w:gridCol w:w="2642"/>
+        <w:gridCol w:w="3982"/>
       </w:tblGrid>
       <w:tr>
         <w:trPr>
@@ -83,7 +77,7 @@
         </w:tc>
         <w:tc>
           <w:tcPr>
-            <w:tcW w:w="3312" w:type="dxa"/>
+            <w:tcW w:w="2642" w:type="dxa"/>
             <w:shd w:val="clear" w:color="auto" w:fill="D9EAF7"/>
           </w:tcPr>
           <w:p>
@@ -94,7 +88,7 @@
         </w:tc>
         <w:tc>
           <w:tcPr>
-            <w:tcW w:w="3312" w:type="dxa"/>
+            <w:tcW w:w="3982" w:type="dxa"/>
             <w:shd w:val="clear" w:color="auto" w:fill="D9EAF7"/>
           </w:tcPr>
           <w:p>
@@ -120,7 +114,7 @@
         </w:tc>
         <w:tc>
           <w:tcPr>
-            <w:tcW w:w="3312" w:type="dxa"/>
+            <w:tcW w:w="2642" w:type="dxa"/>
           </w:tcPr>
           <w:p>
             <w:r>
@@ -130,11 +124,17 @@
         </w:tc>
         <w:tc>
           <w:tcPr>
-            <w:tcW w:w="3312" w:type="dxa"/>
+            <w:tcW w:w="3982" w:type="dxa"/>
           </w:tcPr>
           <w:p>
             <w:r>
-              <w:t>PostgreSQL HA member; normally Leader/Primary</w:t>
+              <w:t>PostgreSQL HA member</w:t>
+            </w:r>
+            <w:r>
+              <w:t xml:space="preserve">; </w:t>
+            </w:r>
+            <w:r>
+              <w:t>Leader/Primary</w:t>
             </w:r>
           </w:p>
         </w:tc>
@@ -155,7 +155,7 @@
         </w:tc>
         <w:tc>
           <w:tcPr>
-            <w:tcW w:w="3312" w:type="dxa"/>
+            <w:tcW w:w="2642" w:type="dxa"/>
           </w:tcPr>
           <w:p>
             <w:r>
@@ -165,11 +165,17 @@
         </w:tc>
         <w:tc>
           <w:tcPr>
-            <w:tcW w:w="3312" w:type="dxa"/>
+            <w:tcW w:w="3982" w:type="dxa"/>
           </w:tcPr>
           <w:p>
             <w:r>
-              <w:t>PostgreSQL HA member; normally Replica/Secondary</w:t>
+              <w:t>PostgreSQL HA member</w:t>
+            </w:r>
+            <w:r>
+              <w:t>;</w:t>
+            </w:r>
+            <w:r>
+              <w:t xml:space="preserve"> Replica/Secondary</w:t>
             </w:r>
           </w:p>
         </w:tc>
@@ -190,7 +196,7 @@
         </w:tc>
         <w:tc>
           <w:tcPr>
-            <w:tcW w:w="3312" w:type="dxa"/>
+            <w:tcW w:w="2642" w:type="dxa"/>
           </w:tcPr>
           <w:p>
             <w:r>
@@ -200,11 +206,14 @@
         </w:tc>
         <w:tc>
           <w:tcPr>
-            <w:tcW w:w="3312" w:type="dxa"/>
+            <w:tcW w:w="3982" w:type="dxa"/>
           </w:tcPr>
           <w:p>
             <w:r>
               <w:t>Third etcd member / lightweight witness</w:t>
+            </w:r>
+            <w:r>
+              <w:t xml:space="preserve"> VM</w:t>
             </w:r>
           </w:p>
         </w:tc>
@@ -225,7 +234,7 @@
         </w:tc>
         <w:tc>
           <w:tcPr>
-            <w:tcW w:w="3312" w:type="dxa"/>
+            <w:tcW w:w="2642" w:type="dxa"/>
           </w:tcPr>
           <w:p>
             <w:r>
@@ -235,7 +244,7 @@
         </w:tc>
         <w:tc>
           <w:tcPr>
-            <w:tcW w:w="3312" w:type="dxa"/>
+            <w:tcW w:w="3982" w:type="dxa"/>
           </w:tcPr>
           <w:p>
             <w:r>
@@ -260,7 +269,7 @@
         </w:tc>
         <w:tc>
           <w:tcPr>
-            <w:tcW w:w="3312" w:type="dxa"/>
+            <w:tcW w:w="2642" w:type="dxa"/>
           </w:tcPr>
           <w:p>
             <w:r>
@@ -270,7 +279,7 @@
         </w:tc>
         <w:tc>
           <w:tcPr>
-            <w:tcW w:w="3312" w:type="dxa"/>
+            <w:tcW w:w="3982" w:type="dxa"/>
           </w:tcPr>
           <w:p>
             <w:r>
@@ -295,7 +304,7 @@
         </w:tc>
         <w:tc>
           <w:tcPr>
-            <w:tcW w:w="3312" w:type="dxa"/>
+            <w:tcW w:w="2642" w:type="dxa"/>
           </w:tcPr>
           <w:p>
             <w:r>
@@ -305,7 +314,7 @@
         </w:tc>
         <w:tc>
           <w:tcPr>
-            <w:tcW w:w="3312" w:type="dxa"/>
+            <w:tcW w:w="3982" w:type="dxa"/>
           </w:tcPr>
           <w:p>
             <w:r>
@@ -330,7 +339,7 @@
         </w:tc>
         <w:tc>
           <w:tcPr>
-            <w:tcW w:w="3312" w:type="dxa"/>
+            <w:tcW w:w="2642" w:type="dxa"/>
           </w:tcPr>
           <w:p>
             <w:r>
@@ -340,7 +349,7 @@
         </w:tc>
         <w:tc>
           <w:tcPr>
-            <w:tcW w:w="3312" w:type="dxa"/>
+            <w:tcW w:w="3982" w:type="dxa"/>
           </w:tcPr>
           <w:p>
             <w:r>
@@ -365,7 +374,7 @@
         </w:tc>
         <w:tc>
           <w:tcPr>
-            <w:tcW w:w="3312" w:type="dxa"/>
+            <w:tcW w:w="2642" w:type="dxa"/>
           </w:tcPr>
           <w:p>
             <w:r>
@@ -375,7 +384,7 @@
         </w:tc>
         <w:tc>
           <w:tcPr>
-            <w:tcW w:w="3312" w:type="dxa"/>
+            <w:tcW w:w="3982" w:type="dxa"/>
           </w:tcPr>
           <w:p>
             <w:r>
@@ -496,11 +505,6 @@
       <w:pPr>
         <w:pStyle w:val="Heading2"/>
       </w:pPr>
-    </w:p>
-    <w:p>
-      <w:pPr>
-        <w:pStyle w:val="Heading2"/>
-      </w:pPr>
       <w:r>
         <w:t>2.3 Hostname and Network Resolution</w:t>
       </w:r>
@@ -549,6 +553,29 @@
           <w:rFonts w:ascii="Consolas" w:hAnsi="Consolas"/>
           <w:sz w:val="17"/>
         </w:rPr>
+        <w:t xml:space="preserve"> / </w:t>
+      </w:r>
+      <w:proofErr w:type="spellStart"/>
+      <w:r>
+        <w:rPr>
+          <w:rFonts w:ascii="Consolas" w:hAnsi="Consolas"/>
+          <w:sz w:val="17"/>
+        </w:rPr>
+        <w:t>getent</w:t>
+      </w:r>
+      <w:proofErr w:type="spellEnd"/>
+      <w:r>
+        <w:rPr>
+          <w:rFonts w:ascii="Consolas" w:hAnsi="Consolas"/>
+          <w:sz w:val="17"/>
+        </w:rPr>
+        <w:t xml:space="preserve"> hosts munmssql01</w:t>
+      </w:r>
+      <w:r>
+        <w:rPr>
+          <w:rFonts w:ascii="Consolas" w:hAnsi="Consolas"/>
+          <w:sz w:val="17"/>
+        </w:rPr>
         <w:br/>
         <w:t>ping cgnmssql01</w:t>
       </w:r>
@@ -557,6 +584,29 @@
           <w:rFonts w:ascii="Consolas" w:hAnsi="Consolas"/>
           <w:sz w:val="17"/>
         </w:rPr>
+        <w:t xml:space="preserve"> / </w:t>
+      </w:r>
+      <w:proofErr w:type="spellStart"/>
+      <w:r>
+        <w:rPr>
+          <w:rFonts w:ascii="Consolas" w:hAnsi="Consolas"/>
+          <w:sz w:val="17"/>
+        </w:rPr>
+        <w:t>getent</w:t>
+      </w:r>
+      <w:proofErr w:type="spellEnd"/>
+      <w:r>
+        <w:rPr>
+          <w:rFonts w:ascii="Consolas" w:hAnsi="Consolas"/>
+          <w:sz w:val="17"/>
+        </w:rPr>
+        <w:t xml:space="preserve"> hosts cgnmssql01</w:t>
+      </w:r>
+      <w:r>
+        <w:rPr>
+          <w:rFonts w:ascii="Consolas" w:hAnsi="Consolas"/>
+          <w:sz w:val="17"/>
+        </w:rPr>
         <w:br/>
         <w:t>ping munmsetcd01</w:t>
       </w:r>
@@ -565,24 +615,23 @@
           <w:rFonts w:ascii="Consolas" w:hAnsi="Consolas"/>
           <w:sz w:val="17"/>
         </w:rPr>
-        <w:br/>
-        <w:t>getent hosts munmssql01</w:t>
-      </w:r>
-      <w:r>
-        <w:rPr>
-          <w:rFonts w:ascii="Consolas" w:hAnsi="Consolas"/>
-          <w:sz w:val="17"/>
-        </w:rPr>
-        <w:br/>
-        <w:t>getent hosts cgnmssql01</w:t>
-      </w:r>
-      <w:r>
-        <w:rPr>
-          <w:rFonts w:ascii="Consolas" w:hAnsi="Consolas"/>
-          <w:sz w:val="17"/>
-        </w:rPr>
-        <w:br/>
-        <w:t>getent hosts munmsetcd01</w:t>
+        <w:t xml:space="preserve"> / </w:t>
+      </w:r>
+      <w:proofErr w:type="spellStart"/>
+      <w:r>
+        <w:rPr>
+          <w:rFonts w:ascii="Consolas" w:hAnsi="Consolas"/>
+          <w:sz w:val="17"/>
+        </w:rPr>
+        <w:t>getent</w:t>
+      </w:r>
+      <w:proofErr w:type="spellEnd"/>
+      <w:r>
+        <w:rPr>
+          <w:rFonts w:ascii="Consolas" w:hAnsi="Consolas"/>
+          <w:sz w:val="17"/>
+        </w:rPr>
+        <w:t xml:space="preserve"> hosts munmsetcd01</w:t>
       </w:r>
     </w:p>
     <w:p>
@@ -590,6 +639,7 @@
         <w:pStyle w:val="Heading1"/>
       </w:pPr>
       <w:r>
+        <w:lastRenderedPageBreak/>
         <w:t>3. Deploy the Three-Member etcd Cluster</w:t>
       </w:r>
     </w:p>
@@ -864,13 +914,6 @@
           <w:sz w:val="17"/>
         </w:rPr>
         <w:br/>
-      </w:r>
-      <w:r>
-        <w:rPr>
-          <w:rFonts w:ascii="Consolas" w:hAnsi="Consolas"/>
-          <w:sz w:val="17"/>
-        </w:rPr>
-        <w:lastRenderedPageBreak/>
         <w:t>ETCD_INITIAL_ADVERTISE_PEER_URLS="http://10.90.5.4:2380"</w:t>
       </w:r>
       <w:r>
@@ -980,6 +1023,13 @@
           <w:sz w:val="17"/>
         </w:rPr>
         <w:br/>
+      </w:r>
+      <w:r>
+        <w:rPr>
+          <w:rFonts w:ascii="Consolas" w:hAnsi="Consolas"/>
+          <w:sz w:val="17"/>
+        </w:rPr>
+        <w:lastRenderedPageBreak/>
         <w:t>ETCD_INITIAL_CLUSTER_STATE="new"</w:t>
       </w:r>
       <w:r>
@@ -1244,15 +1294,412 @@
           <w:sz w:val="17"/>
         </w:rPr>
         <w:br/>
-        <w:t>SELECT pg_reload_conf();</w:t>
-      </w:r>
-      <w:r>
-        <w:rPr>
-          <w:rFonts w:ascii="Consolas" w:hAnsi="Consolas"/>
-          <w:sz w:val="17"/>
-        </w:rPr>
-        <w:br/>
-        <w:t>SHOW password_encryption;</w:t>
+        <w:t>SELECT pg_reload_</w:t>
+      </w:r>
+      <w:proofErr w:type="gramStart"/>
+      <w:r>
+        <w:rPr>
+          <w:rFonts w:ascii="Consolas" w:hAnsi="Consolas"/>
+          <w:sz w:val="17"/>
+        </w:rPr>
+        <w:t>conf(</w:t>
+      </w:r>
+      <w:proofErr w:type="gramEnd"/>
+      <w:r>
+        <w:rPr>
+          <w:rFonts w:ascii="Consolas" w:hAnsi="Consolas"/>
+          <w:sz w:val="17"/>
+        </w:rPr>
+        <w:t>);</w:t>
+      </w:r>
+      <w:r>
+        <w:rPr>
+          <w:rFonts w:ascii="Consolas" w:hAnsi="Consolas"/>
+          <w:sz w:val="17"/>
+        </w:rPr>
+        <w:br/>
+        <w:t xml:space="preserve">SHOW </w:t>
+      </w:r>
+      <w:proofErr w:type="spellStart"/>
+      <w:r>
+        <w:rPr>
+          <w:rFonts w:ascii="Consolas" w:hAnsi="Consolas"/>
+          <w:sz w:val="17"/>
+        </w:rPr>
+        <w:t>password_encryption</w:t>
+      </w:r>
+      <w:proofErr w:type="spellEnd"/>
+      <w:r>
+        <w:rPr>
+          <w:rFonts w:ascii="Consolas" w:hAnsi="Consolas"/>
+          <w:sz w:val="17"/>
+        </w:rPr>
+        <w:t>;</w:t>
+      </w:r>
+    </w:p>
+    <w:p>
+      <w:pPr>
+        <w:spacing w:after="80"/>
+      </w:pPr>
+      <w:r>
+        <w:t>Create the Zabbix application role and database:</w:t>
+      </w:r>
+    </w:p>
+    <w:p>
+      <w:pPr>
+        <w:spacing w:after="0"/>
+        <w:ind w:left="280"/>
+        <w:rPr>
+          <w:rFonts w:ascii="Consolas" w:hAnsi="Consolas"/>
+          <w:sz w:val="17"/>
+        </w:rPr>
+      </w:pPr>
+      <w:r>
+        <w:rPr>
+          <w:rFonts w:ascii="Consolas" w:hAnsi="Consolas"/>
+          <w:sz w:val="17"/>
+        </w:rPr>
+        <w:t>sudo -u postgres psql</w:t>
+      </w:r>
+      <w:r>
+        <w:rPr>
+          <w:rFonts w:ascii="Consolas" w:hAnsi="Consolas"/>
+          <w:sz w:val="17"/>
+        </w:rPr>
+        <w:br/>
+        <w:t xml:space="preserve">CREATE ROLE </w:t>
+      </w:r>
+      <w:proofErr w:type="spellStart"/>
+      <w:r>
+        <w:rPr>
+          <w:rFonts w:ascii="Consolas" w:hAnsi="Consolas"/>
+          <w:sz w:val="17"/>
+        </w:rPr>
+        <w:t>zabbix</w:t>
+      </w:r>
+      <w:proofErr w:type="spellEnd"/>
+      <w:r>
+        <w:rPr>
+          <w:rFonts w:ascii="Consolas" w:hAnsi="Consolas"/>
+          <w:sz w:val="17"/>
+        </w:rPr>
+        <w:t xml:space="preserve"> LOGIN</w:t>
+      </w:r>
+      <w:r>
+        <w:rPr>
+          <w:rFonts w:ascii="Consolas" w:hAnsi="Consolas"/>
+          <w:sz w:val="17"/>
+        </w:rPr>
+        <w:t>;</w:t>
+      </w:r>
+    </w:p>
+    <w:p>
+      <w:pPr>
+        <w:spacing w:after="0"/>
+        <w:ind w:left="280"/>
+      </w:pPr>
+      <w:r>
+        <w:rPr>
+          <w:rFonts w:ascii="Consolas" w:hAnsi="Consolas"/>
+          <w:sz w:val="17"/>
+        </w:rPr>
+        <w:t>\</w:t>
+      </w:r>
+      <w:proofErr w:type="gramStart"/>
+      <w:r>
+        <w:rPr>
+          <w:rFonts w:ascii="Consolas" w:hAnsi="Consolas"/>
+          <w:sz w:val="17"/>
+        </w:rPr>
+        <w:t>password</w:t>
+      </w:r>
+      <w:proofErr w:type="gramEnd"/>
+      <w:r>
+        <w:rPr>
+          <w:rFonts w:ascii="Consolas" w:hAnsi="Consolas"/>
+          <w:sz w:val="17"/>
+        </w:rPr>
+        <w:t xml:space="preserve"> </w:t>
+      </w:r>
+      <w:proofErr w:type="spellStart"/>
+      <w:r>
+        <w:rPr>
+          <w:rFonts w:ascii="Consolas" w:hAnsi="Consolas"/>
+          <w:sz w:val="17"/>
+        </w:rPr>
+        <w:t>zabbix</w:t>
+      </w:r>
+      <w:proofErr w:type="spellEnd"/>
+      <w:r>
+        <w:rPr>
+          <w:rFonts w:ascii="Consolas" w:hAnsi="Consolas"/>
+          <w:sz w:val="17"/>
+        </w:rPr>
+        <w:br/>
+        <w:t xml:space="preserve">CREATE DATABASE </w:t>
+      </w:r>
+      <w:proofErr w:type="spellStart"/>
+      <w:r>
+        <w:rPr>
+          <w:rFonts w:ascii="Consolas" w:hAnsi="Consolas"/>
+          <w:sz w:val="17"/>
+        </w:rPr>
+        <w:t>zabbix</w:t>
+      </w:r>
+      <w:proofErr w:type="spellEnd"/>
+      <w:r>
+        <w:rPr>
+          <w:rFonts w:ascii="Consolas" w:hAnsi="Consolas"/>
+          <w:sz w:val="17"/>
+        </w:rPr>
+        <w:t xml:space="preserve"> OWNER zabbix;</w:t>
+      </w:r>
+      <w:r>
+        <w:rPr>
+          <w:rFonts w:ascii="Consolas" w:hAnsi="Consolas"/>
+          <w:sz w:val="17"/>
+        </w:rPr>
+        <w:br/>
+        <w:t>\du zabbix</w:t>
+      </w:r>
+      <w:r>
+        <w:rPr>
+          <w:rFonts w:ascii="Consolas" w:hAnsi="Consolas"/>
+          <w:sz w:val="17"/>
+        </w:rPr>
+        <w:br/>
+        <w:t>\l+ zabbix</w:t>
+      </w:r>
+    </w:p>
+    <w:p>
+      <w:pPr>
+        <w:spacing w:after="80"/>
+      </w:pPr>
+      <w:r>
+        <w:t>Create the Patroni/PostgreSQL replication role. This role is separate from the normal zabbix application role:</w:t>
+      </w:r>
+    </w:p>
+    <w:p>
+      <w:pPr>
+        <w:spacing w:after="0"/>
+        <w:ind w:left="280"/>
+        <w:rPr>
+          <w:rFonts w:ascii="Consolas" w:hAnsi="Consolas"/>
+          <w:sz w:val="17"/>
+        </w:rPr>
+      </w:pPr>
+      <w:r>
+        <w:rPr>
+          <w:rFonts w:ascii="Consolas" w:hAnsi="Consolas"/>
+          <w:sz w:val="17"/>
+        </w:rPr>
+        <w:t xml:space="preserve">CREATE ROLE </w:t>
+      </w:r>
+      <w:proofErr w:type="spellStart"/>
+      <w:r>
+        <w:rPr>
+          <w:rFonts w:ascii="Consolas" w:hAnsi="Consolas"/>
+          <w:sz w:val="17"/>
+        </w:rPr>
+        <w:t>zabbix_repl</w:t>
+      </w:r>
+      <w:proofErr w:type="spellEnd"/>
+      <w:r>
+        <w:rPr>
+          <w:rFonts w:ascii="Consolas" w:hAnsi="Consolas"/>
+          <w:sz w:val="17"/>
+        </w:rPr>
+        <w:t xml:space="preserve"> WITH REPLICATION LOGIN</w:t>
+      </w:r>
+      <w:r>
+        <w:rPr>
+          <w:rFonts w:ascii="Consolas" w:hAnsi="Consolas"/>
+          <w:sz w:val="17"/>
+        </w:rPr>
+        <w:t>;</w:t>
+      </w:r>
+    </w:p>
+    <w:p>
+      <w:pPr>
+        <w:spacing w:after="0"/>
+        <w:ind w:left="280"/>
+        <w:rPr>
+          <w:rFonts w:ascii="Consolas" w:hAnsi="Consolas"/>
+          <w:sz w:val="17"/>
+        </w:rPr>
+      </w:pPr>
+      <w:r>
+        <w:rPr>
+          <w:rFonts w:ascii="Consolas" w:hAnsi="Consolas"/>
+          <w:sz w:val="17"/>
+        </w:rPr>
+        <w:t>\</w:t>
+      </w:r>
+      <w:proofErr w:type="gramStart"/>
+      <w:r>
+        <w:rPr>
+          <w:rFonts w:ascii="Consolas" w:hAnsi="Consolas"/>
+          <w:sz w:val="17"/>
+        </w:rPr>
+        <w:t>password</w:t>
+      </w:r>
+      <w:proofErr w:type="gramEnd"/>
+      <w:r>
+        <w:rPr>
+          <w:rFonts w:ascii="Consolas" w:hAnsi="Consolas"/>
+          <w:sz w:val="17"/>
+        </w:rPr>
+        <w:t xml:space="preserve"> </w:t>
+      </w:r>
+      <w:proofErr w:type="spellStart"/>
+      <w:r>
+        <w:rPr>
+          <w:rFonts w:ascii="Consolas" w:hAnsi="Consolas"/>
+          <w:sz w:val="17"/>
+        </w:rPr>
+        <w:t>zabbix_repl</w:t>
+      </w:r>
+      <w:proofErr w:type="spellEnd"/>
+      <w:r>
+        <w:rPr>
+          <w:rFonts w:ascii="Consolas" w:hAnsi="Consolas"/>
+          <w:sz w:val="17"/>
+        </w:rPr>
+        <w:br/>
+        <w:t xml:space="preserve">\du </w:t>
+      </w:r>
+      <w:proofErr w:type="spellStart"/>
+      <w:r>
+        <w:rPr>
+          <w:rFonts w:ascii="Consolas" w:hAnsi="Consolas"/>
+          <w:sz w:val="17"/>
+        </w:rPr>
+        <w:t>zabbix_repl</w:t>
+      </w:r>
+      <w:proofErr w:type="spellEnd"/>
+    </w:p>
+    <w:p>
+      <w:pPr>
+        <w:spacing w:after="0"/>
+        <w:ind w:left="280"/>
+      </w:pPr>
+      <w:r>
+        <w:rPr>
+          <w:rFonts w:ascii="Consolas" w:hAnsi="Consolas"/>
+          <w:sz w:val="17"/>
+        </w:rPr>
+        <w:t>\q</w:t>
+      </w:r>
+    </w:p>
+    <w:p>
+      <w:pPr>
+        <w:spacing w:after="80"/>
+      </w:pPr>
+      <w:r>
+        <w:t>Perform role/database creation only once against the initialized cluster. Do not independently create these roles or the database on the Replica.</w:t>
+      </w:r>
+    </w:p>
+    <w:p>
+      <w:pPr>
+        <w:pStyle w:val="Heading2"/>
+      </w:pPr>
+      <w:r>
+        <w:lastRenderedPageBreak/>
+        <w:t>4.4 Install Patroni on Both PostgreSQL Nodes</w:t>
+      </w:r>
+    </w:p>
+    <w:p>
+      <w:pPr>
+        <w:spacing w:before="40" w:after="100"/>
+        <w:ind w:left="288"/>
+      </w:pPr>
+      <w:proofErr w:type="spellStart"/>
+      <w:r>
+        <w:rPr>
+          <w:rFonts w:ascii="Consolas" w:hAnsi="Consolas"/>
+          <w:sz w:val="17"/>
+        </w:rPr>
+        <w:t>sudo</w:t>
+      </w:r>
+      <w:proofErr w:type="spellEnd"/>
+      <w:r>
+        <w:rPr>
+          <w:rFonts w:ascii="Consolas" w:hAnsi="Consolas"/>
+          <w:sz w:val="17"/>
+        </w:rPr>
+        <w:t xml:space="preserve"> </w:t>
+      </w:r>
+      <w:proofErr w:type="spellStart"/>
+      <w:r>
+        <w:rPr>
+          <w:rFonts w:ascii="Consolas" w:hAnsi="Consolas"/>
+          <w:sz w:val="17"/>
+        </w:rPr>
+        <w:t>dnf</w:t>
+      </w:r>
+      <w:proofErr w:type="spellEnd"/>
+      <w:r>
+        <w:rPr>
+          <w:rFonts w:ascii="Consolas" w:hAnsi="Consolas"/>
+          <w:sz w:val="17"/>
+        </w:rPr>
+        <w:t xml:space="preserve"> install -y </w:t>
+      </w:r>
+      <w:proofErr w:type="spellStart"/>
+      <w:r>
+        <w:rPr>
+          <w:rFonts w:ascii="Consolas" w:hAnsi="Consolas"/>
+          <w:sz w:val="17"/>
+        </w:rPr>
+        <w:t>patroni</w:t>
+      </w:r>
+      <w:proofErr w:type="spellEnd"/>
+      <w:r>
+        <w:rPr>
+          <w:rFonts w:ascii="Consolas" w:hAnsi="Consolas"/>
+          <w:sz w:val="17"/>
+        </w:rPr>
+        <w:t xml:space="preserve"> </w:t>
+      </w:r>
+      <w:proofErr w:type="spellStart"/>
+      <w:r>
+        <w:rPr>
+          <w:rFonts w:ascii="Consolas" w:hAnsi="Consolas"/>
+          <w:sz w:val="17"/>
+        </w:rPr>
+        <w:t>patroni-etcd</w:t>
+      </w:r>
+      <w:proofErr w:type="spellEnd"/>
+      <w:r>
+        <w:rPr>
+          <w:rFonts w:ascii="Consolas" w:hAnsi="Consolas"/>
+          <w:sz w:val="17"/>
+        </w:rPr>
+        <w:br/>
+      </w:r>
+      <w:proofErr w:type="spellStart"/>
+      <w:r>
+        <w:rPr>
+          <w:rFonts w:ascii="Consolas" w:hAnsi="Consolas"/>
+          <w:sz w:val="17"/>
+        </w:rPr>
+        <w:t>patroni</w:t>
+      </w:r>
+      <w:proofErr w:type="spellEnd"/>
+      <w:r>
+        <w:rPr>
+          <w:rFonts w:ascii="Consolas" w:hAnsi="Consolas"/>
+          <w:sz w:val="17"/>
+        </w:rPr>
+        <w:t xml:space="preserve"> --version</w:t>
+      </w:r>
+    </w:p>
+    <w:p>
+      <w:pPr>
+        <w:pStyle w:val="Heading2"/>
+      </w:pPr>
+      <w:r>
+        <w:t>4.5 Configure Patroni</w:t>
       </w:r>
     </w:p>
     <w:p>
@@ -1261,7 +1708,7 @@
         <w:spacing w:after="20"/>
       </w:pPr>
       <w:r>
-        <w:t>Expected password_encryption: scram-sha-256.</w:t>
+        <w:t>Edit /etc/patroni/patroni.yml on both PostgreSQL nodes.</w:t>
       </w:r>
     </w:p>
     <w:p>
@@ -1270,7 +1717,20 @@
         <w:spacing w:after="20"/>
       </w:pPr>
       <w:r>
-        <w:t>Create the zabbix database/user and grant required privileges according to the approved deployment values.</w:t>
+        <w:t>Use the approved node-specific Patroni configurations for munmssql01 and cgnmssql01.</w:t>
+      </w:r>
+    </w:p>
+    <w:p>
+      <w:pPr>
+        <w:spacing w:before="40" w:after="100"/>
+        <w:ind w:left="288"/>
+      </w:pPr>
+      <w:r>
+        <w:rPr>
+          <w:rFonts w:ascii="Consolas" w:hAnsi="Consolas"/>
+          <w:sz w:val="17"/>
+        </w:rPr>
+        <w:t>patroni --validate-config /etc/patroni/patroni.yml</w:t>
       </w:r>
     </w:p>
     <w:p>
@@ -1279,8 +1739,7 @@
         <w:spacing w:after="20"/>
       </w:pPr>
       <w:r>
-        <w:lastRenderedPageBreak/>
-        <w:t>Configure postgresql.conf listen_addresses and pg_hba.conf for the required Zabbix/NGINX/HA access.</w:t>
+        <w:t>Resolve all validation errors before starting Patroni.</w:t>
       </w:r>
     </w:p>
     <w:p>
@@ -1288,7 +1747,7 @@
         <w:pStyle w:val="Heading2"/>
       </w:pPr>
       <w:r>
-        <w:t>4.4 Install Patroni on Both PostgreSQL Nodes</w:t>
+        <w:t>4.6 Enable and Start Patroni</w:t>
       </w:r>
     </w:p>
     <w:p>
@@ -1301,15 +1760,15 @@
           <w:rFonts w:ascii="Consolas" w:hAnsi="Consolas"/>
           <w:sz w:val="17"/>
         </w:rPr>
-        <w:t>sudo dnf install -y patroni patroni-etcd</w:t>
-      </w:r>
-      <w:r>
-        <w:rPr>
-          <w:rFonts w:ascii="Consolas" w:hAnsi="Consolas"/>
-          <w:sz w:val="17"/>
-        </w:rPr>
-        <w:br/>
-        <w:t>patroni --version</w:t>
+        <w:t>sudo systemctl enable patroni</w:t>
+      </w:r>
+      <w:r>
+        <w:rPr>
+          <w:rFonts w:ascii="Consolas" w:hAnsi="Consolas"/>
+          <w:sz w:val="17"/>
+        </w:rPr>
+        <w:br/>
+        <w:t>sudo systemctl start patroni</w:t>
       </w:r>
     </w:p>
     <w:p>
@@ -1318,7 +1777,7 @@
         <w:spacing w:after="20"/>
       </w:pPr>
       <w:r>
-        <w:t>Run on munmssql01 and cgnmssql01.</w:t>
+        <w:t>Start Patroni on both PostgreSQL nodes after configuration validation.</w:t>
       </w:r>
     </w:p>
     <w:p>
@@ -1326,7 +1785,102 @@
         <w:pStyle w:val="Heading2"/>
       </w:pPr>
       <w:r>
-        <w:t>4.5 Configure Patroni</w:t>
+        <w:t>4.7 Validate Patroni Cluster</w:t>
+      </w:r>
+    </w:p>
+    <w:p>
+      <w:pPr>
+        <w:spacing w:before="40" w:after="100"/>
+        <w:ind w:left="288"/>
+      </w:pPr>
+      <w:r>
+        <w:rPr>
+          <w:rFonts w:ascii="Consolas" w:hAnsi="Consolas"/>
+          <w:sz w:val="17"/>
+        </w:rPr>
+        <w:t>patronictl -c /etc/patroni/patroni.yml list</w:t>
+      </w:r>
+    </w:p>
+    <w:p>
+      <w:r>
+        <w:t>Patroni-managed PostgreSQL access and pg_hba validation:</w:t>
+      </w:r>
+    </w:p>
+    <w:p>
+      <w:pPr>
+        <w:pStyle w:val="OperationalCode"/>
+      </w:pPr>
+      <w:r>
+        <w:t># Patroni configuration</w:t>
+      </w:r>
+      <w:r>
+        <w:br/>
+        <w:t>sudo vim /etc/patroni/patroni.yml</w:t>
+      </w:r>
+      <w:r>
+        <w:br/>
+      </w:r>
+      <w:r>
+        <w:br/>
+        <w:t># Review the dynamic Patroni configuration</w:t>
+      </w:r>
+      <w:r>
+        <w:br/>
+        <w:t>sudo patronictl -c /etc/patroni/patroni.yml show-config</w:t>
+      </w:r>
+      <w:r>
+        <w:br/>
+      </w:r>
+      <w:r>
+        <w:br/>
+        <w:t># Review the generated PostgreSQL HBA</w:t>
+      </w:r>
+      <w:r>
+        <w:br/>
+        <w:t>sudo cat /var/lib/pgsql/data/pg_hba.conf</w:t>
+      </w:r>
+      <w:r>
+        <w:br/>
+      </w:r>
+      <w:r>
+        <w:br/>
+        <w:t># Validate parsed HBA rules</w:t>
+      </w:r>
+      <w:r>
+        <w:br/>
+        <w:t>sudo -u postgres psql -c "SELECT * FROM pg_hba_file_rules;"</w:t>
+      </w:r>
+    </w:p>
+    <w:p>
+      <w:pPr>
+        <w:pStyle w:val="ListBullet"/>
+      </w:pPr>
+      <w:r>
+        <w:t>The production HA configuration defines PostgreSQL access through Patroni; do not manually maintain pg_hba.conf when the rule is managed by Patroni.</w:t>
+      </w:r>
+    </w:p>
+    <w:p>
+      <w:pPr>
+        <w:pStyle w:val="ListBullet"/>
+      </w:pPr>
+      <w:r>
+        <w:t>The Zabbix database user requires the approved source rules. The deployed configuration includes the PostgreSQL node addresses 10.90.5.3/32 and 10.90.5.4/32 where required for the Zabbix user.</w:t>
+      </w:r>
+    </w:p>
+    <w:p>
+      <w:pPr>
+        <w:pStyle w:val="ListBullet"/>
+      </w:pPr>
+      <w:r>
+        <w:t>Replication uses the zabbix_repl role and its replication-specific HBA rules; do not confuse these with the standard zabbix database-user rules.</w:t>
+      </w:r>
+    </w:p>
+    <w:p>
+      <w:pPr>
+        <w:pStyle w:val="ListBullet"/>
+      </w:pPr>
+      <w:r>
+        <w:t>After changing the Patroni configuration, verify the generated pg_hba.conf and re-check connectivity through the PostgreSQL VIP.</w:t>
       </w:r>
     </w:p>
     <w:p>
@@ -1335,7 +1889,80 @@
         <w:spacing w:after="20"/>
       </w:pPr>
       <w:r>
-        <w:t>Edit /etc/patroni/patroni.yml on both PostgreSQL nodes.</w:t>
+        <w:t>Expected: one Leader and one Replica; cluster healthy and replication streaming.</w:t>
+      </w:r>
+    </w:p>
+    <w:p>
+      <w:pPr>
+        <w:pStyle w:val="Heading1"/>
+      </w:pPr>
+      <w:r>
+        <w:t>5. Configure Keepalived for PostgreSQL VIP</w:t>
+      </w:r>
+    </w:p>
+    <w:p>
+      <w:pPr>
+        <w:pStyle w:val="Heading2"/>
+      </w:pPr>
+      <w:r>
+        <w:t>5.1 Configure Patroni Health Check</w:t>
+      </w:r>
+    </w:p>
+    <w:p>
+      <w:pPr>
+        <w:spacing w:before="40" w:after="100"/>
+        <w:ind w:left="288"/>
+      </w:pPr>
+      <w:r>
+        <w:rPr>
+          <w:rFonts w:ascii="Consolas" w:hAnsi="Consolas"/>
+          <w:sz w:val="17"/>
+        </w:rPr>
+        <w:t>sudo vim /usr/local/bin/check_patroni.sh</w:t>
+      </w:r>
+      <w:r>
+        <w:rPr>
+          <w:rFonts w:ascii="Consolas" w:hAnsi="Consolas"/>
+          <w:sz w:val="17"/>
+        </w:rPr>
+        <w:br/>
+      </w:r>
+      <w:r>
+        <w:rPr>
+          <w:rFonts w:ascii="Consolas" w:hAnsi="Consolas"/>
+          <w:sz w:val="17"/>
+        </w:rPr>
+        <w:br/>
+        <w:t>#!/bin/bash</w:t>
+      </w:r>
+      <w:r>
+        <w:rPr>
+          <w:rFonts w:ascii="Consolas" w:hAnsi="Consolas"/>
+          <w:sz w:val="17"/>
+        </w:rPr>
+        <w:br/>
+        <w:t>STATUS=$(curl --noproxy '*' -s -o /dev/null -w "%{http_code}" http://$(hostname -I | awk '{print $1}'):8008/primary)</w:t>
+      </w:r>
+      <w:r>
+        <w:rPr>
+          <w:rFonts w:ascii="Consolas" w:hAnsi="Consolas"/>
+          <w:sz w:val="17"/>
+        </w:rPr>
+        <w:br/>
+        <w:t>[ "$STATUS" = "200" ]</w:t>
+      </w:r>
+    </w:p>
+    <w:p>
+      <w:pPr>
+        <w:spacing w:before="40" w:after="100"/>
+        <w:ind w:left="288"/>
+      </w:pPr>
+      <w:r>
+        <w:rPr>
+          <w:rFonts w:ascii="Consolas" w:hAnsi="Consolas"/>
+          <w:sz w:val="17"/>
+        </w:rPr>
+        <w:t>sudo chmod +x /usr/local/bin/check_patroni.sh</w:t>
       </w:r>
     </w:p>
     <w:p>
@@ -1344,7 +1971,24 @@
         <w:spacing w:after="20"/>
       </w:pPr>
       <w:r>
-        <w:t>Use the approved node-specific Patroni configurations for munmssql01 and cgnmssql01.</w:t>
+        <w:lastRenderedPageBreak/>
+        <w:t>The script returns success only when the local Patroni node is the current Primary/Leader.</w:t>
+      </w:r>
+    </w:p>
+    <w:p>
+      <w:pPr>
+        <w:pStyle w:val="Heading2"/>
+      </w:pPr>
+      <w:r>
+        <w:t>5.2 Configure Keepalived on munmssql01</w:t>
+      </w:r>
+    </w:p>
+    <w:p>
+      <w:pPr>
+        <w:pStyle w:val="OperationalNote"/>
+      </w:pPr>
+      <w:r>
+        <w:t>PATH: The Keepalived configuration file is /etc/keepalived/keepalived.conf on both PostgreSQL nodes.</w:t>
       </w:r>
     </w:p>
     <w:p>
@@ -1357,7 +2001,568 @@
           <w:rFonts w:ascii="Consolas" w:hAnsi="Consolas"/>
           <w:sz w:val="17"/>
         </w:rPr>
-        <w:t>patroni --validate-config /etc/patroni/patroni.yml</w:t>
+        <w:t>global_defs {</w:t>
+      </w:r>
+      <w:r>
+        <w:rPr>
+          <w:rFonts w:ascii="Consolas" w:hAnsi="Consolas"/>
+          <w:sz w:val="17"/>
+        </w:rPr>
+        <w:br/>
+        <w:t xml:space="preserve">    router_id MU_PGSQL</w:t>
+      </w:r>
+      <w:r>
+        <w:rPr>
+          <w:rFonts w:ascii="Consolas" w:hAnsi="Consolas"/>
+          <w:sz w:val="17"/>
+        </w:rPr>
+        <w:br/>
+        <w:t>}</w:t>
+      </w:r>
+      <w:r>
+        <w:rPr>
+          <w:rFonts w:ascii="Consolas" w:hAnsi="Consolas"/>
+          <w:sz w:val="17"/>
+        </w:rPr>
+        <w:br/>
+      </w:r>
+      <w:r>
+        <w:rPr>
+          <w:rFonts w:ascii="Consolas" w:hAnsi="Consolas"/>
+          <w:sz w:val="17"/>
+        </w:rPr>
+        <w:br/>
+        <w:t>vrrp_script chk_patroni {</w:t>
+      </w:r>
+      <w:r>
+        <w:rPr>
+          <w:rFonts w:ascii="Consolas" w:hAnsi="Consolas"/>
+          <w:sz w:val="17"/>
+        </w:rPr>
+        <w:br/>
+        <w:t xml:space="preserve">    script "/usr/local/bin/check_patroni.sh"</w:t>
+      </w:r>
+      <w:r>
+        <w:rPr>
+          <w:rFonts w:ascii="Consolas" w:hAnsi="Consolas"/>
+          <w:sz w:val="17"/>
+        </w:rPr>
+        <w:br/>
+        <w:t xml:space="preserve">    interval 2</w:t>
+      </w:r>
+      <w:r>
+        <w:rPr>
+          <w:rFonts w:ascii="Consolas" w:hAnsi="Consolas"/>
+          <w:sz w:val="17"/>
+        </w:rPr>
+        <w:br/>
+        <w:t xml:space="preserve">    timeout 2</w:t>
+      </w:r>
+      <w:r>
+        <w:rPr>
+          <w:rFonts w:ascii="Consolas" w:hAnsi="Consolas"/>
+          <w:sz w:val="17"/>
+        </w:rPr>
+        <w:br/>
+        <w:t xml:space="preserve">    fall 2</w:t>
+      </w:r>
+      <w:r>
+        <w:rPr>
+          <w:rFonts w:ascii="Consolas" w:hAnsi="Consolas"/>
+          <w:sz w:val="17"/>
+        </w:rPr>
+        <w:br/>
+        <w:t xml:space="preserve">    rise 2</w:t>
+      </w:r>
+      <w:r>
+        <w:rPr>
+          <w:rFonts w:ascii="Consolas" w:hAnsi="Consolas"/>
+          <w:sz w:val="17"/>
+        </w:rPr>
+        <w:br/>
+        <w:t xml:space="preserve">    weight -250</w:t>
+      </w:r>
+      <w:r>
+        <w:rPr>
+          <w:rFonts w:ascii="Consolas" w:hAnsi="Consolas"/>
+          <w:sz w:val="17"/>
+        </w:rPr>
+        <w:br/>
+        <w:t>}</w:t>
+      </w:r>
+      <w:r>
+        <w:rPr>
+          <w:rFonts w:ascii="Consolas" w:hAnsi="Consolas"/>
+          <w:sz w:val="17"/>
+        </w:rPr>
+        <w:br/>
+      </w:r>
+      <w:r>
+        <w:rPr>
+          <w:rFonts w:ascii="Consolas" w:hAnsi="Consolas"/>
+          <w:sz w:val="17"/>
+        </w:rPr>
+        <w:br/>
+        <w:t>vrrp_instance VI_PG {</w:t>
+      </w:r>
+      <w:r>
+        <w:rPr>
+          <w:rFonts w:ascii="Consolas" w:hAnsi="Consolas"/>
+          <w:sz w:val="17"/>
+        </w:rPr>
+        <w:br/>
+        <w:t xml:space="preserve">    state BACKUP</w:t>
+      </w:r>
+      <w:r>
+        <w:rPr>
+          <w:rFonts w:ascii="Consolas" w:hAnsi="Consolas"/>
+          <w:sz w:val="17"/>
+        </w:rPr>
+        <w:br/>
+        <w:t xml:space="preserve">    interface ens33</w:t>
+      </w:r>
+      <w:r>
+        <w:rPr>
+          <w:rFonts w:ascii="Consolas" w:hAnsi="Consolas"/>
+          <w:sz w:val="17"/>
+        </w:rPr>
+        <w:br/>
+        <w:t xml:space="preserve">    virtual_router_id 51</w:t>
+      </w:r>
+      <w:r>
+        <w:rPr>
+          <w:rFonts w:ascii="Consolas" w:hAnsi="Consolas"/>
+          <w:sz w:val="17"/>
+        </w:rPr>
+        <w:br/>
+        <w:t xml:space="preserve">    priority 200</w:t>
+      </w:r>
+      <w:r>
+        <w:rPr>
+          <w:rFonts w:ascii="Consolas" w:hAnsi="Consolas"/>
+          <w:sz w:val="17"/>
+        </w:rPr>
+        <w:br/>
+        <w:t xml:space="preserve">    advert_int 1</w:t>
+      </w:r>
+      <w:r>
+        <w:rPr>
+          <w:rFonts w:ascii="Consolas" w:hAnsi="Consolas"/>
+          <w:sz w:val="17"/>
+        </w:rPr>
+        <w:br/>
+      </w:r>
+      <w:r>
+        <w:rPr>
+          <w:rFonts w:ascii="Consolas" w:hAnsi="Consolas"/>
+          <w:sz w:val="17"/>
+        </w:rPr>
+        <w:br/>
+        <w:t xml:space="preserve">    authentication {</w:t>
+      </w:r>
+      <w:r>
+        <w:rPr>
+          <w:rFonts w:ascii="Consolas" w:hAnsi="Consolas"/>
+          <w:sz w:val="17"/>
+        </w:rPr>
+        <w:br/>
+        <w:t xml:space="preserve">        auth_type PASS</w:t>
+      </w:r>
+      <w:r>
+        <w:rPr>
+          <w:rFonts w:ascii="Consolas" w:hAnsi="Consolas"/>
+          <w:sz w:val="17"/>
+        </w:rPr>
+        <w:br/>
+        <w:t xml:space="preserve">        auth_pass BelcanVIP</w:t>
+      </w:r>
+      <w:r>
+        <w:rPr>
+          <w:rFonts w:ascii="Consolas" w:hAnsi="Consolas"/>
+          <w:sz w:val="17"/>
+        </w:rPr>
+        <w:br/>
+        <w:t xml:space="preserve">    }</w:t>
+      </w:r>
+      <w:r>
+        <w:rPr>
+          <w:rFonts w:ascii="Consolas" w:hAnsi="Consolas"/>
+          <w:sz w:val="17"/>
+        </w:rPr>
+        <w:br/>
+      </w:r>
+      <w:r>
+        <w:rPr>
+          <w:rFonts w:ascii="Consolas" w:hAnsi="Consolas"/>
+          <w:sz w:val="17"/>
+        </w:rPr>
+        <w:br/>
+        <w:t xml:space="preserve">    virtual_ipaddress {</w:t>
+      </w:r>
+      <w:r>
+        <w:rPr>
+          <w:rFonts w:ascii="Consolas" w:hAnsi="Consolas"/>
+          <w:sz w:val="17"/>
+        </w:rPr>
+        <w:br/>
+        <w:t xml:space="preserve">        10.90.5.12/24</w:t>
+      </w:r>
+      <w:r>
+        <w:rPr>
+          <w:rFonts w:ascii="Consolas" w:hAnsi="Consolas"/>
+          <w:sz w:val="17"/>
+        </w:rPr>
+        <w:br/>
+        <w:t xml:space="preserve">    }</w:t>
+      </w:r>
+      <w:r>
+        <w:rPr>
+          <w:rFonts w:ascii="Consolas" w:hAnsi="Consolas"/>
+          <w:sz w:val="17"/>
+        </w:rPr>
+        <w:br/>
+      </w:r>
+      <w:r>
+        <w:rPr>
+          <w:rFonts w:ascii="Consolas" w:hAnsi="Consolas"/>
+          <w:sz w:val="17"/>
+        </w:rPr>
+        <w:br/>
+        <w:t xml:space="preserve">    track_script {</w:t>
+      </w:r>
+      <w:r>
+        <w:rPr>
+          <w:rFonts w:ascii="Consolas" w:hAnsi="Consolas"/>
+          <w:sz w:val="17"/>
+        </w:rPr>
+        <w:br/>
+        <w:t xml:space="preserve">        chk_patroni</w:t>
+      </w:r>
+      <w:r>
+        <w:rPr>
+          <w:rFonts w:ascii="Consolas" w:hAnsi="Consolas"/>
+          <w:sz w:val="17"/>
+        </w:rPr>
+        <w:br/>
+        <w:t xml:space="preserve">    }</w:t>
+      </w:r>
+      <w:r>
+        <w:rPr>
+          <w:rFonts w:ascii="Consolas" w:hAnsi="Consolas"/>
+          <w:sz w:val="17"/>
+        </w:rPr>
+        <w:br/>
+        <w:t>}</w:t>
+      </w:r>
+    </w:p>
+    <w:p>
+      <w:pPr>
+        <w:pStyle w:val="Heading2"/>
+      </w:pPr>
+      <w:r>
+        <w:t>5.3 Configure Keepalived on cgnmssql01</w:t>
+      </w:r>
+    </w:p>
+    <w:p>
+      <w:pPr>
+        <w:spacing w:before="40" w:after="100"/>
+        <w:ind w:left="288"/>
+      </w:pPr>
+      <w:r>
+        <w:rPr>
+          <w:rFonts w:ascii="Consolas" w:hAnsi="Consolas"/>
+          <w:sz w:val="17"/>
+        </w:rPr>
+        <w:t>global_defs {</w:t>
+      </w:r>
+      <w:r>
+        <w:rPr>
+          <w:rFonts w:ascii="Consolas" w:hAnsi="Consolas"/>
+          <w:sz w:val="17"/>
+        </w:rPr>
+        <w:br/>
+        <w:t xml:space="preserve">    router_id CG_PGSQL</w:t>
+      </w:r>
+      <w:r>
+        <w:rPr>
+          <w:rFonts w:ascii="Consolas" w:hAnsi="Consolas"/>
+          <w:sz w:val="17"/>
+        </w:rPr>
+        <w:br/>
+        <w:t>}</w:t>
+      </w:r>
+      <w:r>
+        <w:rPr>
+          <w:rFonts w:ascii="Consolas" w:hAnsi="Consolas"/>
+          <w:sz w:val="17"/>
+        </w:rPr>
+        <w:br/>
+      </w:r>
+      <w:r>
+        <w:rPr>
+          <w:rFonts w:ascii="Consolas" w:hAnsi="Consolas"/>
+          <w:sz w:val="17"/>
+        </w:rPr>
+        <w:br/>
+        <w:t>vrrp_script chk_patroni {</w:t>
+      </w:r>
+      <w:r>
+        <w:rPr>
+          <w:rFonts w:ascii="Consolas" w:hAnsi="Consolas"/>
+          <w:sz w:val="17"/>
+        </w:rPr>
+        <w:br/>
+        <w:t xml:space="preserve">    script "/usr/local/bin/check_patroni.sh"</w:t>
+      </w:r>
+      <w:r>
+        <w:rPr>
+          <w:rFonts w:ascii="Consolas" w:hAnsi="Consolas"/>
+          <w:sz w:val="17"/>
+        </w:rPr>
+        <w:br/>
+        <w:t xml:space="preserve">    interval 2</w:t>
+      </w:r>
+      <w:r>
+        <w:rPr>
+          <w:rFonts w:ascii="Consolas" w:hAnsi="Consolas"/>
+          <w:sz w:val="17"/>
+        </w:rPr>
+        <w:br/>
+        <w:t xml:space="preserve">    timeout 2</w:t>
+      </w:r>
+      <w:r>
+        <w:rPr>
+          <w:rFonts w:ascii="Consolas" w:hAnsi="Consolas"/>
+          <w:sz w:val="17"/>
+        </w:rPr>
+        <w:br/>
+        <w:t xml:space="preserve">    fall 2</w:t>
+      </w:r>
+      <w:r>
+        <w:rPr>
+          <w:rFonts w:ascii="Consolas" w:hAnsi="Consolas"/>
+          <w:sz w:val="17"/>
+        </w:rPr>
+        <w:br/>
+        <w:t xml:space="preserve">    rise 2</w:t>
+      </w:r>
+      <w:r>
+        <w:rPr>
+          <w:rFonts w:ascii="Consolas" w:hAnsi="Consolas"/>
+          <w:sz w:val="17"/>
+        </w:rPr>
+        <w:br/>
+        <w:t xml:space="preserve">    weight -250</w:t>
+      </w:r>
+      <w:r>
+        <w:rPr>
+          <w:rFonts w:ascii="Consolas" w:hAnsi="Consolas"/>
+          <w:sz w:val="17"/>
+        </w:rPr>
+        <w:br/>
+        <w:t>}</w:t>
+      </w:r>
+      <w:r>
+        <w:rPr>
+          <w:rFonts w:ascii="Consolas" w:hAnsi="Consolas"/>
+          <w:sz w:val="17"/>
+        </w:rPr>
+        <w:br/>
+      </w:r>
+      <w:r>
+        <w:rPr>
+          <w:rFonts w:ascii="Consolas" w:hAnsi="Consolas"/>
+          <w:sz w:val="17"/>
+        </w:rPr>
+        <w:br/>
+        <w:t>vrrp_instance VI_PG {</w:t>
+      </w:r>
+      <w:r>
+        <w:rPr>
+          <w:rFonts w:ascii="Consolas" w:hAnsi="Consolas"/>
+          <w:sz w:val="17"/>
+        </w:rPr>
+        <w:br/>
+        <w:t xml:space="preserve">    state BACKUP</w:t>
+      </w:r>
+      <w:r>
+        <w:rPr>
+          <w:rFonts w:ascii="Consolas" w:hAnsi="Consolas"/>
+          <w:sz w:val="17"/>
+        </w:rPr>
+        <w:br/>
+        <w:t xml:space="preserve">    interface ens33</w:t>
+      </w:r>
+      <w:r>
+        <w:rPr>
+          <w:rFonts w:ascii="Consolas" w:hAnsi="Consolas"/>
+          <w:sz w:val="17"/>
+        </w:rPr>
+        <w:br/>
+        <w:t xml:space="preserve">    virtual_router_id 51</w:t>
+      </w:r>
+      <w:r>
+        <w:rPr>
+          <w:rFonts w:ascii="Consolas" w:hAnsi="Consolas"/>
+          <w:sz w:val="17"/>
+        </w:rPr>
+        <w:br/>
+        <w:t xml:space="preserve">    priority 150</w:t>
+      </w:r>
+      <w:r>
+        <w:rPr>
+          <w:rFonts w:ascii="Consolas" w:hAnsi="Consolas"/>
+          <w:sz w:val="17"/>
+        </w:rPr>
+        <w:br/>
+        <w:t xml:space="preserve">    advert_int 1</w:t>
+      </w:r>
+      <w:r>
+        <w:rPr>
+          <w:rFonts w:ascii="Consolas" w:hAnsi="Consolas"/>
+          <w:sz w:val="17"/>
+        </w:rPr>
+        <w:br/>
+      </w:r>
+      <w:r>
+        <w:rPr>
+          <w:rFonts w:ascii="Consolas" w:hAnsi="Consolas"/>
+          <w:sz w:val="17"/>
+        </w:rPr>
+        <w:lastRenderedPageBreak/>
+        <w:br/>
+        <w:t xml:space="preserve">    authentication {</w:t>
+      </w:r>
+      <w:r>
+        <w:rPr>
+          <w:rFonts w:ascii="Consolas" w:hAnsi="Consolas"/>
+          <w:sz w:val="17"/>
+        </w:rPr>
+        <w:br/>
+        <w:t xml:space="preserve">        auth_type PASS</w:t>
+      </w:r>
+      <w:r>
+        <w:rPr>
+          <w:rFonts w:ascii="Consolas" w:hAnsi="Consolas"/>
+          <w:sz w:val="17"/>
+        </w:rPr>
+        <w:br/>
+        <w:t xml:space="preserve">        auth_pass BelcanVIP</w:t>
+      </w:r>
+      <w:r>
+        <w:rPr>
+          <w:rFonts w:ascii="Consolas" w:hAnsi="Consolas"/>
+          <w:sz w:val="17"/>
+        </w:rPr>
+        <w:br/>
+        <w:t xml:space="preserve">    }</w:t>
+      </w:r>
+      <w:r>
+        <w:rPr>
+          <w:rFonts w:ascii="Consolas" w:hAnsi="Consolas"/>
+          <w:sz w:val="17"/>
+        </w:rPr>
+        <w:br/>
+      </w:r>
+      <w:r>
+        <w:rPr>
+          <w:rFonts w:ascii="Consolas" w:hAnsi="Consolas"/>
+          <w:sz w:val="17"/>
+        </w:rPr>
+        <w:br/>
+        <w:t xml:space="preserve">    virtual_ipaddress {</w:t>
+      </w:r>
+      <w:r>
+        <w:rPr>
+          <w:rFonts w:ascii="Consolas" w:hAnsi="Consolas"/>
+          <w:sz w:val="17"/>
+        </w:rPr>
+        <w:br/>
+        <w:t xml:space="preserve">        10.90.5.12/24</w:t>
+      </w:r>
+      <w:r>
+        <w:rPr>
+          <w:rFonts w:ascii="Consolas" w:hAnsi="Consolas"/>
+          <w:sz w:val="17"/>
+        </w:rPr>
+        <w:br/>
+        <w:t xml:space="preserve">    }</w:t>
+      </w:r>
+      <w:r>
+        <w:rPr>
+          <w:rFonts w:ascii="Consolas" w:hAnsi="Consolas"/>
+          <w:sz w:val="17"/>
+        </w:rPr>
+        <w:br/>
+      </w:r>
+      <w:r>
+        <w:rPr>
+          <w:rFonts w:ascii="Consolas" w:hAnsi="Consolas"/>
+          <w:sz w:val="17"/>
+        </w:rPr>
+        <w:br/>
+        <w:t xml:space="preserve">    track_script {</w:t>
+      </w:r>
+      <w:r>
+        <w:rPr>
+          <w:rFonts w:ascii="Consolas" w:hAnsi="Consolas"/>
+          <w:sz w:val="17"/>
+        </w:rPr>
+        <w:br/>
+        <w:t xml:space="preserve">        chk_patroni</w:t>
+      </w:r>
+      <w:r>
+        <w:rPr>
+          <w:rFonts w:ascii="Consolas" w:hAnsi="Consolas"/>
+          <w:sz w:val="17"/>
+        </w:rPr>
+        <w:br/>
+        <w:t xml:space="preserve">    }</w:t>
+      </w:r>
+      <w:r>
+        <w:rPr>
+          <w:rFonts w:ascii="Consolas" w:hAnsi="Consolas"/>
+          <w:sz w:val="17"/>
+        </w:rPr>
+        <w:br/>
+        <w:t>}</w:t>
+      </w:r>
+    </w:p>
+    <w:p>
+      <w:pPr>
+        <w:pStyle w:val="Heading2"/>
+      </w:pPr>
+      <w:r>
+        <w:t>5.4 Start / Validate Keepalived</w:t>
+      </w:r>
+    </w:p>
+    <w:p>
+      <w:pPr>
+        <w:spacing w:before="40" w:after="100"/>
+        <w:ind w:left="288"/>
+      </w:pPr>
+      <w:r>
+        <w:rPr>
+          <w:rFonts w:ascii="Consolas" w:hAnsi="Consolas"/>
+          <w:sz w:val="17"/>
+        </w:rPr>
+        <w:t>sudo systemctl restart keepalived</w:t>
+      </w:r>
+      <w:r>
+        <w:rPr>
+          <w:rFonts w:ascii="Consolas" w:hAnsi="Consolas"/>
+          <w:sz w:val="17"/>
+        </w:rPr>
+        <w:br/>
+        <w:t>systemctl status keepalived</w:t>
+      </w:r>
+      <w:r>
+        <w:rPr>
+          <w:rFonts w:ascii="Consolas" w:hAnsi="Consolas"/>
+          <w:sz w:val="17"/>
+        </w:rPr>
+        <w:br/>
+        <w:t>ip addr | grep 10.90.5.12</w:t>
       </w:r>
     </w:p>
     <w:p>
@@ -1366,7 +2571,15 @@
         <w:spacing w:after="20"/>
       </w:pPr>
       <w:r>
-        <w:t>Resolve all validation errors before starting Patroni.</w:t>
+        <w:t>Expected: VIP 10.90.5.12 is assigned only to the current Patroni Leader.</w:t>
+      </w:r>
+    </w:p>
+    <w:p>
+      <w:pPr>
+        <w:pStyle w:val="Heading1"/>
+      </w:pPr>
+      <w:r>
+        <w:t>6. Deploy Zabbix Server HA</w:t>
       </w:r>
     </w:p>
     <w:p>
@@ -1374,7 +2587,7 @@
         <w:pStyle w:val="Heading2"/>
       </w:pPr>
       <w:r>
-        <w:t>4.6 Enable and Start Patroni</w:t>
+        <w:t>6.1 Install Zabbix Packages on Both Zabbix Server Nodes</w:t>
       </w:r>
     </w:p>
     <w:p>
@@ -1387,15 +2600,63 @@
           <w:rFonts w:ascii="Consolas" w:hAnsi="Consolas"/>
           <w:sz w:val="17"/>
         </w:rPr>
-        <w:t>sudo systemctl enable patroni</w:t>
-      </w:r>
-      <w:r>
-        <w:rPr>
-          <w:rFonts w:ascii="Consolas" w:hAnsi="Consolas"/>
-          <w:sz w:val="17"/>
-        </w:rPr>
-        <w:br/>
-        <w:t>sudo systemctl start patroni</w:t>
+        <w:t>sudo dnf install -y epel-release</w:t>
+      </w:r>
+      <w:r>
+        <w:rPr>
+          <w:rFonts w:ascii="Consolas" w:hAnsi="Consolas"/>
+          <w:sz w:val="17"/>
+        </w:rPr>
+        <w:br/>
+        <w:t># In /etc/yum.repos.d/epel.repo under [epel]:</w:t>
+      </w:r>
+      <w:r>
+        <w:rPr>
+          <w:rFonts w:ascii="Consolas" w:hAnsi="Consolas"/>
+          <w:sz w:val="17"/>
+        </w:rPr>
+        <w:br/>
+        <w:t>excludepkgs=zabbix*</w:t>
+      </w:r>
+      <w:r>
+        <w:rPr>
+          <w:rFonts w:ascii="Consolas" w:hAnsi="Consolas"/>
+          <w:sz w:val="17"/>
+        </w:rPr>
+        <w:br/>
+        <w:t>wget https://repo.zabbix.com/zabbix/7.0/rhel/9/x86_64/zabbix-release-latest-7.0.el9.noarch.rpm</w:t>
+      </w:r>
+      <w:r>
+        <w:rPr>
+          <w:rFonts w:ascii="Consolas" w:hAnsi="Consolas"/>
+          <w:sz w:val="17"/>
+        </w:rPr>
+        <w:br/>
+        <w:t>sudo rpm -Uvh zabbix-release-latest-7.0.el9.noarch.rpm</w:t>
+      </w:r>
+      <w:r>
+        <w:rPr>
+          <w:rFonts w:ascii="Consolas" w:hAnsi="Consolas"/>
+          <w:sz w:val="17"/>
+        </w:rPr>
+        <w:br/>
+        <w:t>sudo dnf clean all &amp;&amp; sudo dnf makecache</w:t>
+      </w:r>
+      <w:r>
+        <w:rPr>
+          <w:rFonts w:ascii="Consolas" w:hAnsi="Consolas"/>
+          <w:sz w:val="17"/>
+        </w:rPr>
+        <w:br/>
+        <w:t>sudo dnf install -y zabbix-server-pgsql zabbix-agent2 zabbix-sql-scripts postgresql</w:t>
+      </w:r>
+    </w:p>
+    <w:p>
+      <w:pPr>
+        <w:pStyle w:val="Heading2"/>
+      </w:pPr>
+      <w:r>
+        <w:t>6.2 Import Zabbix Database Schema</w:t>
       </w:r>
     </w:p>
     <w:p>
@@ -1404,15 +2665,7 @@
         <w:spacing w:after="20"/>
       </w:pPr>
       <w:r>
-        <w:t>Start Patroni on both PostgreSQL nodes after configuration validation.</w:t>
-      </w:r>
-    </w:p>
-    <w:p>
-      <w:pPr>
-        <w:pStyle w:val="Heading2"/>
-      </w:pPr>
-      <w:r>
-        <w:t>4.7 Validate Patroni Cluster</w:t>
+        <w:t>Run the schema import only once, against the PostgreSQL VIP / current database.</w:t>
       </w:r>
     </w:p>
     <w:p>
@@ -1425,7 +2678,23 @@
           <w:rFonts w:ascii="Consolas" w:hAnsi="Consolas"/>
           <w:sz w:val="17"/>
         </w:rPr>
-        <w:t>patronictl -c /etc/patroni/patroni.yml list</w:t>
+        <w:t>zcat /usr/share/zabbix-sql-scripts/postgresql/server.sql.gz | \</w:t>
+      </w:r>
+      <w:r>
+        <w:rPr>
+          <w:rFonts w:ascii="Consolas" w:hAnsi="Consolas"/>
+          <w:sz w:val="17"/>
+        </w:rPr>
+        <w:br/>
+        <w:t>psql -h 10.90.5.12 -U zabbix -d zabbix</w:t>
+      </w:r>
+    </w:p>
+    <w:p>
+      <w:pPr>
+        <w:pStyle w:val="Heading2"/>
+      </w:pPr>
+      <w:r>
+        <w:t>6.3 Configure Zabbix Server HA</w:t>
       </w:r>
     </w:p>
     <w:p>
@@ -1434,23 +2703,7 @@
         <w:spacing w:after="20"/>
       </w:pPr>
       <w:r>
-        <w:t>Expected: one Leader and one Replica; cluster healthy and replication streaming.</w:t>
-      </w:r>
-    </w:p>
-    <w:p>
-      <w:pPr>
-        <w:pStyle w:val="Heading1"/>
-      </w:pPr>
-      <w:r>
-        <w:t>5. Configure Keepalived for PostgreSQL VIP</w:t>
-      </w:r>
-    </w:p>
-    <w:p>
-      <w:pPr>
-        <w:pStyle w:val="Heading2"/>
-      </w:pPr>
-      <w:r>
-        <w:t>5.1 Configure Patroni Health Check</w:t>
+        <w:t>Edit /etc/zabbix/zabbix_server.conf on both nodes.</w:t>
       </w:r>
     </w:p>
     <w:p>
@@ -1463,38 +2716,127 @@
           <w:rFonts w:ascii="Consolas" w:hAnsi="Consolas"/>
           <w:sz w:val="17"/>
         </w:rPr>
-        <w:t>sudo vim /usr/local/bin/check_patroni.sh</w:t>
-      </w:r>
-      <w:r>
-        <w:rPr>
-          <w:rFonts w:ascii="Consolas" w:hAnsi="Consolas"/>
-          <w:sz w:val="17"/>
-        </w:rPr>
-        <w:br/>
-      </w:r>
-      <w:r>
-        <w:rPr>
-          <w:rFonts w:ascii="Consolas" w:hAnsi="Consolas"/>
-          <w:sz w:val="17"/>
-        </w:rPr>
-        <w:br/>
-        <w:t>#!/bin/bash</w:t>
-      </w:r>
-      <w:r>
-        <w:rPr>
-          <w:rFonts w:ascii="Consolas" w:hAnsi="Consolas"/>
-          <w:sz w:val="17"/>
-        </w:rPr>
-        <w:br/>
-        <w:t>STATUS=$(curl --noproxy '*' -s -o /dev/null -w "%{http_code}" http://$(hostname -I | awk '{print $1}'):8008/primary)</w:t>
-      </w:r>
-      <w:r>
-        <w:rPr>
-          <w:rFonts w:ascii="Consolas" w:hAnsi="Consolas"/>
-          <w:sz w:val="17"/>
-        </w:rPr>
-        <w:br/>
-        <w:t>[ "$STATUS" = "200" ]</w:t>
+        <w:t># munms01</w:t>
+      </w:r>
+      <w:r>
+        <w:rPr>
+          <w:rFonts w:ascii="Consolas" w:hAnsi="Consolas"/>
+          <w:sz w:val="17"/>
+        </w:rPr>
+        <w:br/>
+        <w:t>DBHost=10.90.5.12</w:t>
+      </w:r>
+      <w:r>
+        <w:rPr>
+          <w:rFonts w:ascii="Consolas" w:hAnsi="Consolas"/>
+          <w:sz w:val="17"/>
+        </w:rPr>
+        <w:br/>
+        <w:t>DBName=zabbix</w:t>
+      </w:r>
+      <w:r>
+        <w:rPr>
+          <w:rFonts w:ascii="Consolas" w:hAnsi="Consolas"/>
+          <w:sz w:val="17"/>
+        </w:rPr>
+        <w:br/>
+        <w:t>DBUser=zabbix</w:t>
+      </w:r>
+      <w:r>
+        <w:rPr>
+          <w:rFonts w:ascii="Consolas" w:hAnsi="Consolas"/>
+          <w:sz w:val="17"/>
+        </w:rPr>
+        <w:br/>
+        <w:t>DBPassword=&lt;password&gt;</w:t>
+      </w:r>
+      <w:r>
+        <w:rPr>
+          <w:rFonts w:ascii="Consolas" w:hAnsi="Consolas"/>
+          <w:sz w:val="17"/>
+        </w:rPr>
+        <w:br/>
+        <w:t>HANodeName=munms01</w:t>
+      </w:r>
+      <w:r>
+        <w:rPr>
+          <w:rFonts w:ascii="Consolas" w:hAnsi="Consolas"/>
+          <w:sz w:val="17"/>
+        </w:rPr>
+        <w:br/>
+        <w:t>NodeAddress=&lt;primary_ip&gt;:10051</w:t>
+      </w:r>
+      <w:r>
+        <w:rPr>
+          <w:rFonts w:ascii="Consolas" w:hAnsi="Consolas"/>
+          <w:sz w:val="17"/>
+        </w:rPr>
+        <w:br/>
+      </w:r>
+      <w:r>
+        <w:rPr>
+          <w:rFonts w:ascii="Consolas" w:hAnsi="Consolas"/>
+          <w:sz w:val="17"/>
+        </w:rPr>
+        <w:br/>
+        <w:t># cgnms01</w:t>
+      </w:r>
+      <w:r>
+        <w:rPr>
+          <w:rFonts w:ascii="Consolas" w:hAnsi="Consolas"/>
+          <w:sz w:val="17"/>
+        </w:rPr>
+        <w:br/>
+        <w:t>DBHost=10.90.5.12</w:t>
+      </w:r>
+      <w:r>
+        <w:rPr>
+          <w:rFonts w:ascii="Consolas" w:hAnsi="Consolas"/>
+          <w:sz w:val="17"/>
+        </w:rPr>
+        <w:br/>
+        <w:t>DBName=zabbix</w:t>
+      </w:r>
+      <w:r>
+        <w:rPr>
+          <w:rFonts w:ascii="Consolas" w:hAnsi="Consolas"/>
+          <w:sz w:val="17"/>
+        </w:rPr>
+        <w:br/>
+        <w:t>DBUser=zabbix</w:t>
+      </w:r>
+      <w:r>
+        <w:rPr>
+          <w:rFonts w:ascii="Consolas" w:hAnsi="Consolas"/>
+          <w:sz w:val="17"/>
+        </w:rPr>
+        <w:br/>
+        <w:t>DBPassword=&lt;password&gt;</w:t>
+      </w:r>
+      <w:r>
+        <w:rPr>
+          <w:rFonts w:ascii="Consolas" w:hAnsi="Consolas"/>
+          <w:sz w:val="17"/>
+        </w:rPr>
+        <w:br/>
+        <w:t>HANodeName=cgnms01</w:t>
+      </w:r>
+      <w:r>
+        <w:rPr>
+          <w:rFonts w:ascii="Consolas" w:hAnsi="Consolas"/>
+          <w:sz w:val="17"/>
+        </w:rPr>
+        <w:br/>
+        <w:t>NodeAddress=&lt;secondary_ip&gt;:10051</w:t>
+      </w:r>
+    </w:p>
+    <w:p>
+      <w:pPr>
+        <w:pStyle w:val="Heading2"/>
+      </w:pPr>
+      <w:r>
+        <w:lastRenderedPageBreak/>
+        <w:t>6.4 Start Zabbix Server and Agent 2</w:t>
       </w:r>
     </w:p>
     <w:p>
@@ -1507,7 +2849,15 @@
           <w:rFonts w:ascii="Consolas" w:hAnsi="Consolas"/>
           <w:sz w:val="17"/>
         </w:rPr>
-        <w:t>sudo chmod +x /usr/local/bin/check_patroni.sh</w:t>
+        <w:t>systemctl enable --now zabbix-server zabbix-agent2</w:t>
+      </w:r>
+    </w:p>
+    <w:p>
+      <w:pPr>
+        <w:pStyle w:val="Heading2"/>
+      </w:pPr>
+      <w:r>
+        <w:t>6.5 Validate Zabbix HA</w:t>
       </w:r>
     </w:p>
     <w:p>
@@ -1516,7 +2866,24 @@
         <w:spacing w:after="20"/>
       </w:pPr>
       <w:r>
-        <w:t>The script returns success only when the local Patroni node is the current Primary/Leader.</w:t>
+        <w:t>Open Zabbix UI → Administration → HA Nodes.</w:t>
+      </w:r>
+    </w:p>
+    <w:p>
+      <w:pPr>
+        <w:pStyle w:val="ListBullet"/>
+        <w:spacing w:after="20"/>
+      </w:pPr>
+      <w:r>
+        <w:t>Expected: one node Active and one node Standby.</w:t>
+      </w:r>
+    </w:p>
+    <w:p>
+      <w:pPr>
+        <w:pStyle w:val="Heading1"/>
+      </w:pPr>
+      <w:r>
+        <w:t>7. Configure Keepalived for Zabbix Server VIP</w:t>
       </w:r>
     </w:p>
     <w:p>
@@ -1524,7 +2891,7 @@
         <w:pStyle w:val="Heading2"/>
       </w:pPr>
       <w:r>
-        <w:t>5.2 Configure Keepalived on munmssql01</w:t>
+        <w:t>7.1 Install Keepalived</w:t>
       </w:r>
     </w:p>
     <w:p>
@@ -1537,265 +2904,7 @@
           <w:rFonts w:ascii="Consolas" w:hAnsi="Consolas"/>
           <w:sz w:val="17"/>
         </w:rPr>
-        <w:t>global_defs {</w:t>
-      </w:r>
-      <w:r>
-        <w:rPr>
-          <w:rFonts w:ascii="Consolas" w:hAnsi="Consolas"/>
-          <w:sz w:val="17"/>
-        </w:rPr>
-        <w:br/>
-        <w:t xml:space="preserve">    router_id MU_PGSQL</w:t>
-      </w:r>
-      <w:r>
-        <w:rPr>
-          <w:rFonts w:ascii="Consolas" w:hAnsi="Consolas"/>
-          <w:sz w:val="17"/>
-        </w:rPr>
-        <w:br/>
-        <w:t>}</w:t>
-      </w:r>
-      <w:r>
-        <w:rPr>
-          <w:rFonts w:ascii="Consolas" w:hAnsi="Consolas"/>
-          <w:sz w:val="17"/>
-        </w:rPr>
-        <w:br/>
-      </w:r>
-      <w:r>
-        <w:rPr>
-          <w:rFonts w:ascii="Consolas" w:hAnsi="Consolas"/>
-          <w:sz w:val="17"/>
-        </w:rPr>
-        <w:br/>
-        <w:t>vrrp_script chk_patroni {</w:t>
-      </w:r>
-      <w:r>
-        <w:rPr>
-          <w:rFonts w:ascii="Consolas" w:hAnsi="Consolas"/>
-          <w:sz w:val="17"/>
-        </w:rPr>
-        <w:br/>
-        <w:t xml:space="preserve">    script "/usr/local/bin/check_patroni.sh"</w:t>
-      </w:r>
-      <w:r>
-        <w:rPr>
-          <w:rFonts w:ascii="Consolas" w:hAnsi="Consolas"/>
-          <w:sz w:val="17"/>
-        </w:rPr>
-        <w:br/>
-        <w:t xml:space="preserve">    interval 2</w:t>
-      </w:r>
-      <w:r>
-        <w:rPr>
-          <w:rFonts w:ascii="Consolas" w:hAnsi="Consolas"/>
-          <w:sz w:val="17"/>
-        </w:rPr>
-        <w:br/>
-        <w:t xml:space="preserve">    timeout 2</w:t>
-      </w:r>
-      <w:r>
-        <w:rPr>
-          <w:rFonts w:ascii="Consolas" w:hAnsi="Consolas"/>
-          <w:sz w:val="17"/>
-        </w:rPr>
-        <w:br/>
-        <w:t xml:space="preserve">    fall 2</w:t>
-      </w:r>
-      <w:r>
-        <w:rPr>
-          <w:rFonts w:ascii="Consolas" w:hAnsi="Consolas"/>
-          <w:sz w:val="17"/>
-        </w:rPr>
-        <w:br/>
-        <w:t xml:space="preserve">    rise 2</w:t>
-      </w:r>
-      <w:r>
-        <w:rPr>
-          <w:rFonts w:ascii="Consolas" w:hAnsi="Consolas"/>
-          <w:sz w:val="17"/>
-        </w:rPr>
-        <w:br/>
-        <w:t xml:space="preserve">    weight -250</w:t>
-      </w:r>
-      <w:r>
-        <w:rPr>
-          <w:rFonts w:ascii="Consolas" w:hAnsi="Consolas"/>
-          <w:sz w:val="17"/>
-        </w:rPr>
-        <w:br/>
-        <w:t>}</w:t>
-      </w:r>
-      <w:r>
-        <w:rPr>
-          <w:rFonts w:ascii="Consolas" w:hAnsi="Consolas"/>
-          <w:sz w:val="17"/>
-        </w:rPr>
-        <w:br/>
-      </w:r>
-      <w:r>
-        <w:rPr>
-          <w:rFonts w:ascii="Consolas" w:hAnsi="Consolas"/>
-          <w:sz w:val="17"/>
-        </w:rPr>
-        <w:br/>
-        <w:t>vrrp_instance VI_PG {</w:t>
-      </w:r>
-      <w:r>
-        <w:rPr>
-          <w:rFonts w:ascii="Consolas" w:hAnsi="Consolas"/>
-          <w:sz w:val="17"/>
-        </w:rPr>
-        <w:br/>
-        <w:t xml:space="preserve">    state BACKUP</w:t>
-      </w:r>
-      <w:r>
-        <w:rPr>
-          <w:rFonts w:ascii="Consolas" w:hAnsi="Consolas"/>
-          <w:sz w:val="17"/>
-        </w:rPr>
-        <w:br/>
-      </w:r>
-      <w:r>
-        <w:rPr>
-          <w:rFonts w:ascii="Consolas" w:hAnsi="Consolas"/>
-          <w:sz w:val="17"/>
-        </w:rPr>
-        <w:lastRenderedPageBreak/>
-        <w:t xml:space="preserve">    interface ens33</w:t>
-      </w:r>
-      <w:r>
-        <w:rPr>
-          <w:rFonts w:ascii="Consolas" w:hAnsi="Consolas"/>
-          <w:sz w:val="17"/>
-        </w:rPr>
-        <w:br/>
-        <w:t xml:space="preserve">    virtual_router_id 51</w:t>
-      </w:r>
-      <w:r>
-        <w:rPr>
-          <w:rFonts w:ascii="Consolas" w:hAnsi="Consolas"/>
-          <w:sz w:val="17"/>
-        </w:rPr>
-        <w:br/>
-        <w:t xml:space="preserve">    priority 200</w:t>
-      </w:r>
-      <w:r>
-        <w:rPr>
-          <w:rFonts w:ascii="Consolas" w:hAnsi="Consolas"/>
-          <w:sz w:val="17"/>
-        </w:rPr>
-        <w:br/>
-        <w:t xml:space="preserve">    advert_int 1</w:t>
-      </w:r>
-      <w:r>
-        <w:rPr>
-          <w:rFonts w:ascii="Consolas" w:hAnsi="Consolas"/>
-          <w:sz w:val="17"/>
-        </w:rPr>
-        <w:br/>
-      </w:r>
-      <w:r>
-        <w:rPr>
-          <w:rFonts w:ascii="Consolas" w:hAnsi="Consolas"/>
-          <w:sz w:val="17"/>
-        </w:rPr>
-        <w:br/>
-        <w:t xml:space="preserve">    authentication {</w:t>
-      </w:r>
-      <w:r>
-        <w:rPr>
-          <w:rFonts w:ascii="Consolas" w:hAnsi="Consolas"/>
-          <w:sz w:val="17"/>
-        </w:rPr>
-        <w:br/>
-        <w:t xml:space="preserve">        auth_type PASS</w:t>
-      </w:r>
-      <w:r>
-        <w:rPr>
-          <w:rFonts w:ascii="Consolas" w:hAnsi="Consolas"/>
-          <w:sz w:val="17"/>
-        </w:rPr>
-        <w:br/>
-        <w:t xml:space="preserve">        auth_pass BelcanVIP</w:t>
-      </w:r>
-      <w:r>
-        <w:rPr>
-          <w:rFonts w:ascii="Consolas" w:hAnsi="Consolas"/>
-          <w:sz w:val="17"/>
-        </w:rPr>
-        <w:br/>
-        <w:t xml:space="preserve">    }</w:t>
-      </w:r>
-      <w:r>
-        <w:rPr>
-          <w:rFonts w:ascii="Consolas" w:hAnsi="Consolas"/>
-          <w:sz w:val="17"/>
-        </w:rPr>
-        <w:br/>
-      </w:r>
-      <w:r>
-        <w:rPr>
-          <w:rFonts w:ascii="Consolas" w:hAnsi="Consolas"/>
-          <w:sz w:val="17"/>
-        </w:rPr>
-        <w:br/>
-        <w:t xml:space="preserve">    virtual_ipaddress {</w:t>
-      </w:r>
-      <w:r>
-        <w:rPr>
-          <w:rFonts w:ascii="Consolas" w:hAnsi="Consolas"/>
-          <w:sz w:val="17"/>
-        </w:rPr>
-        <w:br/>
-        <w:t xml:space="preserve">        10.90.5.12/24</w:t>
-      </w:r>
-      <w:r>
-        <w:rPr>
-          <w:rFonts w:ascii="Consolas" w:hAnsi="Consolas"/>
-          <w:sz w:val="17"/>
-        </w:rPr>
-        <w:br/>
-        <w:t xml:space="preserve">    }</w:t>
-      </w:r>
-      <w:r>
-        <w:rPr>
-          <w:rFonts w:ascii="Consolas" w:hAnsi="Consolas"/>
-          <w:sz w:val="17"/>
-        </w:rPr>
-        <w:br/>
-      </w:r>
-      <w:r>
-        <w:rPr>
-          <w:rFonts w:ascii="Consolas" w:hAnsi="Consolas"/>
-          <w:sz w:val="17"/>
-        </w:rPr>
-        <w:br/>
-        <w:t xml:space="preserve">    track_script {</w:t>
-      </w:r>
-      <w:r>
-        <w:rPr>
-          <w:rFonts w:ascii="Consolas" w:hAnsi="Consolas"/>
-          <w:sz w:val="17"/>
-        </w:rPr>
-        <w:br/>
-        <w:t xml:space="preserve">        chk_patroni</w:t>
-      </w:r>
-      <w:r>
-        <w:rPr>
-          <w:rFonts w:ascii="Consolas" w:hAnsi="Consolas"/>
-          <w:sz w:val="17"/>
-        </w:rPr>
-        <w:br/>
-        <w:t xml:space="preserve">    }</w:t>
-      </w:r>
-      <w:r>
-        <w:rPr>
-          <w:rFonts w:ascii="Consolas" w:hAnsi="Consolas"/>
-          <w:sz w:val="17"/>
-        </w:rPr>
-        <w:br/>
-        <w:t>}</w:t>
+        <w:t>sudo dnf install -y keepalived</w:t>
       </w:r>
     </w:p>
     <w:p>
@@ -1803,7 +2912,7 @@
         <w:pStyle w:val="Heading2"/>
       </w:pPr>
       <w:r>
-        <w:t>5.3 Configure Keepalived on cgnmssql01</w:t>
+        <w:t>7.2 Create Zabbix Health Check</w:t>
       </w:r>
     </w:p>
     <w:p>
@@ -1816,266 +2925,38 @@
           <w:rFonts w:ascii="Consolas" w:hAnsi="Consolas"/>
           <w:sz w:val="17"/>
         </w:rPr>
-        <w:t>global_defs {</w:t>
-      </w:r>
-      <w:r>
-        <w:rPr>
-          <w:rFonts w:ascii="Consolas" w:hAnsi="Consolas"/>
-          <w:sz w:val="17"/>
-        </w:rPr>
-        <w:br/>
-        <w:t xml:space="preserve">    router_id CG_PGSQL</w:t>
-      </w:r>
-      <w:r>
-        <w:rPr>
-          <w:rFonts w:ascii="Consolas" w:hAnsi="Consolas"/>
-          <w:sz w:val="17"/>
-        </w:rPr>
-        <w:br/>
-        <w:t>}</w:t>
-      </w:r>
-      <w:r>
-        <w:rPr>
-          <w:rFonts w:ascii="Consolas" w:hAnsi="Consolas"/>
-          <w:sz w:val="17"/>
-        </w:rPr>
-        <w:br/>
-      </w:r>
-      <w:r>
-        <w:rPr>
-          <w:rFonts w:ascii="Consolas" w:hAnsi="Consolas"/>
-          <w:sz w:val="17"/>
-        </w:rPr>
-        <w:br/>
-        <w:t>vrrp_script chk_patroni {</w:t>
-      </w:r>
-      <w:r>
-        <w:rPr>
-          <w:rFonts w:ascii="Consolas" w:hAnsi="Consolas"/>
-          <w:sz w:val="17"/>
-        </w:rPr>
-        <w:br/>
-        <w:t xml:space="preserve">    script "/usr/local/bin/check_patroni.sh"</w:t>
-      </w:r>
-      <w:r>
-        <w:rPr>
-          <w:rFonts w:ascii="Consolas" w:hAnsi="Consolas"/>
-          <w:sz w:val="17"/>
-        </w:rPr>
-        <w:br/>
-        <w:t xml:space="preserve">    interval 2</w:t>
-      </w:r>
-      <w:r>
-        <w:rPr>
-          <w:rFonts w:ascii="Consolas" w:hAnsi="Consolas"/>
-          <w:sz w:val="17"/>
-        </w:rPr>
-        <w:br/>
-        <w:t xml:space="preserve">    timeout 2</w:t>
-      </w:r>
-      <w:r>
-        <w:rPr>
-          <w:rFonts w:ascii="Consolas" w:hAnsi="Consolas"/>
-          <w:sz w:val="17"/>
-        </w:rPr>
-        <w:br/>
-        <w:t xml:space="preserve">    fall 2</w:t>
-      </w:r>
-      <w:r>
-        <w:rPr>
-          <w:rFonts w:ascii="Consolas" w:hAnsi="Consolas"/>
-          <w:sz w:val="17"/>
-        </w:rPr>
-        <w:br/>
-        <w:t xml:space="preserve">    rise 2</w:t>
-      </w:r>
-      <w:r>
-        <w:rPr>
-          <w:rFonts w:ascii="Consolas" w:hAnsi="Consolas"/>
-          <w:sz w:val="17"/>
-        </w:rPr>
-        <w:br/>
-        <w:t xml:space="preserve">    weight -250</w:t>
-      </w:r>
-      <w:r>
-        <w:rPr>
-          <w:rFonts w:ascii="Consolas" w:hAnsi="Consolas"/>
-          <w:sz w:val="17"/>
-        </w:rPr>
-        <w:br/>
-        <w:t>}</w:t>
-      </w:r>
-      <w:r>
-        <w:rPr>
-          <w:rFonts w:ascii="Consolas" w:hAnsi="Consolas"/>
-          <w:sz w:val="17"/>
-        </w:rPr>
-        <w:br/>
-      </w:r>
-      <w:r>
-        <w:rPr>
-          <w:rFonts w:ascii="Consolas" w:hAnsi="Consolas"/>
-          <w:sz w:val="17"/>
-        </w:rPr>
-        <w:br/>
-        <w:t>vrrp_instance VI_PG {</w:t>
-      </w:r>
-      <w:r>
-        <w:rPr>
-          <w:rFonts w:ascii="Consolas" w:hAnsi="Consolas"/>
-          <w:sz w:val="17"/>
-        </w:rPr>
-        <w:br/>
-        <w:t xml:space="preserve">    state BACKUP</w:t>
-      </w:r>
-      <w:r>
-        <w:rPr>
-          <w:rFonts w:ascii="Consolas" w:hAnsi="Consolas"/>
-          <w:sz w:val="17"/>
-        </w:rPr>
-        <w:br/>
-        <w:t xml:space="preserve">    interface ens33</w:t>
-      </w:r>
-      <w:r>
-        <w:rPr>
-          <w:rFonts w:ascii="Consolas" w:hAnsi="Consolas"/>
-          <w:sz w:val="17"/>
-        </w:rPr>
-        <w:br/>
-        <w:t xml:space="preserve">    virtual_router_id 51</w:t>
-      </w:r>
-      <w:r>
-        <w:rPr>
-          <w:rFonts w:ascii="Consolas" w:hAnsi="Consolas"/>
-          <w:sz w:val="17"/>
-        </w:rPr>
-        <w:br/>
-        <w:t xml:space="preserve">    priority 150</w:t>
-      </w:r>
-      <w:r>
-        <w:rPr>
-          <w:rFonts w:ascii="Consolas" w:hAnsi="Consolas"/>
-          <w:sz w:val="17"/>
-        </w:rPr>
-        <w:br/>
-        <w:t xml:space="preserve">    advert_int 1</w:t>
-      </w:r>
-      <w:r>
-        <w:rPr>
-          <w:rFonts w:ascii="Consolas" w:hAnsi="Consolas"/>
-          <w:sz w:val="17"/>
-        </w:rPr>
-        <w:br/>
-      </w:r>
-      <w:r>
-        <w:rPr>
-          <w:rFonts w:ascii="Consolas" w:hAnsi="Consolas"/>
-          <w:sz w:val="17"/>
-        </w:rPr>
-        <w:br/>
-        <w:t xml:space="preserve">    authentication {</w:t>
-      </w:r>
-      <w:r>
-        <w:rPr>
-          <w:rFonts w:ascii="Consolas" w:hAnsi="Consolas"/>
-          <w:sz w:val="17"/>
-        </w:rPr>
-        <w:br/>
-        <w:t xml:space="preserve">        auth_type PASS</w:t>
-      </w:r>
-      <w:r>
-        <w:rPr>
-          <w:rFonts w:ascii="Consolas" w:hAnsi="Consolas"/>
-          <w:sz w:val="17"/>
-        </w:rPr>
-        <w:br/>
-        <w:t xml:space="preserve">        auth_pass BelcanVIP</w:t>
-      </w:r>
-      <w:r>
-        <w:rPr>
-          <w:rFonts w:ascii="Consolas" w:hAnsi="Consolas"/>
-          <w:sz w:val="17"/>
-        </w:rPr>
-        <w:br/>
-        <w:t xml:space="preserve">    }</w:t>
-      </w:r>
-      <w:r>
-        <w:rPr>
-          <w:rFonts w:ascii="Consolas" w:hAnsi="Consolas"/>
-          <w:sz w:val="17"/>
-        </w:rPr>
-        <w:br/>
-      </w:r>
-      <w:r>
-        <w:rPr>
-          <w:rFonts w:ascii="Consolas" w:hAnsi="Consolas"/>
-          <w:sz w:val="17"/>
-        </w:rPr>
-        <w:br/>
-        <w:t xml:space="preserve">    virtual_ipaddress {</w:t>
-      </w:r>
-      <w:r>
-        <w:rPr>
-          <w:rFonts w:ascii="Consolas" w:hAnsi="Consolas"/>
-          <w:sz w:val="17"/>
-        </w:rPr>
-        <w:br/>
-        <w:t xml:space="preserve">        10.90.5.12/24</w:t>
-      </w:r>
-      <w:r>
-        <w:rPr>
-          <w:rFonts w:ascii="Consolas" w:hAnsi="Consolas"/>
-          <w:sz w:val="17"/>
-        </w:rPr>
-        <w:br/>
-        <w:t xml:space="preserve">    }</w:t>
-      </w:r>
-      <w:r>
-        <w:rPr>
-          <w:rFonts w:ascii="Consolas" w:hAnsi="Consolas"/>
-          <w:sz w:val="17"/>
-        </w:rPr>
-        <w:br/>
-      </w:r>
-      <w:r>
-        <w:rPr>
-          <w:rFonts w:ascii="Consolas" w:hAnsi="Consolas"/>
-          <w:sz w:val="17"/>
-        </w:rPr>
-        <w:br/>
-        <w:t xml:space="preserve">    track_script {</w:t>
-      </w:r>
-      <w:r>
-        <w:rPr>
-          <w:rFonts w:ascii="Consolas" w:hAnsi="Consolas"/>
-          <w:sz w:val="17"/>
-        </w:rPr>
-        <w:br/>
-        <w:t xml:space="preserve">        chk_patroni</w:t>
-      </w:r>
-      <w:r>
-        <w:rPr>
-          <w:rFonts w:ascii="Consolas" w:hAnsi="Consolas"/>
-          <w:sz w:val="17"/>
-        </w:rPr>
-        <w:br/>
-        <w:t xml:space="preserve">    }</w:t>
-      </w:r>
-      <w:r>
-        <w:rPr>
-          <w:rFonts w:ascii="Consolas" w:hAnsi="Consolas"/>
-          <w:sz w:val="17"/>
-        </w:rPr>
-        <w:br/>
-        <w:t>}</w:t>
-      </w:r>
-    </w:p>
-    <w:p>
-      <w:pPr>
-        <w:pStyle w:val="Heading2"/>
-      </w:pPr>
-      <w:r>
-        <w:t>5.4 Start / Validate Keepalived</w:t>
+        <w:t>sudo vim /usr/local/bin/check_zabbix.sh</w:t>
+      </w:r>
+      <w:r>
+        <w:rPr>
+          <w:rFonts w:ascii="Consolas" w:hAnsi="Consolas"/>
+          <w:sz w:val="17"/>
+        </w:rPr>
+        <w:br/>
+      </w:r>
+      <w:r>
+        <w:rPr>
+          <w:rFonts w:ascii="Consolas" w:hAnsi="Consolas"/>
+          <w:sz w:val="17"/>
+        </w:rPr>
+        <w:br/>
+        <w:t>#!/bin/bash</w:t>
+      </w:r>
+      <w:r>
+        <w:rPr>
+          <w:rFonts w:ascii="Consolas" w:hAnsi="Consolas"/>
+          <w:sz w:val="17"/>
+        </w:rPr>
+        <w:br/>
+        <w:t>systemctl is-active --quiet zabbix-server</w:t>
+      </w:r>
+      <w:r>
+        <w:rPr>
+          <w:rFonts w:ascii="Consolas" w:hAnsi="Consolas"/>
+          <w:sz w:val="17"/>
+        </w:rPr>
+        <w:br/>
+        <w:t>exit $?</w:t>
       </w:r>
     </w:p>
     <w:p>
@@ -2088,23 +2969,541 @@
           <w:rFonts w:ascii="Consolas" w:hAnsi="Consolas"/>
           <w:sz w:val="17"/>
         </w:rPr>
-        <w:t>sudo systemctl restart keepalived</w:t>
-      </w:r>
-      <w:r>
-        <w:rPr>
-          <w:rFonts w:ascii="Consolas" w:hAnsi="Consolas"/>
-          <w:sz w:val="17"/>
-        </w:rPr>
-        <w:br/>
-        <w:t>systemctl status keepalived</w:t>
-      </w:r>
-      <w:r>
-        <w:rPr>
-          <w:rFonts w:ascii="Consolas" w:hAnsi="Consolas"/>
-          <w:sz w:val="17"/>
-        </w:rPr>
-        <w:br/>
-        <w:t>ip addr | grep 10.90.5.12</w:t>
+        <w:t>sudo chmod +x /usr/local/bin/check_zabbix.sh</w:t>
+      </w:r>
+    </w:p>
+    <w:p>
+      <w:pPr>
+        <w:pStyle w:val="Heading2"/>
+      </w:pPr>
+      <w:r>
+        <w:t>7.3 Configure Keepalived on munms01</w:t>
+      </w:r>
+    </w:p>
+    <w:p>
+      <w:pPr>
+        <w:pStyle w:val="OperationalNote"/>
+      </w:pPr>
+      <w:r>
+        <w:t>PATH: Use /etc/keepalived/keepalived.conf. If an older local procedure references /etc/keepalived.conf, confirm the actual file used by the installed Keepalived service before editing.</w:t>
+      </w:r>
+    </w:p>
+    <w:p>
+      <w:pPr>
+        <w:spacing w:before="40" w:after="100"/>
+        <w:ind w:left="288"/>
+      </w:pPr>
+      <w:r>
+        <w:rPr>
+          <w:rFonts w:ascii="Consolas" w:hAnsi="Consolas"/>
+          <w:sz w:val="17"/>
+        </w:rPr>
+        <w:t>global_defs {</w:t>
+      </w:r>
+      <w:r>
+        <w:rPr>
+          <w:rFonts w:ascii="Consolas" w:hAnsi="Consolas"/>
+          <w:sz w:val="17"/>
+        </w:rPr>
+        <w:br/>
+        <w:t xml:space="preserve">    router_id ZBX_MU</w:t>
+      </w:r>
+      <w:r>
+        <w:rPr>
+          <w:rFonts w:ascii="Consolas" w:hAnsi="Consolas"/>
+          <w:sz w:val="17"/>
+        </w:rPr>
+        <w:br/>
+        <w:t>}</w:t>
+      </w:r>
+      <w:r>
+        <w:rPr>
+          <w:rFonts w:ascii="Consolas" w:hAnsi="Consolas"/>
+          <w:sz w:val="17"/>
+        </w:rPr>
+        <w:br/>
+      </w:r>
+      <w:r>
+        <w:rPr>
+          <w:rFonts w:ascii="Consolas" w:hAnsi="Consolas"/>
+          <w:sz w:val="17"/>
+        </w:rPr>
+        <w:br/>
+        <w:t>vrrp_script chk_zabbix {</w:t>
+      </w:r>
+      <w:r>
+        <w:rPr>
+          <w:rFonts w:ascii="Consolas" w:hAnsi="Consolas"/>
+          <w:sz w:val="17"/>
+        </w:rPr>
+        <w:br/>
+        <w:t xml:space="preserve">    script "/usr/local/bin/check_zabbix.sh"</w:t>
+      </w:r>
+      <w:r>
+        <w:rPr>
+          <w:rFonts w:ascii="Consolas" w:hAnsi="Consolas"/>
+          <w:sz w:val="17"/>
+        </w:rPr>
+        <w:br/>
+        <w:t xml:space="preserve">    interval 2</w:t>
+      </w:r>
+      <w:r>
+        <w:rPr>
+          <w:rFonts w:ascii="Consolas" w:hAnsi="Consolas"/>
+          <w:sz w:val="17"/>
+        </w:rPr>
+        <w:br/>
+        <w:t xml:space="preserve">    weight 20</w:t>
+      </w:r>
+      <w:r>
+        <w:rPr>
+          <w:rFonts w:ascii="Consolas" w:hAnsi="Consolas"/>
+          <w:sz w:val="17"/>
+        </w:rPr>
+        <w:br/>
+        <w:t>}</w:t>
+      </w:r>
+      <w:r>
+        <w:rPr>
+          <w:rFonts w:ascii="Consolas" w:hAnsi="Consolas"/>
+          <w:sz w:val="17"/>
+        </w:rPr>
+        <w:br/>
+      </w:r>
+      <w:r>
+        <w:rPr>
+          <w:rFonts w:ascii="Consolas" w:hAnsi="Consolas"/>
+          <w:sz w:val="17"/>
+        </w:rPr>
+        <w:br/>
+        <w:t>vrrp_instance VI_ZBX {</w:t>
+      </w:r>
+      <w:r>
+        <w:rPr>
+          <w:rFonts w:ascii="Consolas" w:hAnsi="Consolas"/>
+          <w:sz w:val="17"/>
+        </w:rPr>
+        <w:br/>
+        <w:t xml:space="preserve">    state MASTER</w:t>
+      </w:r>
+      <w:r>
+        <w:rPr>
+          <w:rFonts w:ascii="Consolas" w:hAnsi="Consolas"/>
+          <w:sz w:val="17"/>
+        </w:rPr>
+        <w:br/>
+        <w:t xml:space="preserve">    interface ens33</w:t>
+      </w:r>
+      <w:r>
+        <w:rPr>
+          <w:rFonts w:ascii="Consolas" w:hAnsi="Consolas"/>
+          <w:sz w:val="17"/>
+        </w:rPr>
+        <w:br/>
+        <w:t xml:space="preserve">    virtual_router_id 52</w:t>
+      </w:r>
+      <w:r>
+        <w:rPr>
+          <w:rFonts w:ascii="Consolas" w:hAnsi="Consolas"/>
+          <w:sz w:val="17"/>
+        </w:rPr>
+        <w:br/>
+        <w:t xml:space="preserve">    priority 150</w:t>
+      </w:r>
+      <w:r>
+        <w:rPr>
+          <w:rFonts w:ascii="Consolas" w:hAnsi="Consolas"/>
+          <w:sz w:val="17"/>
+        </w:rPr>
+        <w:br/>
+        <w:t xml:space="preserve">    advert_int 1</w:t>
+      </w:r>
+      <w:r>
+        <w:rPr>
+          <w:rFonts w:ascii="Consolas" w:hAnsi="Consolas"/>
+          <w:sz w:val="17"/>
+        </w:rPr>
+        <w:br/>
+      </w:r>
+      <w:r>
+        <w:rPr>
+          <w:rFonts w:ascii="Consolas" w:hAnsi="Consolas"/>
+          <w:sz w:val="17"/>
+        </w:rPr>
+        <w:br/>
+        <w:t xml:space="preserve">    authentication {</w:t>
+      </w:r>
+      <w:r>
+        <w:rPr>
+          <w:rFonts w:ascii="Consolas" w:hAnsi="Consolas"/>
+          <w:sz w:val="17"/>
+        </w:rPr>
+        <w:br/>
+        <w:t xml:space="preserve">        auth_type PASS</w:t>
+      </w:r>
+      <w:r>
+        <w:rPr>
+          <w:rFonts w:ascii="Consolas" w:hAnsi="Consolas"/>
+          <w:sz w:val="17"/>
+        </w:rPr>
+        <w:br/>
+        <w:t xml:space="preserve">        auth_pass BelcanZBX</w:t>
+      </w:r>
+      <w:r>
+        <w:rPr>
+          <w:rFonts w:ascii="Consolas" w:hAnsi="Consolas"/>
+          <w:sz w:val="17"/>
+        </w:rPr>
+        <w:br/>
+        <w:t xml:space="preserve">    }</w:t>
+      </w:r>
+      <w:r>
+        <w:rPr>
+          <w:rFonts w:ascii="Consolas" w:hAnsi="Consolas"/>
+          <w:sz w:val="17"/>
+        </w:rPr>
+        <w:br/>
+      </w:r>
+      <w:r>
+        <w:rPr>
+          <w:rFonts w:ascii="Consolas" w:hAnsi="Consolas"/>
+          <w:sz w:val="17"/>
+        </w:rPr>
+        <w:br/>
+        <w:t xml:space="preserve">    virtual_ipaddress {</w:t>
+      </w:r>
+      <w:r>
+        <w:rPr>
+          <w:rFonts w:ascii="Consolas" w:hAnsi="Consolas"/>
+          <w:sz w:val="17"/>
+        </w:rPr>
+        <w:br/>
+        <w:t xml:space="preserve">        10.90.5.11/24</w:t>
+      </w:r>
+      <w:r>
+        <w:rPr>
+          <w:rFonts w:ascii="Consolas" w:hAnsi="Consolas"/>
+          <w:sz w:val="17"/>
+        </w:rPr>
+        <w:br/>
+        <w:t xml:space="preserve">    }</w:t>
+      </w:r>
+      <w:r>
+        <w:rPr>
+          <w:rFonts w:ascii="Consolas" w:hAnsi="Consolas"/>
+          <w:sz w:val="17"/>
+        </w:rPr>
+        <w:br/>
+      </w:r>
+      <w:r>
+        <w:rPr>
+          <w:rFonts w:ascii="Consolas" w:hAnsi="Consolas"/>
+          <w:sz w:val="17"/>
+        </w:rPr>
+        <w:br/>
+        <w:t xml:space="preserve">    track_script {</w:t>
+      </w:r>
+      <w:r>
+        <w:rPr>
+          <w:rFonts w:ascii="Consolas" w:hAnsi="Consolas"/>
+          <w:sz w:val="17"/>
+        </w:rPr>
+        <w:br/>
+        <w:t xml:space="preserve">        chk_zabbix</w:t>
+      </w:r>
+      <w:r>
+        <w:rPr>
+          <w:rFonts w:ascii="Consolas" w:hAnsi="Consolas"/>
+          <w:sz w:val="17"/>
+        </w:rPr>
+        <w:br/>
+        <w:t xml:space="preserve">    }</w:t>
+      </w:r>
+      <w:r>
+        <w:rPr>
+          <w:rFonts w:ascii="Consolas" w:hAnsi="Consolas"/>
+          <w:sz w:val="17"/>
+        </w:rPr>
+        <w:br/>
+        <w:t>}</w:t>
+      </w:r>
+    </w:p>
+    <w:p>
+      <w:pPr>
+        <w:pStyle w:val="Heading2"/>
+      </w:pPr>
+      <w:r>
+        <w:lastRenderedPageBreak/>
+        <w:t>7.4 Configure Keepalived on cgnms01</w:t>
+      </w:r>
+    </w:p>
+    <w:p>
+      <w:pPr>
+        <w:spacing w:before="40" w:after="100"/>
+        <w:ind w:left="288"/>
+      </w:pPr>
+      <w:r>
+        <w:rPr>
+          <w:rFonts w:ascii="Consolas" w:hAnsi="Consolas"/>
+          <w:sz w:val="17"/>
+        </w:rPr>
+        <w:t>global_defs {</w:t>
+      </w:r>
+      <w:r>
+        <w:rPr>
+          <w:rFonts w:ascii="Consolas" w:hAnsi="Consolas"/>
+          <w:sz w:val="17"/>
+        </w:rPr>
+        <w:br/>
+        <w:t xml:space="preserve">    router_id ZBX_CG</w:t>
+      </w:r>
+      <w:r>
+        <w:rPr>
+          <w:rFonts w:ascii="Consolas" w:hAnsi="Consolas"/>
+          <w:sz w:val="17"/>
+        </w:rPr>
+        <w:br/>
+        <w:t>}</w:t>
+      </w:r>
+      <w:r>
+        <w:rPr>
+          <w:rFonts w:ascii="Consolas" w:hAnsi="Consolas"/>
+          <w:sz w:val="17"/>
+        </w:rPr>
+        <w:br/>
+      </w:r>
+      <w:r>
+        <w:rPr>
+          <w:rFonts w:ascii="Consolas" w:hAnsi="Consolas"/>
+          <w:sz w:val="17"/>
+        </w:rPr>
+        <w:br/>
+        <w:t>vrrp_script chk_zabbix {</w:t>
+      </w:r>
+      <w:r>
+        <w:rPr>
+          <w:rFonts w:ascii="Consolas" w:hAnsi="Consolas"/>
+          <w:sz w:val="17"/>
+        </w:rPr>
+        <w:br/>
+        <w:t xml:space="preserve">    script "/usr/local/bin/check_zabbix.sh"</w:t>
+      </w:r>
+      <w:r>
+        <w:rPr>
+          <w:rFonts w:ascii="Consolas" w:hAnsi="Consolas"/>
+          <w:sz w:val="17"/>
+        </w:rPr>
+        <w:br/>
+        <w:t xml:space="preserve">    interval 2</w:t>
+      </w:r>
+      <w:r>
+        <w:rPr>
+          <w:rFonts w:ascii="Consolas" w:hAnsi="Consolas"/>
+          <w:sz w:val="17"/>
+        </w:rPr>
+        <w:br/>
+        <w:t xml:space="preserve">    weight 20</w:t>
+      </w:r>
+      <w:r>
+        <w:rPr>
+          <w:rFonts w:ascii="Consolas" w:hAnsi="Consolas"/>
+          <w:sz w:val="17"/>
+        </w:rPr>
+        <w:br/>
+        <w:t>}</w:t>
+      </w:r>
+      <w:r>
+        <w:rPr>
+          <w:rFonts w:ascii="Consolas" w:hAnsi="Consolas"/>
+          <w:sz w:val="17"/>
+        </w:rPr>
+        <w:br/>
+      </w:r>
+      <w:r>
+        <w:rPr>
+          <w:rFonts w:ascii="Consolas" w:hAnsi="Consolas"/>
+          <w:sz w:val="17"/>
+        </w:rPr>
+        <w:br/>
+        <w:t>vrrp_instance VI_ZBX {</w:t>
+      </w:r>
+      <w:r>
+        <w:rPr>
+          <w:rFonts w:ascii="Consolas" w:hAnsi="Consolas"/>
+          <w:sz w:val="17"/>
+        </w:rPr>
+        <w:br/>
+        <w:t xml:space="preserve">    state BACKUP</w:t>
+      </w:r>
+      <w:r>
+        <w:rPr>
+          <w:rFonts w:ascii="Consolas" w:hAnsi="Consolas"/>
+          <w:sz w:val="17"/>
+        </w:rPr>
+        <w:br/>
+        <w:t xml:space="preserve">    interface ens33</w:t>
+      </w:r>
+      <w:r>
+        <w:rPr>
+          <w:rFonts w:ascii="Consolas" w:hAnsi="Consolas"/>
+          <w:sz w:val="17"/>
+        </w:rPr>
+        <w:br/>
+        <w:t xml:space="preserve">    virtual_router_id 52</w:t>
+      </w:r>
+      <w:r>
+        <w:rPr>
+          <w:rFonts w:ascii="Consolas" w:hAnsi="Consolas"/>
+          <w:sz w:val="17"/>
+        </w:rPr>
+        <w:br/>
+        <w:t xml:space="preserve">    priority 100</w:t>
+      </w:r>
+      <w:r>
+        <w:rPr>
+          <w:rFonts w:ascii="Consolas" w:hAnsi="Consolas"/>
+          <w:sz w:val="17"/>
+        </w:rPr>
+        <w:br/>
+        <w:t xml:space="preserve">    advert_int 1</w:t>
+      </w:r>
+      <w:r>
+        <w:rPr>
+          <w:rFonts w:ascii="Consolas" w:hAnsi="Consolas"/>
+          <w:sz w:val="17"/>
+        </w:rPr>
+        <w:br/>
+      </w:r>
+      <w:r>
+        <w:rPr>
+          <w:rFonts w:ascii="Consolas" w:hAnsi="Consolas"/>
+          <w:sz w:val="17"/>
+        </w:rPr>
+        <w:br/>
+        <w:t xml:space="preserve">    authentication {</w:t>
+      </w:r>
+      <w:r>
+        <w:rPr>
+          <w:rFonts w:ascii="Consolas" w:hAnsi="Consolas"/>
+          <w:sz w:val="17"/>
+        </w:rPr>
+        <w:br/>
+        <w:t xml:space="preserve">        auth_type PASS</w:t>
+      </w:r>
+      <w:r>
+        <w:rPr>
+          <w:rFonts w:ascii="Consolas" w:hAnsi="Consolas"/>
+          <w:sz w:val="17"/>
+        </w:rPr>
+        <w:br/>
+        <w:t xml:space="preserve">        auth_pass BelcanZBX</w:t>
+      </w:r>
+      <w:r>
+        <w:rPr>
+          <w:rFonts w:ascii="Consolas" w:hAnsi="Consolas"/>
+          <w:sz w:val="17"/>
+        </w:rPr>
+        <w:br/>
+        <w:t xml:space="preserve">    }</w:t>
+      </w:r>
+      <w:r>
+        <w:rPr>
+          <w:rFonts w:ascii="Consolas" w:hAnsi="Consolas"/>
+          <w:sz w:val="17"/>
+        </w:rPr>
+        <w:br/>
+      </w:r>
+      <w:r>
+        <w:rPr>
+          <w:rFonts w:ascii="Consolas" w:hAnsi="Consolas"/>
+          <w:sz w:val="17"/>
+        </w:rPr>
+        <w:br/>
+        <w:t xml:space="preserve">    virtual_ipaddress {</w:t>
+      </w:r>
+      <w:r>
+        <w:rPr>
+          <w:rFonts w:ascii="Consolas" w:hAnsi="Consolas"/>
+          <w:sz w:val="17"/>
+        </w:rPr>
+        <w:br/>
+        <w:t xml:space="preserve">        10.90.5.11/24</w:t>
+      </w:r>
+      <w:r>
+        <w:rPr>
+          <w:rFonts w:ascii="Consolas" w:hAnsi="Consolas"/>
+          <w:sz w:val="17"/>
+        </w:rPr>
+        <w:br/>
+        <w:t xml:space="preserve">    }</w:t>
+      </w:r>
+      <w:r>
+        <w:rPr>
+          <w:rFonts w:ascii="Consolas" w:hAnsi="Consolas"/>
+          <w:sz w:val="17"/>
+        </w:rPr>
+        <w:br/>
+      </w:r>
+      <w:r>
+        <w:rPr>
+          <w:rFonts w:ascii="Consolas" w:hAnsi="Consolas"/>
+          <w:sz w:val="17"/>
+        </w:rPr>
+        <w:br/>
+        <w:t xml:space="preserve">    track_script {</w:t>
+      </w:r>
+      <w:r>
+        <w:rPr>
+          <w:rFonts w:ascii="Consolas" w:hAnsi="Consolas"/>
+          <w:sz w:val="17"/>
+        </w:rPr>
+        <w:br/>
+        <w:t xml:space="preserve">        chk_zabbix</w:t>
+      </w:r>
+      <w:r>
+        <w:rPr>
+          <w:rFonts w:ascii="Consolas" w:hAnsi="Consolas"/>
+          <w:sz w:val="17"/>
+        </w:rPr>
+        <w:br/>
+        <w:t xml:space="preserve">    }</w:t>
+      </w:r>
+      <w:r>
+        <w:rPr>
+          <w:rFonts w:ascii="Consolas" w:hAnsi="Consolas"/>
+          <w:sz w:val="17"/>
+        </w:rPr>
+        <w:br/>
+        <w:t>}</w:t>
+      </w:r>
+    </w:p>
+    <w:p>
+      <w:pPr>
+        <w:pStyle w:val="Heading2"/>
+      </w:pPr>
+      <w:r>
+        <w:t>7.5 Start / Validate Zabbix Keepalived</w:t>
+      </w:r>
+    </w:p>
+    <w:p>
+      <w:pPr>
+        <w:spacing w:before="40" w:after="100"/>
+        <w:ind w:left="288"/>
+      </w:pPr>
+      <w:r>
+        <w:rPr>
+          <w:rFonts w:ascii="Consolas" w:hAnsi="Consolas"/>
+          <w:sz w:val="17"/>
+        </w:rPr>
+        <w:t>sudo systemctl enable keepalived</w:t>
+      </w:r>
+      <w:r>
+        <w:rPr>
+          <w:rFonts w:ascii="Consolas" w:hAnsi="Consolas"/>
+          <w:sz w:val="17"/>
+        </w:rPr>
+        <w:br/>
+        <w:t>ip addr</w:t>
       </w:r>
     </w:p>
     <w:p>
@@ -2113,8 +3512,7 @@
         <w:spacing w:after="20"/>
       </w:pPr>
       <w:r>
-        <w:lastRenderedPageBreak/>
-        <w:t>Expected: VIP 10.90.5.12 is assigned only to the current Patroni Leader.</w:t>
+        <w:t>Expected: 10.90.5.11 is owned by the intended active Zabbix Server node.</w:t>
       </w:r>
     </w:p>
     <w:p>
@@ -2122,7 +3520,7 @@
         <w:pStyle w:val="Heading1"/>
       </w:pPr>
       <w:r>
-        <w:t>6. Deploy Zabbix Server HA</w:t>
+        <w:t>8. Deploy NGINX Web Frontend and HTTPS</w:t>
       </w:r>
     </w:p>
     <w:p>
@@ -2130,7 +3528,7 @@
         <w:pStyle w:val="Heading2"/>
       </w:pPr>
       <w:r>
-        <w:t>6.1 Install Zabbix Packages on Both Zabbix Server Nodes</w:t>
+        <w:t>8.1 Install NGINX / PHP / Zabbix Web Packages</w:t>
       </w:r>
     </w:p>
     <w:p>
@@ -2143,15 +3541,7 @@
           <w:rFonts w:ascii="Consolas" w:hAnsi="Consolas"/>
           <w:sz w:val="17"/>
         </w:rPr>
-        <w:t>sudo dnf install -y epel-release</w:t>
-      </w:r>
-      <w:r>
-        <w:rPr>
-          <w:rFonts w:ascii="Consolas" w:hAnsi="Consolas"/>
-          <w:sz w:val="17"/>
-        </w:rPr>
-        <w:br/>
-        <w:t># In /etc/yum.repos.d/epel.repo under [epel]:</w:t>
+        <w:t># Ensure EPEL excludes Zabbix packages:</w:t>
       </w:r>
       <w:r>
         <w:rPr>
@@ -2167,6 +3557,13 @@
           <w:sz w:val="17"/>
         </w:rPr>
         <w:br/>
+      </w:r>
+      <w:r>
+        <w:rPr>
+          <w:rFonts w:ascii="Consolas" w:hAnsi="Consolas"/>
+          <w:sz w:val="17"/>
+        </w:rPr>
+        <w:br/>
         <w:t>wget https://repo.zabbix.com/zabbix/7.0/rhel/9/x86_64/zabbix-release-latest-7.0.el9.noarch.rpm</w:t>
       </w:r>
       <w:r>
@@ -2191,7 +3588,7 @@
           <w:sz w:val="17"/>
         </w:rPr>
         <w:br/>
-        <w:t>sudo dnf install -y zabbix-server-pgsql zabbix-agent2 zabbix-sql-scripts postgresql</w:t>
+        <w:t>sudo dnf install -y nginx php-fpm php-pgsql zabbix-web zabbix-web-pgsql zabbix-nginx-conf zabbix-agent2</w:t>
       </w:r>
     </w:p>
     <w:p>
@@ -2199,7 +3596,186 @@
         <w:pStyle w:val="Heading2"/>
       </w:pPr>
       <w:r>
-        <w:t>6.2 Import Zabbix Database Schema</w:t>
+        <w:t>8.2 Configure PHP</w:t>
+      </w:r>
+    </w:p>
+    <w:p>
+      <w:pPr>
+        <w:spacing w:before="40" w:after="100"/>
+        <w:ind w:left="288"/>
+      </w:pPr>
+      <w:r>
+        <w:rPr>
+          <w:rFonts w:ascii="Consolas" w:hAnsi="Consolas"/>
+          <w:sz w:val="17"/>
+        </w:rPr>
+        <w:t>Edit /etc/php.ini:</w:t>
+      </w:r>
+      <w:r>
+        <w:rPr>
+          <w:rFonts w:ascii="Consolas" w:hAnsi="Consolas"/>
+          <w:sz w:val="17"/>
+        </w:rPr>
+        <w:br/>
+        <w:t>date.timezone = UTC</w:t>
+      </w:r>
+    </w:p>
+    <w:p>
+      <w:pPr>
+        <w:pStyle w:val="Heading2"/>
+      </w:pPr>
+      <w:r>
+        <w:lastRenderedPageBreak/>
+        <w:t>8.3 Start Services</w:t>
+      </w:r>
+    </w:p>
+    <w:p>
+      <w:pPr>
+        <w:pStyle w:val="Heading2"/>
+      </w:pPr>
+      <w:r>
+        <w:rPr>
+          <w:b w:val="0"/>
+        </w:rPr>
+        <w:t>8.3a NGINX Configuration and TLS Certificate Files</w:t>
+      </w:r>
+    </w:p>
+    <w:p>
+      <w:r>
+        <w:t>NGINX site configuration: /etc/nginx/conf.d/zabbix.conf</w:t>
+      </w:r>
+    </w:p>
+    <w:p>
+      <w:r>
+        <w:t>TLS certificate directory used for the production frontend: /etc/zabbix/certs/</w:t>
+      </w:r>
+    </w:p>
+    <w:p>
+      <w:pPr>
+        <w:pStyle w:val="OperationalCode"/>
+      </w:pPr>
+      <w:r>
+        <w:t>sudo mkdir -p /etc/zabbix/certs</w:t>
+      </w:r>
+      <w:r>
+        <w:br/>
+        <w:t>sudo vim /etc/nginx/conf.d/zabbix.conf</w:t>
+      </w:r>
+      <w:r>
+        <w:br/>
+      </w:r>
+      <w:r>
+        <w:br/>
+        <w:t># Validate NGINX configuration before reload/restart</w:t>
+      </w:r>
+      <w:r>
+        <w:br/>
+        <w:t>sudo nginx -t</w:t>
+      </w:r>
+    </w:p>
+    <w:p>
+      <w:r>
+        <w:t>If a new certificate request is required, generate the CSR using the approved certificate request process:</w:t>
+      </w:r>
+    </w:p>
+    <w:p>
+      <w:pPr>
+        <w:pStyle w:val="OperationalCode"/>
+      </w:pPr>
+      <w:r>
+        <w:t>cd /etc/zabbix/certs</w:t>
+      </w:r>
+      <w:r>
+        <w:br/>
+      </w:r>
+      <w:r>
+        <w:br/>
+        <w:t>openssl req -new -newkey rsa:2048 -nodes \</w:t>
+      </w:r>
+      <w:r>
+        <w:br/>
+        <w:t xml:space="preserve">  -keyout nms-us.belcan.com.key \</w:t>
+      </w:r>
+      <w:r>
+        <w:br/>
+        <w:t xml:space="preserve">  -out nms-us.belcan.com.csr \</w:t>
+      </w:r>
+      <w:r>
+        <w:br/>
+        <w:t xml:space="preserve">  -subj "/C=US/O=Belcan/OU=Belcan ITSG/CN=nms-us.belcan.com" \</w:t>
+      </w:r>
+      <w:r>
+        <w:br/>
+        <w:t xml:space="preserve">  -addext "subjectAltName=DNS:nms-us.belcan.com</w:t>
+      </w:r>
+    </w:p>
+    <w:p>
+      <w:pPr>
+        <w:pStyle w:val="ListBullet"/>
+      </w:pPr>
+      <w:r>
+        <w:t>Submit nms-us.belcan.com.csr to the organization's certificate-generation process.</w:t>
+      </w:r>
+    </w:p>
+    <w:p>
+      <w:pPr>
+        <w:pStyle w:val="ListBullet"/>
+      </w:pPr>
+      <w:r>
+        <w:t>Install the signed certificate and any required chain file in the approved certificate directory.</w:t>
+      </w:r>
+    </w:p>
+    <w:p>
+      <w:pPr>
+        <w:spacing w:before="40" w:after="100"/>
+        <w:ind w:left="288"/>
+      </w:pPr>
+      <w:r>
+        <w:rPr>
+          <w:rFonts w:ascii="Consolas" w:hAnsi="Consolas"/>
+          <w:sz w:val="17"/>
+        </w:rPr>
+        <w:t>sudo systemctl enable --now php-</w:t>
+      </w:r>
+      <w:proofErr w:type="gramStart"/>
+      <w:r>
+        <w:rPr>
+          <w:rFonts w:ascii="Consolas" w:hAnsi="Consolas"/>
+          <w:sz w:val="17"/>
+        </w:rPr>
+        <w:t>fpm.service</w:t>
+      </w:r>
+      <w:proofErr w:type="gramEnd"/>
+      <w:r>
+        <w:rPr>
+          <w:rFonts w:ascii="Consolas" w:hAnsi="Consolas"/>
+          <w:sz w:val="17"/>
+        </w:rPr>
+        <w:t xml:space="preserve"> </w:t>
+      </w:r>
+      <w:proofErr w:type="gramStart"/>
+      <w:r>
+        <w:rPr>
+          <w:rFonts w:ascii="Consolas" w:hAnsi="Consolas"/>
+          <w:sz w:val="17"/>
+        </w:rPr>
+        <w:t>nginx.service</w:t>
+      </w:r>
+      <w:proofErr w:type="gramEnd"/>
+      <w:r>
+        <w:rPr>
+          <w:rFonts w:ascii="Consolas" w:hAnsi="Consolas"/>
+          <w:sz w:val="17"/>
+        </w:rPr>
+        <w:t xml:space="preserve"> zabbix-agent2.service</w:t>
+      </w:r>
+    </w:p>
+    <w:p>
+      <w:pPr>
+        <w:pStyle w:val="Heading2"/>
+      </w:pPr>
+      <w:r>
+        <w:t>8.4 Configure Zabbix Web Installer</w:t>
       </w:r>
     </w:p>
     <w:p>
@@ -2208,7 +3784,78 @@
         <w:spacing w:after="20"/>
       </w:pPr>
       <w:r>
-        <w:t>Run the schema import only once, against the PostgreSQL VIP / current database.</w:t>
+        <w:t>Open: https://nms-us.belcan.com/</w:t>
+      </w:r>
+    </w:p>
+    <w:p>
+      <w:pPr>
+        <w:pStyle w:val="ListBullet"/>
+        <w:spacing w:after="20"/>
+      </w:pPr>
+      <w:r>
+        <w:t>Database type: PostgreSQL</w:t>
+      </w:r>
+    </w:p>
+    <w:p>
+      <w:pPr>
+        <w:pStyle w:val="ListBullet"/>
+        <w:spacing w:after="20"/>
+      </w:pPr>
+      <w:r>
+        <w:t>Database host: PostgreSQL VIP (10.90.5.12)</w:t>
+      </w:r>
+    </w:p>
+    <w:p>
+      <w:pPr>
+        <w:pStyle w:val="ListBullet"/>
+        <w:spacing w:after="20"/>
+      </w:pPr>
+      <w:r>
+        <w:t>Database name: zabbix</w:t>
+      </w:r>
+    </w:p>
+    <w:p>
+      <w:pPr>
+        <w:pStyle w:val="ListBullet"/>
+        <w:spacing w:after="20"/>
+      </w:pPr>
+      <w:r>
+        <w:t>User: zabbix</w:t>
+      </w:r>
+    </w:p>
+    <w:p>
+      <w:pPr>
+        <w:pStyle w:val="ListBullet"/>
+        <w:spacing w:after="20"/>
+      </w:pPr>
+      <w:r>
+        <w:t>Password: Zabbix DB password</w:t>
+      </w:r>
+    </w:p>
+    <w:p>
+      <w:pPr>
+        <w:pStyle w:val="ListBullet"/>
+        <w:spacing w:after="20"/>
+      </w:pPr>
+      <w:r>
+        <w:t>Leave Database TLS encryption unchecked if this matches the approved production configuration.</w:t>
+      </w:r>
+    </w:p>
+    <w:p>
+      <w:pPr>
+        <w:pStyle w:val="ListBullet"/>
+        <w:spacing w:after="20"/>
+      </w:pPr>
+      <w:r>
+        <w:t>Provide the Zabbix Server name and complete the installation.</w:t>
+      </w:r>
+    </w:p>
+    <w:p>
+      <w:pPr>
+        <w:pStyle w:val="Heading2"/>
+      </w:pPr>
+      <w:r>
+        <w:t>8.5 HTTPS Certificate Validation</w:t>
       </w:r>
     </w:p>
     <w:p>
@@ -2221,23 +3868,47 @@
           <w:rFonts w:ascii="Consolas" w:hAnsi="Consolas"/>
           <w:sz w:val="17"/>
         </w:rPr>
-        <w:t>zcat /usr/share/zabbix-sql-scripts/postgresql/server.sql.gz | \</w:t>
-      </w:r>
-      <w:r>
-        <w:rPr>
-          <w:rFonts w:ascii="Consolas" w:hAnsi="Consolas"/>
-          <w:sz w:val="17"/>
-        </w:rPr>
-        <w:br/>
-        <w:t>psql -h 10.90.5.12 -U zabbix -d zabbix</w:t>
-      </w:r>
-    </w:p>
-    <w:p>
-      <w:pPr>
-        <w:pStyle w:val="Heading2"/>
-      </w:pPr>
-      <w:r>
-        <w:t>6.3 Configure Zabbix Server HA</w:t>
+        <w:t>sudo nginx -t</w:t>
+      </w:r>
+      <w:r>
+        <w:rPr>
+          <w:rFonts w:ascii="Consolas" w:hAnsi="Consolas"/>
+          <w:sz w:val="17"/>
+        </w:rPr>
+        <w:br/>
+        <w:t>sudo systemctl status nginx</w:t>
+      </w:r>
+      <w:r>
+        <w:rPr>
+          <w:rFonts w:ascii="Consolas" w:hAnsi="Consolas"/>
+          <w:sz w:val="17"/>
+        </w:rPr>
+        <w:br/>
+        <w:t>sudo systemctl status php-fpm</w:t>
+      </w:r>
+      <w:r>
+        <w:rPr>
+          <w:rFonts w:ascii="Consolas" w:hAnsi="Consolas"/>
+          <w:sz w:val="17"/>
+        </w:rPr>
+        <w:br/>
+        <w:t>curl -I http://nms-us.belcan.com</w:t>
+      </w:r>
+      <w:r>
+        <w:rPr>
+          <w:rFonts w:ascii="Consolas" w:hAnsi="Consolas"/>
+          <w:sz w:val="17"/>
+        </w:rPr>
+        <w:br/>
+        <w:t>curl -vk https://nms-us.belcan.com</w:t>
+      </w:r>
+      <w:r>
+        <w:rPr>
+          <w:rFonts w:ascii="Consolas" w:hAnsi="Consolas"/>
+          <w:sz w:val="17"/>
+        </w:rPr>
+        <w:br/>
+        <w:t>openssl s_client -connect nms-us.belcan.com:443 -servername nms-us.belcan.com &lt;/dev/null 2&gt;/dev/null | openssl x509 -noout -subject -issuer -dates</w:t>
       </w:r>
     </w:p>
     <w:p>
@@ -2246,7 +3917,23 @@
         <w:spacing w:after="20"/>
       </w:pPr>
       <w:r>
-        <w:t>Edit /etc/zabbix/zabbix_server.conf on both nodes.</w:t>
+        <w:t>Confirm the certificate SAN includes nms-us.belcan.com and the certificate is valid.</w:t>
+      </w:r>
+    </w:p>
+    <w:p>
+      <w:pPr>
+        <w:pStyle w:val="Heading1"/>
+      </w:pPr>
+      <w:r>
+        <w:t>9. Deploy Regional Zabbix Proxies</w:t>
+      </w:r>
+    </w:p>
+    <w:p>
+      <w:pPr>
+        <w:pStyle w:val="Heading2"/>
+      </w:pPr>
+      <w:r>
+        <w:t>9.1 Install Packages on Each Proxy</w:t>
       </w:r>
     </w:p>
     <w:p>
@@ -2259,118 +3946,62 @@
           <w:rFonts w:ascii="Consolas" w:hAnsi="Consolas"/>
           <w:sz w:val="17"/>
         </w:rPr>
-        <w:t># munms01</w:t>
-      </w:r>
-      <w:r>
-        <w:rPr>
-          <w:rFonts w:ascii="Consolas" w:hAnsi="Consolas"/>
-          <w:sz w:val="17"/>
-        </w:rPr>
-        <w:br/>
-        <w:t>DBHost=10.90.5.12</w:t>
-      </w:r>
-      <w:r>
-        <w:rPr>
-          <w:rFonts w:ascii="Consolas" w:hAnsi="Consolas"/>
-          <w:sz w:val="17"/>
-        </w:rPr>
-        <w:br/>
-        <w:t>DBName=zabbix</w:t>
-      </w:r>
-      <w:r>
-        <w:rPr>
-          <w:rFonts w:ascii="Consolas" w:hAnsi="Consolas"/>
-          <w:sz w:val="17"/>
-        </w:rPr>
-        <w:br/>
-        <w:t>DBUser=zabbix</w:t>
-      </w:r>
-      <w:r>
-        <w:rPr>
-          <w:rFonts w:ascii="Consolas" w:hAnsi="Consolas"/>
-          <w:sz w:val="17"/>
-        </w:rPr>
-        <w:br/>
-        <w:t>DBPassword=&lt;password&gt;</w:t>
-      </w:r>
-      <w:r>
-        <w:rPr>
-          <w:rFonts w:ascii="Consolas" w:hAnsi="Consolas"/>
-          <w:sz w:val="17"/>
-        </w:rPr>
-        <w:br/>
-        <w:t>HANodeName=munms01</w:t>
-      </w:r>
-      <w:r>
-        <w:rPr>
-          <w:rFonts w:ascii="Consolas" w:hAnsi="Consolas"/>
-          <w:sz w:val="17"/>
-        </w:rPr>
-        <w:br/>
-        <w:t>NodeAddress=&lt;primary_ip&gt;:10051</w:t>
-      </w:r>
-      <w:r>
-        <w:rPr>
-          <w:rFonts w:ascii="Consolas" w:hAnsi="Consolas"/>
-          <w:sz w:val="17"/>
-        </w:rPr>
-        <w:br/>
-      </w:r>
-      <w:r>
-        <w:rPr>
-          <w:rFonts w:ascii="Consolas" w:hAnsi="Consolas"/>
-          <w:sz w:val="17"/>
-        </w:rPr>
-        <w:br/>
-        <w:t># cgnms01</w:t>
-      </w:r>
-      <w:r>
-        <w:rPr>
-          <w:rFonts w:ascii="Consolas" w:hAnsi="Consolas"/>
-          <w:sz w:val="17"/>
-        </w:rPr>
-        <w:br/>
-        <w:t>DBHost=10.90.5.12</w:t>
-      </w:r>
-      <w:r>
-        <w:rPr>
-          <w:rFonts w:ascii="Consolas" w:hAnsi="Consolas"/>
-          <w:sz w:val="17"/>
-        </w:rPr>
-        <w:br/>
-        <w:t>DBName=zabbix</w:t>
-      </w:r>
-      <w:r>
-        <w:rPr>
-          <w:rFonts w:ascii="Consolas" w:hAnsi="Consolas"/>
-          <w:sz w:val="17"/>
-        </w:rPr>
-        <w:br/>
-        <w:t>DBUser=zabbix</w:t>
-      </w:r>
-      <w:r>
-        <w:rPr>
-          <w:rFonts w:ascii="Consolas" w:hAnsi="Consolas"/>
-          <w:sz w:val="17"/>
-        </w:rPr>
-        <w:br/>
-        <w:t>DBPassword=&lt;password&gt;</w:t>
-      </w:r>
-      <w:r>
-        <w:rPr>
-          <w:rFonts w:ascii="Consolas" w:hAnsi="Consolas"/>
-          <w:sz w:val="17"/>
-        </w:rPr>
-        <w:br/>
-        <w:t>HANodeName=cgnms01</w:t>
-      </w:r>
-      <w:r>
-        <w:rPr>
-          <w:rFonts w:ascii="Consolas" w:hAnsi="Consolas"/>
-          <w:sz w:val="17"/>
-        </w:rPr>
-        <w:br/>
-        <w:t>NodeAddress=&lt;secondary_ip&gt;:10051</w:t>
+        <w:t>sudo dnf install -y epel-release</w:t>
+      </w:r>
+      <w:r>
+        <w:rPr>
+          <w:rFonts w:ascii="Consolas" w:hAnsi="Consolas"/>
+          <w:sz w:val="17"/>
+        </w:rPr>
+        <w:br/>
+        <w:t># Under [epel] in /etc/yum.repos.d/epel.repo:</w:t>
+      </w:r>
+      <w:r>
+        <w:rPr>
+          <w:rFonts w:ascii="Consolas" w:hAnsi="Consolas"/>
+          <w:sz w:val="17"/>
+        </w:rPr>
+        <w:br/>
+        <w:t>excludepkgs=zabbix*</w:t>
+      </w:r>
+      <w:r>
+        <w:rPr>
+          <w:rFonts w:ascii="Consolas" w:hAnsi="Consolas"/>
+          <w:sz w:val="17"/>
+        </w:rPr>
+        <w:br/>
+      </w:r>
+      <w:r>
+        <w:rPr>
+          <w:rFonts w:ascii="Consolas" w:hAnsi="Consolas"/>
+          <w:sz w:val="17"/>
+        </w:rPr>
+        <w:lastRenderedPageBreak/>
+        <w:t>wget https://repo.zabbix.com/zabbix/7.0/rhel/9/x86_64/zabbix-release-latest-7.0.el9.noarch.rpm</w:t>
+      </w:r>
+      <w:r>
+        <w:rPr>
+          <w:rFonts w:ascii="Consolas" w:hAnsi="Consolas"/>
+          <w:sz w:val="17"/>
+        </w:rPr>
+        <w:br/>
+        <w:t>sudo rpm -Uvh zabbix-release-latest-7.0.el9.noarch.rpm</w:t>
+      </w:r>
+      <w:r>
+        <w:rPr>
+          <w:rFonts w:ascii="Consolas" w:hAnsi="Consolas"/>
+          <w:sz w:val="17"/>
+        </w:rPr>
+        <w:br/>
+        <w:t>sudo dnf clean all &amp;&amp; sudo dnf makecache</w:t>
+      </w:r>
+      <w:r>
+        <w:rPr>
+          <w:rFonts w:ascii="Consolas" w:hAnsi="Consolas"/>
+          <w:sz w:val="17"/>
+        </w:rPr>
+        <w:br/>
+        <w:t>sudo dnf install -y zabbix-proxy-pgsql zabbix-sql-scripts postgresql-server zabbix-agent2</w:t>
       </w:r>
     </w:p>
     <w:p>
@@ -2378,7 +4009,7 @@
         <w:pStyle w:val="Heading2"/>
       </w:pPr>
       <w:r>
-        <w:t>6.4 Start Zabbix Server and Agent 2</w:t>
+        <w:t>9.2 Configure Local PostgreSQL on Each Proxy</w:t>
       </w:r>
     </w:p>
     <w:p>
@@ -2391,7 +4022,55 @@
           <w:rFonts w:ascii="Consolas" w:hAnsi="Consolas"/>
           <w:sz w:val="17"/>
         </w:rPr>
-        <w:t>systemctl enable --now zabbix-server zabbix-agent2</w:t>
+        <w:t>sudo postgresql-setup --initdb --unit postgresql</w:t>
+      </w:r>
+      <w:r>
+        <w:rPr>
+          <w:rFonts w:ascii="Consolas" w:hAnsi="Consolas"/>
+          <w:sz w:val="17"/>
+        </w:rPr>
+        <w:br/>
+        <w:t>sudo systemctl enable --now postgresql</w:t>
+      </w:r>
+      <w:r>
+        <w:rPr>
+          <w:rFonts w:ascii="Consolas" w:hAnsi="Consolas"/>
+          <w:sz w:val="17"/>
+        </w:rPr>
+        <w:br/>
+        <w:t>sudo -u postgres psql</w:t>
+      </w:r>
+      <w:r>
+        <w:rPr>
+          <w:rFonts w:ascii="Consolas" w:hAnsi="Consolas"/>
+          <w:sz w:val="17"/>
+        </w:rPr>
+        <w:br/>
+        <w:t>CREATE ROLE zabbix_proxy_&lt;region&gt; LOGIN;</w:t>
+      </w:r>
+      <w:r>
+        <w:rPr>
+          <w:rFonts w:ascii="Consolas" w:hAnsi="Consolas"/>
+          <w:sz w:val="17"/>
+        </w:rPr>
+        <w:br/>
+        <w:t>\password zabbix_proxy_&lt;region&gt;</w:t>
+      </w:r>
+      <w:r>
+        <w:rPr>
+          <w:rFonts w:ascii="Consolas" w:hAnsi="Consolas"/>
+          <w:sz w:val="17"/>
+        </w:rPr>
+        <w:br/>
+        <w:t>CREATE DATABASE zabbix_proxy_&lt;region&gt; OWNER zabbix_proxy_&lt;region&gt;;</w:t>
+      </w:r>
+      <w:r>
+        <w:rPr>
+          <w:rFonts w:ascii="Consolas" w:hAnsi="Consolas"/>
+          <w:sz w:val="17"/>
+        </w:rPr>
+        <w:br/>
+        <w:t>\q</w:t>
       </w:r>
     </w:p>
     <w:p>
@@ -2399,7 +4078,246 @@
         <w:pStyle w:val="Heading2"/>
       </w:pPr>
       <w:r>
-        <w:t>6.5 Validate Zabbix HA</w:t>
+        <w:t>9.3 Import Proxy Schema</w:t>
+      </w:r>
+    </w:p>
+    <w:p>
+      <w:pPr>
+        <w:pStyle w:val="Heading2"/>
+      </w:pPr>
+      <w:r>
+        <w:rPr>
+          <w:b w:val="0"/>
+        </w:rPr>
+        <w:t>9.3a Grant Proxy Database Privileges</w:t>
+      </w:r>
+    </w:p>
+    <w:p>
+      <w:r>
+        <w:t>Because the proxy schema is imported using the postgres account, verify that the proxy login has the required database/schema/table/sequence access:</w:t>
+      </w:r>
+    </w:p>
+    <w:p>
+      <w:pPr>
+        <w:pStyle w:val="OperationalCode"/>
+      </w:pPr>
+      <w:r>
+        <w:t>sudo -u postgres psql -d zabbix_proxy_&lt;region&gt;</w:t>
+      </w:r>
+    </w:p>
+    <w:p>
+      <w:pPr>
+        <w:pStyle w:val="OperationalCode"/>
+      </w:pPr>
+      <w:r>
+        <w:t>GRANT CONNECT ON DATABASE zabbix_proxy_&lt;region&gt; TO zabbix_proxy_&lt;region&gt;;</w:t>
+      </w:r>
+      <w:r>
+        <w:br/>
+        <w:t>GRANT USAGE ON SCHEMA public TO zabbix_proxy_&lt;region&gt;;</w:t>
+      </w:r>
+      <w:r>
+        <w:br/>
+      </w:r>
+      <w:r>
+        <w:br/>
+        <w:t>GRANT SELECT, INSERT, UPDATE, DELETE</w:t>
+      </w:r>
+      <w:r>
+        <w:br/>
+        <w:t>ON ALL TABLES IN SCHEMA public</w:t>
+      </w:r>
+      <w:r>
+        <w:br/>
+        <w:t>TO zabbix_proxy_&lt;region&gt;;</w:t>
+      </w:r>
+      <w:r>
+        <w:br/>
+      </w:r>
+      <w:r>
+        <w:br/>
+        <w:t>GRANT USAGE, SELECT, UPDATE</w:t>
+      </w:r>
+      <w:r>
+        <w:br/>
+        <w:t>ON ALL SEQUENCES IN SCHEMA public</w:t>
+      </w:r>
+      <w:r>
+        <w:br/>
+        <w:t>TO zabbix_proxy_&lt;region&gt;;</w:t>
+      </w:r>
+    </w:p>
+    <w:p>
+      <w:r>
+        <w:t>Validate using the proxy login (not postgres):</w:t>
+      </w:r>
+    </w:p>
+    <w:p>
+      <w:pPr>
+        <w:pStyle w:val="OperationalCode"/>
+      </w:pPr>
+      <w:r>
+        <w:t>psql -h 127.0.0.1 -U zabbix_proxy_&lt;region&gt; -d zabbix_proxy_&lt;region&gt;</w:t>
+      </w:r>
+      <w:r>
+        <w:br/>
+        <w:t>SELECT current_user, current_database();</w:t>
+      </w:r>
+      <w:r>
+        <w:br/>
+        <w:t>SELECT * FROM users LIMIT 1;</w:t>
+      </w:r>
+      <w:r>
+        <w:br/>
+        <w:t>SELECT count(*) FROM hosts;</w:t>
+      </w:r>
+      <w:r>
+        <w:br/>
+        <w:t>SELECT count(*) FROM items;</w:t>
+      </w:r>
+      <w:r>
+        <w:br/>
+        <w:t>\q</w:t>
+      </w:r>
+    </w:p>
+    <w:p>
+      <w:r>
+        <w:t>If the proxy reports permission denied for a table such as users, re-check the grants above and confirm DBUser/DBName in /etc/zabbix/zabbix_proxy.conf.</w:t>
+      </w:r>
+    </w:p>
+    <w:p>
+      <w:pPr>
+        <w:spacing w:before="40" w:after="100"/>
+        <w:ind w:left="288"/>
+      </w:pPr>
+      <w:r>
+        <w:rPr>
+          <w:rFonts w:ascii="Consolas" w:hAnsi="Consolas"/>
+          <w:sz w:val="17"/>
+        </w:rPr>
+        <w:t>sudo -u postgres psql -d zabbix_proxy_&lt;region&gt; -f /usr/share/zabbix-sql-scripts/postgresql/proxy.sql</w:t>
+      </w:r>
+    </w:p>
+    <w:p>
+      <w:pPr>
+        <w:pStyle w:val="Heading2"/>
+      </w:pPr>
+      <w:r>
+        <w:t>9.4 Configure Proxy</w:t>
+      </w:r>
+    </w:p>
+    <w:p>
+      <w:pPr>
+        <w:spacing w:before="40" w:after="100"/>
+        <w:ind w:left="288"/>
+      </w:pPr>
+      <w:r>
+        <w:rPr>
+          <w:rFonts w:ascii="Consolas" w:hAnsi="Consolas"/>
+          <w:sz w:val="17"/>
+        </w:rPr>
+        <w:t>Edit /etc/zabbix/zabbix_proxy.conf:</w:t>
+      </w:r>
+      <w:r>
+        <w:rPr>
+          <w:rFonts w:ascii="Consolas" w:hAnsi="Consolas"/>
+          <w:sz w:val="17"/>
+        </w:rPr>
+        <w:br/>
+      </w:r>
+      <w:r>
+        <w:rPr>
+          <w:rFonts w:ascii="Consolas" w:hAnsi="Consolas"/>
+          <w:sz w:val="17"/>
+        </w:rPr>
+        <w:br/>
+        <w:t>ProxyMode=0</w:t>
+      </w:r>
+      <w:r>
+        <w:rPr>
+          <w:rFonts w:ascii="Consolas" w:hAnsi="Consolas"/>
+          <w:sz w:val="17"/>
+        </w:rPr>
+        <w:br/>
+        <w:t>Server=10.90.5.11</w:t>
+      </w:r>
+      <w:r>
+        <w:rPr>
+          <w:rFonts w:ascii="Consolas" w:hAnsi="Consolas"/>
+          <w:sz w:val="17"/>
+        </w:rPr>
+        <w:br/>
+        <w:t>Hostname=&lt;proxy_server_name&gt;</w:t>
+      </w:r>
+      <w:r>
+        <w:rPr>
+          <w:rFonts w:ascii="Consolas" w:hAnsi="Consolas"/>
+          <w:sz w:val="17"/>
+        </w:rPr>
+        <w:br/>
+        <w:t>DBHost=127.0.0.1</w:t>
+      </w:r>
+      <w:r>
+        <w:rPr>
+          <w:rFonts w:ascii="Consolas" w:hAnsi="Consolas"/>
+          <w:sz w:val="17"/>
+        </w:rPr>
+        <w:br/>
+        <w:t>DBName=zabbix_proxy_&lt;region&gt;</w:t>
+      </w:r>
+      <w:r>
+        <w:rPr>
+          <w:rFonts w:ascii="Consolas" w:hAnsi="Consolas"/>
+          <w:sz w:val="17"/>
+        </w:rPr>
+        <w:br/>
+        <w:t>DBUser=zabbix_proxy_&lt;region&gt;</w:t>
+      </w:r>
+      <w:r>
+        <w:rPr>
+          <w:rFonts w:ascii="Consolas" w:hAnsi="Consolas"/>
+          <w:sz w:val="17"/>
+        </w:rPr>
+        <w:br/>
+        <w:t>DBPassword=&lt;password&gt;</w:t>
+      </w:r>
+    </w:p>
+    <w:p>
+      <w:pPr>
+        <w:pStyle w:val="Heading2"/>
+      </w:pPr>
+      <w:r>
+        <w:lastRenderedPageBreak/>
+        <w:t>9.5 Start and Validate Proxy</w:t>
+      </w:r>
+    </w:p>
+    <w:p>
+      <w:pPr>
+        <w:spacing w:before="40" w:after="100"/>
+        <w:ind w:left="288"/>
+      </w:pPr>
+      <w:r>
+        <w:rPr>
+          <w:rFonts w:ascii="Consolas" w:hAnsi="Consolas"/>
+          <w:sz w:val="17"/>
+        </w:rPr>
+        <w:t>systemctl enable --now zabbix-proxy zabbix-agent2</w:t>
+      </w:r>
+      <w:r>
+        <w:rPr>
+          <w:rFonts w:ascii="Consolas" w:hAnsi="Consolas"/>
+          <w:sz w:val="17"/>
+        </w:rPr>
+        <w:br/>
+        <w:t>psql -h 127.0.0.1 -U zabbix_proxy_&lt;region&gt; -d zabbix_proxy_&lt;region&gt;</w:t>
+      </w:r>
+      <w:r>
+        <w:rPr>
+          <w:rFonts w:ascii="Consolas" w:hAnsi="Consolas"/>
+          <w:sz w:val="17"/>
+        </w:rPr>
+        <w:br/>
+        <w:t>nc -zv 10.90.5.11 10051</w:t>
       </w:r>
     </w:p>
     <w:p>
@@ -2408,7 +4326,89 @@
         <w:spacing w:after="20"/>
       </w:pPr>
       <w:r>
-        <w:t>Open Zabbix UI → Administration → HA Nodes.</w:t>
+        <w:t xml:space="preserve">In Zabbix UI → </w:t>
+      </w:r>
+      <w:r>
+        <w:t xml:space="preserve">Administration </w:t>
+      </w:r>
+      <w:r>
+        <w:t>→ Proxies, verify the proxy is Online.</w:t>
+      </w:r>
+    </w:p>
+    <w:p>
+      <w:pPr>
+        <w:pStyle w:val="Heading1"/>
+      </w:pPr>
+      <w:r>
+        <w:t>10. End-to-End Validation</w:t>
+      </w:r>
+    </w:p>
+    <w:p>
+      <w:pPr>
+        <w:pStyle w:val="Heading2"/>
+      </w:pPr>
+      <w:r>
+        <w:rPr>
+          <w:b w:val="0"/>
+        </w:rPr>
+        <w:t>10.6 PostgreSQL Listener and HBA Security Check</w:t>
+      </w:r>
+    </w:p>
+    <w:p>
+      <w:pPr>
+        <w:pStyle w:val="OperationalCode"/>
+      </w:pPr>
+      <w:r>
+        <w:t>sudo ss -lntp | grep 5432</w:t>
+      </w:r>
+      <w:r>
+        <w:br/>
+        <w:t>sudo cat /var/lib/pgsql/data/pg_hba.conf</w:t>
+      </w:r>
+      <w:r>
+        <w:br/>
+        <w:t>sudo -u postgres psql -c "SHOW hba_file;"</w:t>
+      </w:r>
+      <w:r>
+        <w:br/>
+        <w:t>sudo -u postgres psql -c "SELECT * FROM pg_hba_file_rules;"</w:t>
+      </w:r>
+    </w:p>
+    <w:p>
+      <w:pPr>
+        <w:pStyle w:val="ListBullet"/>
+      </w:pPr>
+      <w:r>
+        <w:t>Confirm only approved Zabbix Server, HA, administrative, and monitoring sources can access PostgreSQL.</w:t>
+      </w:r>
+    </w:p>
+    <w:p>
+      <w:pPr>
+        <w:pStyle w:val="Heading2"/>
+      </w:pPr>
+      <w:r>
+        <w:t>10.1 etcd Validation</w:t>
+      </w:r>
+    </w:p>
+    <w:p>
+      <w:pPr>
+        <w:spacing w:before="40" w:after="100"/>
+        <w:ind w:left="288"/>
+      </w:pPr>
+      <w:r>
+        <w:rPr>
+          <w:rFonts w:ascii="Consolas" w:hAnsi="Consolas"/>
+          <w:sz w:val="17"/>
+        </w:rPr>
+        <w:t>etcdctl --endpoints=http://10.90.5.3:2379,http://10.90.5.4:2379,http://10.90.5.27:2379 member list</w:t>
+      </w:r>
+      <w:r>
+        <w:rPr>
+          <w:rFonts w:ascii="Consolas" w:hAnsi="Consolas"/>
+          <w:sz w:val="17"/>
+        </w:rPr>
+        <w:br/>
+        <w:t>etcdctl --endpoints=http://10.90.5.3:2379,http://10.90.5.4:2379,http://10.90.5.27:2379 endpoint health</w:t>
       </w:r>
     </w:p>
     <w:p>
@@ -2417,15 +4417,7 @@
         <w:spacing w:after="20"/>
       </w:pPr>
       <w:r>
-        <w:t>Expected: one node Active and one node Standby.</w:t>
-      </w:r>
-    </w:p>
-    <w:p>
-      <w:pPr>
-        <w:pStyle w:val="Heading1"/>
-      </w:pPr>
-      <w:r>
-        <w:t>7. Configure Keepalived for Zabbix Server VIP</w:t>
+        <w:t>All three members healthy; no alarms; quorum established.</w:t>
       </w:r>
     </w:p>
     <w:p>
@@ -2433,7 +4425,7 @@
         <w:pStyle w:val="Heading2"/>
       </w:pPr>
       <w:r>
-        <w:t>7.1 Install Keepalived</w:t>
+        <w:t>10.2 Patroni Validation</w:t>
       </w:r>
     </w:p>
     <w:p>
@@ -2446,7 +4438,24 @@
           <w:rFonts w:ascii="Consolas" w:hAnsi="Consolas"/>
           <w:sz w:val="17"/>
         </w:rPr>
-        <w:t>sudo dnf install -y keepalived</w:t>
+        <w:t>patronictl -c /etc/patroni/patroni.yml list</w:t>
+      </w:r>
+      <w:r>
+        <w:rPr>
+          <w:rFonts w:ascii="Consolas" w:hAnsi="Consolas"/>
+          <w:sz w:val="17"/>
+        </w:rPr>
+        <w:br/>
+        <w:t>patronictl -c /etc/patroni/patroni.yml history</w:t>
+      </w:r>
+    </w:p>
+    <w:p>
+      <w:pPr>
+        <w:pStyle w:val="ListBullet"/>
+        <w:spacing w:after="20"/>
+      </w:pPr>
+      <w:r>
+        <w:t>Expected: one Leader, one Replica, cluster healthy.</w:t>
       </w:r>
     </w:p>
     <w:p>
@@ -2454,8 +4463,7 @@
         <w:pStyle w:val="Heading2"/>
       </w:pPr>
       <w:r>
-        <w:lastRenderedPageBreak/>
-        <w:t>7.2 Create Zabbix Health Check</w:t>
+        <w:t>10.3 PostgreSQL VIP Validation</w:t>
       </w:r>
     </w:p>
     <w:p>
@@ -2468,38 +4476,15 @@
           <w:rFonts w:ascii="Consolas" w:hAnsi="Consolas"/>
           <w:sz w:val="17"/>
         </w:rPr>
-        <w:t>sudo vim /usr/local/bin/check_zabbix.sh</w:t>
-      </w:r>
-      <w:r>
-        <w:rPr>
-          <w:rFonts w:ascii="Consolas" w:hAnsi="Consolas"/>
-          <w:sz w:val="17"/>
-        </w:rPr>
-        <w:br/>
-      </w:r>
-      <w:r>
-        <w:rPr>
-          <w:rFonts w:ascii="Consolas" w:hAnsi="Consolas"/>
-          <w:sz w:val="17"/>
-        </w:rPr>
-        <w:br/>
-        <w:t>#!/bin/bash</w:t>
-      </w:r>
-      <w:r>
-        <w:rPr>
-          <w:rFonts w:ascii="Consolas" w:hAnsi="Consolas"/>
-          <w:sz w:val="17"/>
-        </w:rPr>
-        <w:br/>
-        <w:t>systemctl is-active --quiet zabbix-server</w:t>
-      </w:r>
-      <w:r>
-        <w:rPr>
-          <w:rFonts w:ascii="Consolas" w:hAnsi="Consolas"/>
-          <w:sz w:val="17"/>
-        </w:rPr>
-        <w:br/>
-        <w:t>exit $?</w:t>
+        <w:t>nc -zv 10.90.5.12 5432</w:t>
+      </w:r>
+      <w:r>
+        <w:rPr>
+          <w:rFonts w:ascii="Consolas" w:hAnsi="Consolas"/>
+          <w:sz w:val="17"/>
+        </w:rPr>
+        <w:br/>
+        <w:t>psql -h 10.90.5.12 -U zabbix -d zabbix</w:t>
       </w:r>
     </w:p>
     <w:p>
@@ -2512,7 +4497,16 @@
           <w:rFonts w:ascii="Consolas" w:hAnsi="Consolas"/>
           <w:sz w:val="17"/>
         </w:rPr>
-        <w:t>sudo chmod +x /usr/local/bin/check_zabbix.sh</w:t>
+        <w:t>SELECT pg_is_in_recovery();</w:t>
+      </w:r>
+    </w:p>
+    <w:p>
+      <w:pPr>
+        <w:pStyle w:val="ListBullet"/>
+        <w:spacing w:after="20"/>
+      </w:pPr>
+      <w:r>
+        <w:t>When connected through the PostgreSQL VIP, expected result on the current Primary is f.</w:t>
       </w:r>
     </w:p>
     <w:p>
@@ -2520,7 +4514,25 @@
         <w:pStyle w:val="Heading2"/>
       </w:pPr>
       <w:r>
-        <w:t>7.3 Configure Keepalived on munms01</w:t>
+        <w:t>10.4 Zabbix Server HA Validation</w:t>
+      </w:r>
+    </w:p>
+    <w:p>
+      <w:pPr>
+        <w:pStyle w:val="ListBullet"/>
+        <w:spacing w:after="20"/>
+      </w:pPr>
+      <w:r>
+        <w:t>Zabbix UI → Administration → HA Nodes.</w:t>
+      </w:r>
+    </w:p>
+    <w:p>
+      <w:pPr>
+        <w:pStyle w:val="ListBullet"/>
+        <w:spacing w:after="20"/>
+      </w:pPr>
+      <w:r>
+        <w:t>Expected: 1 Active / 1 Standby.</w:t>
       </w:r>
     </w:p>
     <w:p>
@@ -2533,234 +4545,7 @@
           <w:rFonts w:ascii="Consolas" w:hAnsi="Consolas"/>
           <w:sz w:val="17"/>
         </w:rPr>
-        <w:t>global_defs {</w:t>
-      </w:r>
-      <w:r>
-        <w:rPr>
-          <w:rFonts w:ascii="Consolas" w:hAnsi="Consolas"/>
-          <w:sz w:val="17"/>
-        </w:rPr>
-        <w:br/>
-        <w:t xml:space="preserve">    router_id ZBX_MU</w:t>
-      </w:r>
-      <w:r>
-        <w:rPr>
-          <w:rFonts w:ascii="Consolas" w:hAnsi="Consolas"/>
-          <w:sz w:val="17"/>
-        </w:rPr>
-        <w:br/>
-        <w:t>}</w:t>
-      </w:r>
-      <w:r>
-        <w:rPr>
-          <w:rFonts w:ascii="Consolas" w:hAnsi="Consolas"/>
-          <w:sz w:val="17"/>
-        </w:rPr>
-        <w:br/>
-      </w:r>
-      <w:r>
-        <w:rPr>
-          <w:rFonts w:ascii="Consolas" w:hAnsi="Consolas"/>
-          <w:sz w:val="17"/>
-        </w:rPr>
-        <w:br/>
-        <w:t>vrrp_script chk_zabbix {</w:t>
-      </w:r>
-      <w:r>
-        <w:rPr>
-          <w:rFonts w:ascii="Consolas" w:hAnsi="Consolas"/>
-          <w:sz w:val="17"/>
-        </w:rPr>
-        <w:br/>
-        <w:t xml:space="preserve">    script "/usr/local/bin/check_zabbix.sh"</w:t>
-      </w:r>
-      <w:r>
-        <w:rPr>
-          <w:rFonts w:ascii="Consolas" w:hAnsi="Consolas"/>
-          <w:sz w:val="17"/>
-        </w:rPr>
-        <w:br/>
-        <w:t xml:space="preserve">    interval 2</w:t>
-      </w:r>
-      <w:r>
-        <w:rPr>
-          <w:rFonts w:ascii="Consolas" w:hAnsi="Consolas"/>
-          <w:sz w:val="17"/>
-        </w:rPr>
-        <w:br/>
-        <w:t xml:space="preserve">    weight 20</w:t>
-      </w:r>
-      <w:r>
-        <w:rPr>
-          <w:rFonts w:ascii="Consolas" w:hAnsi="Consolas"/>
-          <w:sz w:val="17"/>
-        </w:rPr>
-        <w:br/>
-        <w:t>}</w:t>
-      </w:r>
-      <w:r>
-        <w:rPr>
-          <w:rFonts w:ascii="Consolas" w:hAnsi="Consolas"/>
-          <w:sz w:val="17"/>
-        </w:rPr>
-        <w:br/>
-      </w:r>
-      <w:r>
-        <w:rPr>
-          <w:rFonts w:ascii="Consolas" w:hAnsi="Consolas"/>
-          <w:sz w:val="17"/>
-        </w:rPr>
-        <w:br/>
-        <w:t>vrrp_instance VI_ZBX {</w:t>
-      </w:r>
-      <w:r>
-        <w:rPr>
-          <w:rFonts w:ascii="Consolas" w:hAnsi="Consolas"/>
-          <w:sz w:val="17"/>
-        </w:rPr>
-        <w:br/>
-        <w:t xml:space="preserve">    state MASTER</w:t>
-      </w:r>
-      <w:r>
-        <w:rPr>
-          <w:rFonts w:ascii="Consolas" w:hAnsi="Consolas"/>
-          <w:sz w:val="17"/>
-        </w:rPr>
-        <w:br/>
-        <w:t xml:space="preserve">    interface ens33</w:t>
-      </w:r>
-      <w:r>
-        <w:rPr>
-          <w:rFonts w:ascii="Consolas" w:hAnsi="Consolas"/>
-          <w:sz w:val="17"/>
-        </w:rPr>
-        <w:br/>
-        <w:t xml:space="preserve">    virtual_router_id 52</w:t>
-      </w:r>
-      <w:r>
-        <w:rPr>
-          <w:rFonts w:ascii="Consolas" w:hAnsi="Consolas"/>
-          <w:sz w:val="17"/>
-        </w:rPr>
-        <w:br/>
-        <w:t xml:space="preserve">    priority 150</w:t>
-      </w:r>
-      <w:r>
-        <w:rPr>
-          <w:rFonts w:ascii="Consolas" w:hAnsi="Consolas"/>
-          <w:sz w:val="17"/>
-        </w:rPr>
-        <w:br/>
-        <w:t xml:space="preserve">    advert_int 1</w:t>
-      </w:r>
-      <w:r>
-        <w:rPr>
-          <w:rFonts w:ascii="Consolas" w:hAnsi="Consolas"/>
-          <w:sz w:val="17"/>
-        </w:rPr>
-        <w:br/>
-      </w:r>
-      <w:r>
-        <w:rPr>
-          <w:rFonts w:ascii="Consolas" w:hAnsi="Consolas"/>
-          <w:sz w:val="17"/>
-        </w:rPr>
-        <w:br/>
-        <w:t xml:space="preserve">    authentication {</w:t>
-      </w:r>
-      <w:r>
-        <w:rPr>
-          <w:rFonts w:ascii="Consolas" w:hAnsi="Consolas"/>
-          <w:sz w:val="17"/>
-        </w:rPr>
-        <w:br/>
-        <w:t xml:space="preserve">        auth_type PASS</w:t>
-      </w:r>
-      <w:r>
-        <w:rPr>
-          <w:rFonts w:ascii="Consolas" w:hAnsi="Consolas"/>
-          <w:sz w:val="17"/>
-        </w:rPr>
-        <w:br/>
-        <w:t xml:space="preserve">        auth_pass BelcanZBX</w:t>
-      </w:r>
-      <w:r>
-        <w:rPr>
-          <w:rFonts w:ascii="Consolas" w:hAnsi="Consolas"/>
-          <w:sz w:val="17"/>
-        </w:rPr>
-        <w:br/>
-        <w:t xml:space="preserve">    }</w:t>
-      </w:r>
-      <w:r>
-        <w:rPr>
-          <w:rFonts w:ascii="Consolas" w:hAnsi="Consolas"/>
-          <w:sz w:val="17"/>
-        </w:rPr>
-        <w:br/>
-      </w:r>
-      <w:r>
-        <w:rPr>
-          <w:rFonts w:ascii="Consolas" w:hAnsi="Consolas"/>
-          <w:sz w:val="17"/>
-        </w:rPr>
-        <w:br/>
-        <w:t xml:space="preserve">    virtual_ipaddress {</w:t>
-      </w:r>
-      <w:r>
-        <w:rPr>
-          <w:rFonts w:ascii="Consolas" w:hAnsi="Consolas"/>
-          <w:sz w:val="17"/>
-        </w:rPr>
-        <w:br/>
-        <w:t xml:space="preserve">        10.90.5.11/24</w:t>
-      </w:r>
-      <w:r>
-        <w:rPr>
-          <w:rFonts w:ascii="Consolas" w:hAnsi="Consolas"/>
-          <w:sz w:val="17"/>
-        </w:rPr>
-        <w:br/>
-        <w:t xml:space="preserve">    }</w:t>
-      </w:r>
-      <w:r>
-        <w:rPr>
-          <w:rFonts w:ascii="Consolas" w:hAnsi="Consolas"/>
-          <w:sz w:val="17"/>
-        </w:rPr>
-        <w:br/>
-      </w:r>
-      <w:r>
-        <w:rPr>
-          <w:rFonts w:ascii="Consolas" w:hAnsi="Consolas"/>
-          <w:sz w:val="17"/>
-        </w:rPr>
-        <w:br/>
-        <w:t xml:space="preserve">    track_script {</w:t>
-      </w:r>
-      <w:r>
-        <w:rPr>
-          <w:rFonts w:ascii="Consolas" w:hAnsi="Consolas"/>
-          <w:sz w:val="17"/>
-        </w:rPr>
-        <w:br/>
-        <w:t xml:space="preserve">        chk_zabbix</w:t>
-      </w:r>
-      <w:r>
-        <w:rPr>
-          <w:rFonts w:ascii="Consolas" w:hAnsi="Consolas"/>
-          <w:sz w:val="17"/>
-        </w:rPr>
-        <w:br/>
-        <w:t xml:space="preserve">    }</w:t>
-      </w:r>
-      <w:r>
-        <w:rPr>
-          <w:rFonts w:ascii="Consolas" w:hAnsi="Consolas"/>
-          <w:sz w:val="17"/>
-        </w:rPr>
-        <w:br/>
-        <w:t>}</w:t>
+        <w:t>nc -zv 10.90.5.11 10051</w:t>
       </w:r>
     </w:p>
     <w:p>
@@ -2768,7 +4553,198 @@
         <w:pStyle w:val="Heading2"/>
       </w:pPr>
       <w:r>
-        <w:t>7.4 Configure Keepalived on cgnms01</w:t>
+        <w:t>10.5 Functional Validation</w:t>
+      </w:r>
+    </w:p>
+    <w:p>
+      <w:pPr>
+        <w:pStyle w:val="Heading2"/>
+      </w:pPr>
+      <w:r>
+        <w:rPr>
+          <w:b w:val="0"/>
+        </w:rPr>
+        <w:t>10.5a Agent Connectivity Checks</w:t>
+      </w:r>
+    </w:p>
+    <w:p>
+      <w:pPr>
+        <w:pStyle w:val="OperationalCode"/>
+      </w:pPr>
+      <w:r>
+        <w:t>sudo systemctl status zabbix-agent2</w:t>
+      </w:r>
+      <w:r>
+        <w:br/>
+        <w:t>ss -lntp | grep 10050</w:t>
+      </w:r>
+    </w:p>
+    <w:p>
+      <w:pPr>
+        <w:pStyle w:val="ListBullet"/>
+      </w:pPr>
+      <w:r>
+        <w:t>Confirm the agent is listening on TCP 10050.</w:t>
+      </w:r>
+    </w:p>
+    <w:p>
+      <w:pPr>
+        <w:pStyle w:val="ListBullet"/>
+      </w:pPr>
+      <w:r>
+        <w:t>Confirm the Zabbix Server/Proxy can reach the agent.</w:t>
+      </w:r>
+    </w:p>
+    <w:p>
+      <w:pPr>
+        <w:pStyle w:val="ListBullet"/>
+        <w:spacing w:after="20"/>
+      </w:pPr>
+      <w:r>
+        <w:t>Zabbix UI loads successfully over HTTPS.</w:t>
+      </w:r>
+    </w:p>
+    <w:p>
+      <w:pPr>
+        <w:pStyle w:val="ListBullet"/>
+        <w:spacing w:after="20"/>
+      </w:pPr>
+      <w:r>
+        <w:t>PostgreSQL database connection is healthy.</w:t>
+      </w:r>
+    </w:p>
+    <w:p>
+      <w:pPr>
+        <w:pStyle w:val="ListBullet"/>
+        <w:spacing w:after="20"/>
+      </w:pPr>
+      <w:r>
+        <w:t>Latest monitoring data is updating.</w:t>
+      </w:r>
+    </w:p>
+    <w:p>
+      <w:pPr>
+        <w:pStyle w:val="ListBullet"/>
+        <w:spacing w:after="20"/>
+      </w:pPr>
+      <w:r>
+        <w:t>Hosts show expected availability.</w:t>
+      </w:r>
+    </w:p>
+    <w:p>
+      <w:pPr>
+        <w:pStyle w:val="ListBullet"/>
+        <w:spacing w:after="20"/>
+      </w:pPr>
+      <w:r>
+        <w:t>All regional proxies show Online.</w:t>
+      </w:r>
+    </w:p>
+    <w:p>
+      <w:pPr>
+        <w:pStyle w:val="ListBullet"/>
+        <w:spacing w:after="20"/>
+      </w:pPr>
+      <w:r>
+        <w:lastRenderedPageBreak/>
+        <w:t>Zabbix Server HA shows 1 Active / 1 Standby.</w:t>
+      </w:r>
+    </w:p>
+    <w:p>
+      <w:pPr>
+        <w:pStyle w:val="ListBullet"/>
+        <w:spacing w:after="20"/>
+      </w:pPr>
+      <w:r>
+        <w:t>No unexpected database, proxy, NGINX, or Zabbix Server errors are present.</w:t>
+      </w:r>
+    </w:p>
+    <w:p>
+      <w:pPr>
+        <w:pStyle w:val="Heading1"/>
+      </w:pPr>
+      <w:r>
+        <w:t>11. Failover and Recovery Testing</w:t>
+      </w:r>
+    </w:p>
+    <w:p>
+      <w:pPr>
+        <w:pStyle w:val="Heading2"/>
+      </w:pPr>
+      <w:r>
+        <w:rPr>
+          <w:b w:val="0"/>
+        </w:rPr>
+        <w:t>11.0 Failover Timing Method</w:t>
+      </w:r>
+    </w:p>
+    <w:p>
+      <w:r>
+        <w:t>Record the start and end of each role/VIP/application event using the same clock source:</w:t>
+      </w:r>
+    </w:p>
+    <w:p>
+      <w:pPr>
+        <w:pStyle w:val="OperationalCode"/>
+      </w:pPr>
+      <w:r>
+        <w:t>date '+%Y-%m-%d %H:%M:%S.%3N'</w:t>
+      </w:r>
+    </w:p>
+    <w:p>
+      <w:pPr>
+        <w:pStyle w:val="ListBullet"/>
+      </w:pPr>
+      <w:r>
+        <w:t>Record: test initiation time.</w:t>
+      </w:r>
+    </w:p>
+    <w:p>
+      <w:pPr>
+        <w:pStyle w:val="ListBullet"/>
+      </w:pPr>
+      <w:r>
+        <w:t>Record: Patroni promotion/role-change time.</w:t>
+      </w:r>
+    </w:p>
+    <w:p>
+      <w:pPr>
+        <w:pStyle w:val="ListBullet"/>
+      </w:pPr>
+      <w:r>
+        <w:t>Record: PostgreSQL VIP 10.90.5.12 movement time.</w:t>
+      </w:r>
+    </w:p>
+    <w:p>
+      <w:pPr>
+        <w:pStyle w:val="ListBullet"/>
+      </w:pPr>
+      <w:r>
+        <w:t>Record: Zabbix Server Active/Standby role-change time.</w:t>
+      </w:r>
+    </w:p>
+    <w:p>
+      <w:pPr>
+        <w:pStyle w:val="ListBullet"/>
+      </w:pPr>
+      <w:r>
+        <w:t>Record: application/database connectivity recovery time.</w:t>
+      </w:r>
+    </w:p>
+    <w:p>
+      <w:pPr>
+        <w:pStyle w:val="ListBullet"/>
+      </w:pPr>
+      <w:r>
+        <w:t>Record: any monitoring/data gap and the time normal collection resumed.</w:t>
+      </w:r>
+    </w:p>
+    <w:p>
+      <w:pPr>
+        <w:pStyle w:val="Heading2"/>
+      </w:pPr>
+      <w:r>
+        <w:t>11.1 Patroni Switchover Test</w:t>
       </w:r>
     </w:p>
     <w:p>
@@ -2781,241 +4757,60 @@
           <w:rFonts w:ascii="Consolas" w:hAnsi="Consolas"/>
           <w:sz w:val="17"/>
         </w:rPr>
-        <w:t>global_defs {</w:t>
-      </w:r>
-      <w:r>
-        <w:rPr>
-          <w:rFonts w:ascii="Consolas" w:hAnsi="Consolas"/>
-          <w:sz w:val="17"/>
-        </w:rPr>
-        <w:br/>
-        <w:t xml:space="preserve">    router_id ZBX_CG</w:t>
-      </w:r>
-      <w:r>
-        <w:rPr>
-          <w:rFonts w:ascii="Consolas" w:hAnsi="Consolas"/>
-          <w:sz w:val="17"/>
-        </w:rPr>
-        <w:br/>
-        <w:t>}</w:t>
-      </w:r>
-      <w:r>
-        <w:rPr>
-          <w:rFonts w:ascii="Consolas" w:hAnsi="Consolas"/>
-          <w:sz w:val="17"/>
-        </w:rPr>
-        <w:br/>
-      </w:r>
-      <w:r>
-        <w:rPr>
-          <w:rFonts w:ascii="Consolas" w:hAnsi="Consolas"/>
-          <w:sz w:val="17"/>
-        </w:rPr>
-        <w:br/>
-        <w:t>vrrp_script chk_zabbix {</w:t>
-      </w:r>
-      <w:r>
-        <w:rPr>
-          <w:rFonts w:ascii="Consolas" w:hAnsi="Consolas"/>
-          <w:sz w:val="17"/>
-        </w:rPr>
-        <w:br/>
-        <w:t xml:space="preserve">    script "/usr/local/bin/check_zabbix.sh"</w:t>
-      </w:r>
-      <w:r>
-        <w:rPr>
-          <w:rFonts w:ascii="Consolas" w:hAnsi="Consolas"/>
-          <w:sz w:val="17"/>
-        </w:rPr>
-        <w:br/>
-        <w:t xml:space="preserve">    interval 2</w:t>
-      </w:r>
-      <w:r>
-        <w:rPr>
-          <w:rFonts w:ascii="Consolas" w:hAnsi="Consolas"/>
-          <w:sz w:val="17"/>
-        </w:rPr>
-        <w:br/>
-        <w:t xml:space="preserve">    weight 20</w:t>
-      </w:r>
-      <w:r>
-        <w:rPr>
-          <w:rFonts w:ascii="Consolas" w:hAnsi="Consolas"/>
-          <w:sz w:val="17"/>
-        </w:rPr>
-        <w:br/>
-        <w:t>}</w:t>
-      </w:r>
-      <w:r>
-        <w:rPr>
-          <w:rFonts w:ascii="Consolas" w:hAnsi="Consolas"/>
-          <w:sz w:val="17"/>
-        </w:rPr>
-        <w:br/>
-      </w:r>
-      <w:r>
-        <w:rPr>
-          <w:rFonts w:ascii="Consolas" w:hAnsi="Consolas"/>
-          <w:sz w:val="17"/>
-        </w:rPr>
-        <w:br/>
-        <w:t>vrrp_instance VI_ZBX {</w:t>
-      </w:r>
-      <w:r>
-        <w:rPr>
-          <w:rFonts w:ascii="Consolas" w:hAnsi="Consolas"/>
-          <w:sz w:val="17"/>
-        </w:rPr>
-        <w:br/>
-        <w:t xml:space="preserve">    state BACKUP</w:t>
-      </w:r>
-      <w:r>
-        <w:rPr>
-          <w:rFonts w:ascii="Consolas" w:hAnsi="Consolas"/>
-          <w:sz w:val="17"/>
-        </w:rPr>
-        <w:br/>
-        <w:t xml:space="preserve">    interface ens33</w:t>
-      </w:r>
-      <w:r>
-        <w:rPr>
-          <w:rFonts w:ascii="Consolas" w:hAnsi="Consolas"/>
-          <w:sz w:val="17"/>
-        </w:rPr>
-        <w:br/>
-        <w:t xml:space="preserve">    virtual_router_id 52</w:t>
-      </w:r>
-      <w:r>
-        <w:rPr>
-          <w:rFonts w:ascii="Consolas" w:hAnsi="Consolas"/>
-          <w:sz w:val="17"/>
-        </w:rPr>
-        <w:br/>
-        <w:t xml:space="preserve">    priority 100</w:t>
-      </w:r>
-      <w:r>
-        <w:rPr>
-          <w:rFonts w:ascii="Consolas" w:hAnsi="Consolas"/>
-          <w:sz w:val="17"/>
-        </w:rPr>
-        <w:br/>
-        <w:t xml:space="preserve">    advert_int 1</w:t>
-      </w:r>
-      <w:r>
-        <w:rPr>
-          <w:rFonts w:ascii="Consolas" w:hAnsi="Consolas"/>
-          <w:sz w:val="17"/>
-        </w:rPr>
-        <w:br/>
-      </w:r>
-      <w:r>
-        <w:rPr>
-          <w:rFonts w:ascii="Consolas" w:hAnsi="Consolas"/>
-          <w:sz w:val="17"/>
-        </w:rPr>
-        <w:br/>
-      </w:r>
-      <w:r>
-        <w:rPr>
-          <w:rFonts w:ascii="Consolas" w:hAnsi="Consolas"/>
-          <w:sz w:val="17"/>
-        </w:rPr>
-        <w:lastRenderedPageBreak/>
-        <w:t xml:space="preserve">    authentication {</w:t>
-      </w:r>
-      <w:r>
-        <w:rPr>
-          <w:rFonts w:ascii="Consolas" w:hAnsi="Consolas"/>
-          <w:sz w:val="17"/>
-        </w:rPr>
-        <w:br/>
-        <w:t xml:space="preserve">        auth_type PASS</w:t>
-      </w:r>
-      <w:r>
-        <w:rPr>
-          <w:rFonts w:ascii="Consolas" w:hAnsi="Consolas"/>
-          <w:sz w:val="17"/>
-        </w:rPr>
-        <w:br/>
-        <w:t xml:space="preserve">        auth_pass BelcanZBX</w:t>
-      </w:r>
-      <w:r>
-        <w:rPr>
-          <w:rFonts w:ascii="Consolas" w:hAnsi="Consolas"/>
-          <w:sz w:val="17"/>
-        </w:rPr>
-        <w:br/>
-        <w:t xml:space="preserve">    }</w:t>
-      </w:r>
-      <w:r>
-        <w:rPr>
-          <w:rFonts w:ascii="Consolas" w:hAnsi="Consolas"/>
-          <w:sz w:val="17"/>
-        </w:rPr>
-        <w:br/>
-      </w:r>
-      <w:r>
-        <w:rPr>
-          <w:rFonts w:ascii="Consolas" w:hAnsi="Consolas"/>
-          <w:sz w:val="17"/>
-        </w:rPr>
-        <w:br/>
-        <w:t xml:space="preserve">    virtual_ipaddress {</w:t>
-      </w:r>
-      <w:r>
-        <w:rPr>
-          <w:rFonts w:ascii="Consolas" w:hAnsi="Consolas"/>
-          <w:sz w:val="17"/>
-        </w:rPr>
-        <w:br/>
-        <w:t xml:space="preserve">        10.90.5.11/24</w:t>
-      </w:r>
-      <w:r>
-        <w:rPr>
-          <w:rFonts w:ascii="Consolas" w:hAnsi="Consolas"/>
-          <w:sz w:val="17"/>
-        </w:rPr>
-        <w:br/>
-        <w:t xml:space="preserve">    }</w:t>
-      </w:r>
-      <w:r>
-        <w:rPr>
-          <w:rFonts w:ascii="Consolas" w:hAnsi="Consolas"/>
-          <w:sz w:val="17"/>
-        </w:rPr>
-        <w:br/>
-      </w:r>
-      <w:r>
-        <w:rPr>
-          <w:rFonts w:ascii="Consolas" w:hAnsi="Consolas"/>
-          <w:sz w:val="17"/>
-        </w:rPr>
-        <w:br/>
-        <w:t xml:space="preserve">    track_script {</w:t>
-      </w:r>
-      <w:r>
-        <w:rPr>
-          <w:rFonts w:ascii="Consolas" w:hAnsi="Consolas"/>
-          <w:sz w:val="17"/>
-        </w:rPr>
-        <w:br/>
-        <w:t xml:space="preserve">        chk_zabbix</w:t>
-      </w:r>
-      <w:r>
-        <w:rPr>
-          <w:rFonts w:ascii="Consolas" w:hAnsi="Consolas"/>
-          <w:sz w:val="17"/>
-        </w:rPr>
-        <w:br/>
-        <w:t xml:space="preserve">    }</w:t>
-      </w:r>
-      <w:r>
-        <w:rPr>
-          <w:rFonts w:ascii="Consolas" w:hAnsi="Consolas"/>
-          <w:sz w:val="17"/>
-        </w:rPr>
-        <w:br/>
-        <w:t>}</w:t>
+        <w:t>patronictl -c /etc/patroni/patroni.yml switchover</w:t>
+      </w:r>
+      <w:r>
+        <w:rPr>
+          <w:rFonts w:ascii="Consolas" w:hAnsi="Consolas"/>
+          <w:sz w:val="17"/>
+        </w:rPr>
+        <w:br/>
+        <w:t>patronictl -c /etc/patroni/patroni.yml list</w:t>
+      </w:r>
+    </w:p>
+    <w:p>
+      <w:pPr>
+        <w:pStyle w:val="ListBullet"/>
+        <w:spacing w:after="20"/>
+      </w:pPr>
+      <w:r>
+        <w:t>Replica becomes Leader.</w:t>
+      </w:r>
+    </w:p>
+    <w:p>
+      <w:pPr>
+        <w:pStyle w:val="ListBullet"/>
+        <w:spacing w:after="20"/>
+      </w:pPr>
+      <w:r>
+        <w:t>Previous Leader becomes Replica.</w:t>
+      </w:r>
+    </w:p>
+    <w:p>
+      <w:pPr>
+        <w:pStyle w:val="ListBullet"/>
+        <w:spacing w:after="20"/>
+      </w:pPr>
+      <w:r>
+        <w:t>Replication resumes successfully.</w:t>
+      </w:r>
+    </w:p>
+    <w:p>
+      <w:pPr>
+        <w:pStyle w:val="ListBullet"/>
+        <w:spacing w:after="20"/>
+      </w:pPr>
+      <w:r>
+        <w:t>PostgreSQL VIP 10.90.5.12 moves to the new Leader.</w:t>
+      </w:r>
+    </w:p>
+    <w:p>
+      <w:pPr>
+        <w:pStyle w:val="ListBullet"/>
+        <w:spacing w:after="20"/>
+      </w:pPr>
+      <w:r>
+        <w:t>Zabbix continues to access PostgreSQL through the same VIP.</w:t>
       </w:r>
     </w:p>
     <w:p>
@@ -3023,7 +4818,42 @@
         <w:pStyle w:val="Heading2"/>
       </w:pPr>
       <w:r>
-        <w:t>7.5 Start / Validate Zabbix Keepalived</w:t>
+        <w:t>11.2 PostgreSQL Node / Patroni Failure Test</w:t>
+      </w:r>
+    </w:p>
+    <w:p>
+      <w:pPr>
+        <w:pStyle w:val="ListBullet"/>
+        <w:spacing w:after="20"/>
+      </w:pPr>
+      <w:r>
+        <w:t>Use the approved failure simulation from the PostgreSQL HA procedure. Stopping Patroni on the current Primary is a valid service-failure simulation.</w:t>
+      </w:r>
+    </w:p>
+    <w:p>
+      <w:pPr>
+        <w:pStyle w:val="ListBullet"/>
+        <w:spacing w:after="20"/>
+      </w:pPr>
+      <w:r>
+        <w:t xml:space="preserve">Do not use the standalone </w:t>
+      </w:r>
+      <w:proofErr w:type="spellStart"/>
+      <w:r>
+        <w:t>postgresql</w:t>
+      </w:r>
+      <w:proofErr w:type="spellEnd"/>
+      <w:r>
+        <w:t xml:space="preserve"> service as the primary HA failure simulation because Patroni manages PostgreSQL.</w:t>
+      </w:r>
+    </w:p>
+    <w:p>
+      <w:pPr>
+        <w:pStyle w:val="ListBullet"/>
+        <w:spacing w:after="20"/>
+      </w:pPr>
+      <w:r>
+        <w:t>Verify Patroni promotes the healthy Replica, Keepalived moves 10.90.5.12, and Zabbix remains operational.</w:t>
       </w:r>
     </w:p>
     <w:p>
@@ -3036,15 +4866,44 @@
           <w:rFonts w:ascii="Consolas" w:hAnsi="Consolas"/>
           <w:sz w:val="17"/>
         </w:rPr>
-        <w:t>sudo systemctl enable keepalived</w:t>
-      </w:r>
-      <w:r>
-        <w:rPr>
-          <w:rFonts w:ascii="Consolas" w:hAnsi="Consolas"/>
-          <w:sz w:val="17"/>
-        </w:rPr>
-        <w:br/>
-        <w:t>ip addr</w:t>
+        <w:t>patronictl -c /etc/patroni/patroni.yml list</w:t>
+      </w:r>
+      <w:r>
+        <w:rPr>
+          <w:rFonts w:ascii="Consolas" w:hAnsi="Consolas"/>
+          <w:sz w:val="17"/>
+        </w:rPr>
+        <w:br/>
+        <w:t>ip addr | grep 10.90.5.12</w:t>
+      </w:r>
+      <w:r>
+        <w:rPr>
+          <w:rFonts w:ascii="Consolas" w:hAnsi="Consolas"/>
+          <w:sz w:val="17"/>
+        </w:rPr>
+        <w:br/>
+        <w:t>nc -zv 10.90.5.12 5432</w:t>
+      </w:r>
+    </w:p>
+    <w:p>
+      <w:pPr>
+        <w:pStyle w:val="Heading2"/>
+      </w:pPr>
+      <w:r>
+        <w:t>11.3 Zabbix Server HA Failover Test</w:t>
+      </w:r>
+    </w:p>
+    <w:p>
+      <w:pPr>
+        <w:spacing w:before="40" w:after="100"/>
+        <w:ind w:left="288"/>
+      </w:pPr>
+      <w:r>
+        <w:rPr>
+          <w:rFonts w:ascii="Consolas" w:hAnsi="Consolas"/>
+          <w:sz w:val="17"/>
+        </w:rPr>
+        <w:t>sudo systemctl stop zabbix-server</w:t>
       </w:r>
     </w:p>
     <w:p>
@@ -3053,23 +4912,34 @@
         <w:spacing w:after="20"/>
       </w:pPr>
       <w:r>
-        <w:t>Expected: 10.90.5.11 is owned by the intended active Zabbix Server node.</w:t>
-      </w:r>
-    </w:p>
-    <w:p>
-      <w:pPr>
-        <w:pStyle w:val="Heading1"/>
-      </w:pPr>
-      <w:r>
-        <w:t>8. Deploy NGINX Web Frontend and HTTPS</w:t>
-      </w:r>
-    </w:p>
-    <w:p>
-      <w:pPr>
-        <w:pStyle w:val="Heading2"/>
-      </w:pPr>
-      <w:r>
-        <w:t>8.1 Install NGINX / PHP / Zabbix Web Packages</w:t>
+        <w:t>Run on the current Active Zabbix Server.</w:t>
+      </w:r>
+    </w:p>
+    <w:p>
+      <w:pPr>
+        <w:pStyle w:val="ListBullet"/>
+        <w:spacing w:after="20"/>
+      </w:pPr>
+      <w:r>
+        <w:t>Verify the Standby automatically becomes Active.</w:t>
+      </w:r>
+    </w:p>
+    <w:p>
+      <w:pPr>
+        <w:pStyle w:val="ListBullet"/>
+        <w:spacing w:after="20"/>
+      </w:pPr>
+      <w:r>
+        <w:t>Verify frontend access, monitoring data, proxy status, and PostgreSQL connectivity.</w:t>
+      </w:r>
+    </w:p>
+    <w:p>
+      <w:pPr>
+        <w:pStyle w:val="ListBullet"/>
+        <w:spacing w:after="20"/>
+      </w:pPr>
+      <w:r>
+        <w:t>Start the recovered node and verify it rejoins as Standby.</w:t>
       </w:r>
     </w:p>
     <w:p>
@@ -3082,54 +4952,15 @@
           <w:rFonts w:ascii="Consolas" w:hAnsi="Consolas"/>
           <w:sz w:val="17"/>
         </w:rPr>
-        <w:t># Ensure EPEL excludes Zabbix packages:</w:t>
-      </w:r>
-      <w:r>
-        <w:rPr>
-          <w:rFonts w:ascii="Consolas" w:hAnsi="Consolas"/>
-          <w:sz w:val="17"/>
-        </w:rPr>
-        <w:br/>
-        <w:t>excludepkgs=zabbix*</w:t>
-      </w:r>
-      <w:r>
-        <w:rPr>
-          <w:rFonts w:ascii="Consolas" w:hAnsi="Consolas"/>
-          <w:sz w:val="17"/>
-        </w:rPr>
-        <w:br/>
-      </w:r>
-      <w:r>
-        <w:rPr>
-          <w:rFonts w:ascii="Consolas" w:hAnsi="Consolas"/>
-          <w:sz w:val="17"/>
-        </w:rPr>
-        <w:br/>
-        <w:t>wget https://repo.zabbix.com/zabbix/7.0/rhel/9/x86_64/zabbix-release-latest-7.0.el9.noarch.rpm</w:t>
-      </w:r>
-      <w:r>
-        <w:rPr>
-          <w:rFonts w:ascii="Consolas" w:hAnsi="Consolas"/>
-          <w:sz w:val="17"/>
-        </w:rPr>
-        <w:br/>
-        <w:t>sudo rpm -Uvh zabbix-release-latest-7.0.el9.noarch.rpm</w:t>
-      </w:r>
-      <w:r>
-        <w:rPr>
-          <w:rFonts w:ascii="Consolas" w:hAnsi="Consolas"/>
-          <w:sz w:val="17"/>
-        </w:rPr>
-        <w:br/>
-        <w:t>sudo dnf clean all &amp;&amp; sudo dnf makecache</w:t>
-      </w:r>
-      <w:r>
-        <w:rPr>
-          <w:rFonts w:ascii="Consolas" w:hAnsi="Consolas"/>
-          <w:sz w:val="17"/>
-        </w:rPr>
-        <w:br/>
-        <w:t>sudo dnf install -y nginx php-fpm php-pgsql zabbix-web zabbix-web-pgsql zabbix-nginx-conf zabbix-agent2</w:t>
+        <w:t>sudo systemctl start zabbix-server</w:t>
+      </w:r>
+      <w:r>
+        <w:rPr>
+          <w:rFonts w:ascii="Consolas" w:hAnsi="Consolas"/>
+          <w:sz w:val="17"/>
+        </w:rPr>
+        <w:br/>
+        <w:t>sudo systemctl status zabbix-server</w:t>
       </w:r>
     </w:p>
     <w:p>
@@ -3137,7 +4968,170 @@
         <w:pStyle w:val="Heading2"/>
       </w:pPr>
       <w:r>
-        <w:t>8.2 Configure PHP</w:t>
+        <w:t>11.4 End-to-End Failover Success Criteria</w:t>
+      </w:r>
+    </w:p>
+    <w:p>
+      <w:pPr>
+        <w:pStyle w:val="ListBullet"/>
+        <w:spacing w:after="20"/>
+      </w:pPr>
+      <w:r>
+        <w:t>PostgreSQL: 1 Leader + 1 Replica.</w:t>
+      </w:r>
+    </w:p>
+    <w:p>
+      <w:pPr>
+        <w:pStyle w:val="ListBullet"/>
+        <w:spacing w:after="20"/>
+      </w:pPr>
+      <w:r>
+        <w:t>etcd: three healthy members with quorum.</w:t>
+      </w:r>
+    </w:p>
+    <w:p>
+      <w:pPr>
+        <w:pStyle w:val="ListBullet"/>
+        <w:spacing w:after="20"/>
+      </w:pPr>
+      <w:r>
+        <w:t>PostgreSQL VIP 10.90.5.12 always follows the current Primary.</w:t>
+      </w:r>
+    </w:p>
+    <w:p>
+      <w:pPr>
+        <w:pStyle w:val="ListBullet"/>
+        <w:spacing w:after="20"/>
+      </w:pPr>
+      <w:r>
+        <w:lastRenderedPageBreak/>
+        <w:t>Zabbix Server: 1 Active + 1 Standby.</w:t>
+      </w:r>
+    </w:p>
+    <w:p>
+      <w:pPr>
+        <w:pStyle w:val="ListBullet"/>
+        <w:spacing w:after="20"/>
+      </w:pPr>
+      <w:r>
+        <w:t>Zabbix Server failover changes the Active/Standby role correctly.</w:t>
+      </w:r>
+    </w:p>
+    <w:p>
+      <w:pPr>
+        <w:pStyle w:val="ListBullet"/>
+        <w:spacing w:after="20"/>
+      </w:pPr>
+      <w:r>
+        <w:t>Recovered Zabbix Server rejoins as Standby.</w:t>
+      </w:r>
+    </w:p>
+    <w:p>
+      <w:pPr>
+        <w:pStyle w:val="ListBullet"/>
+        <w:spacing w:after="20"/>
+      </w:pPr>
+      <w:r>
+        <w:t>Regional Zabbix Proxies remain Online.</w:t>
+      </w:r>
+    </w:p>
+    <w:p>
+      <w:pPr>
+        <w:pStyle w:val="ListBullet"/>
+        <w:spacing w:after="20"/>
+      </w:pPr>
+      <w:r>
+        <w:t>Monitoring data continues without unacceptable interruption.</w:t>
+      </w:r>
+    </w:p>
+    <w:p>
+      <w:pPr>
+        <w:pStyle w:val="ListBullet"/>
+        <w:spacing w:after="20"/>
+      </w:pPr>
+      <w:r>
+        <w:t>No split-brain condition is observed.</w:t>
+      </w:r>
+    </w:p>
+    <w:p>
+      <w:pPr>
+        <w:pStyle w:val="ListBullet"/>
+        <w:spacing w:after="20"/>
+      </w:pPr>
+      <w:r>
+        <w:t>No unresolved critical errors remain in HA/application logs.</w:t>
+      </w:r>
+    </w:p>
+    <w:p>
+      <w:pPr>
+        <w:pStyle w:val="Heading1"/>
+      </w:pPr>
+      <w:r>
+        <w:t>12. Backup and Configuration Protection</w:t>
+      </w:r>
+    </w:p>
+    <w:p>
+      <w:pPr>
+        <w:pStyle w:val="Heading2"/>
+      </w:pPr>
+      <w:r>
+        <w:rPr>
+          <w:b w:val="0"/>
+        </w:rPr>
+        <w:t>12.0 Backup Staging and Verification</w:t>
+      </w:r>
+    </w:p>
+    <w:p>
+      <w:pPr>
+        <w:pStyle w:val="OperationalCode"/>
+      </w:pPr>
+      <w:r>
+        <w:t>df -h /backup</w:t>
+      </w:r>
+      <w:r>
+        <w:br/>
+        <w:t>find /backup -type f -ls</w:t>
+      </w:r>
+    </w:p>
+    <w:p>
+      <w:pPr>
+        <w:pStyle w:val="ListBullet"/>
+      </w:pPr>
+      <w:r>
+        <w:t>Treat /backup as temporary staging unless it is explicitly part of the enterprise backup infrastructure.</w:t>
+      </w:r>
+    </w:p>
+    <w:p>
+      <w:pPr>
+        <w:pStyle w:val="ListBullet"/>
+      </w:pPr>
+      <w:r>
+        <w:t>Transfer validated backups to the approved enterprise backup repository.</w:t>
+      </w:r>
+    </w:p>
+    <w:p>
+      <w:pPr>
+        <w:pStyle w:val="ListBullet"/>
+      </w:pPr>
+      <w:r>
+        <w:t>Do not store production passwords or private keys in the documentation.</w:t>
+      </w:r>
+    </w:p>
+    <w:p>
+      <w:pPr>
+        <w:pStyle w:val="Heading2"/>
+      </w:pPr>
+      <w:r>
+        <w:t>12.1 Zabbix PostgreSQL Database Backup</w:t>
+      </w:r>
+    </w:p>
+    <w:p>
+      <w:pPr>
+        <w:pStyle w:val="ListBullet"/>
+        <w:spacing w:after="20"/>
+      </w:pPr>
+      <w:r>
+        <w:t>Run from the designated backup/utility server with access to the PostgreSQL VIP.</w:t>
       </w:r>
     </w:p>
     <w:p>
@@ -3150,15 +5144,40 @@
           <w:rFonts w:ascii="Consolas" w:hAnsi="Consolas"/>
           <w:sz w:val="17"/>
         </w:rPr>
-        <w:t>Edit /etc/php.ini:</w:t>
-      </w:r>
-      <w:r>
-        <w:rPr>
-          <w:rFonts w:ascii="Consolas" w:hAnsi="Consolas"/>
-          <w:sz w:val="17"/>
-        </w:rPr>
-        <w:br/>
-        <w:t>date.timezone = UTC</w:t>
+        <w:t>nc -zv 10.90.5.12 5432</w:t>
+      </w:r>
+      <w:r>
+        <w:rPr>
+          <w:rFonts w:ascii="Consolas" w:hAnsi="Consolas"/>
+          <w:sz w:val="17"/>
+        </w:rPr>
+        <w:br/>
+        <w:t>pg_dump -h 10.90.5.12 -U zabbix -d zabbix -Fc -f /backup/zabbix/zabbix_$(date +%Y%m%d_%H%M%S).dump</w:t>
+      </w:r>
+      <w:r>
+        <w:rPr>
+          <w:rFonts w:ascii="Consolas" w:hAnsi="Consolas"/>
+          <w:sz w:val="17"/>
+        </w:rPr>
+        <w:br/>
+        <w:t>ls -lh /backup/zabbix/</w:t>
+      </w:r>
+      <w:r>
+        <w:rPr>
+          <w:rFonts w:ascii="Consolas" w:hAnsi="Consolas"/>
+          <w:sz w:val="17"/>
+        </w:rPr>
+        <w:br/>
+        <w:t>pg_restore --list /backup/zabbix/&lt;backup-file&gt;.dump</w:t>
+      </w:r>
+    </w:p>
+    <w:p>
+      <w:pPr>
+        <w:pStyle w:val="ListBullet"/>
+        <w:spacing w:after="20"/>
+      </w:pPr>
+      <w:r>
+        <w:t>Transfer the validated backup to the approved enterprise backup repository.</w:t>
       </w:r>
     </w:p>
     <w:p>
@@ -3166,7 +5185,16 @@
         <w:pStyle w:val="Heading2"/>
       </w:pPr>
       <w:r>
-        <w:t>8.3 Start Services</w:t>
+        <w:t>12.2 Proxy Database Backups</w:t>
+      </w:r>
+    </w:p>
+    <w:p>
+      <w:pPr>
+        <w:pStyle w:val="ListBullet"/>
+        <w:spacing w:after="20"/>
+      </w:pPr>
+      <w:r>
+        <w:t>Run on each regional proxy.</w:t>
       </w:r>
     </w:p>
     <w:p>
@@ -3179,7 +5207,23 @@
           <w:rFonts w:ascii="Consolas" w:hAnsi="Consolas"/>
           <w:sz w:val="17"/>
         </w:rPr>
-        <w:t>sudo systemctl enable --now php-fpm.service nginx.service zabbix-agent2.service</w:t>
+        <w:t>mkdir -p /backup/zabbix-proxy</w:t>
+      </w:r>
+      <w:r>
+        <w:rPr>
+          <w:rFonts w:ascii="Consolas" w:hAnsi="Consolas"/>
+          <w:sz w:val="17"/>
+        </w:rPr>
+        <w:br/>
+        <w:t>pg_dump -h 127.0.0.1 -U &lt;zabbix_proxy_user&gt; -d &lt;zabbix_proxy_db&gt; -Fc -f /backup/zabbix-proxy/zabbix_proxy_&lt;region&gt;_$(date +%Y%m%d_%H%M%S).dump</w:t>
+      </w:r>
+      <w:r>
+        <w:rPr>
+          <w:rFonts w:ascii="Consolas" w:hAnsi="Consolas"/>
+          <w:sz w:val="17"/>
+        </w:rPr>
+        <w:br/>
+        <w:t>pg_restore --list /backup/zabbix-proxy/&lt;backup-file&gt;.dump</w:t>
       </w:r>
     </w:p>
     <w:p>
@@ -3187,7 +5231,36 @@
         <w:pStyle w:val="Heading2"/>
       </w:pPr>
       <w:r>
-        <w:t>8.4 Configure Zabbix Web Installer</w:t>
+        <w:t>12.3 Zabbix / Proxy / NGINX Configuration Backups</w:t>
+      </w:r>
+    </w:p>
+    <w:p>
+      <w:pPr>
+        <w:spacing w:before="40" w:after="100"/>
+        <w:ind w:left="288"/>
+      </w:pPr>
+      <w:r>
+        <w:rPr>
+          <w:rFonts w:ascii="Consolas" w:hAnsi="Consolas"/>
+          <w:sz w:val="17"/>
+        </w:rPr>
+        <w:t>sudo tar -czf /backup/zabbix_server_config_$(hostname)_$(date +%Y%m%d_%H%M%S).tar.gz /etc/zabbix/</w:t>
+      </w:r>
+      <w:r>
+        <w:rPr>
+          <w:rFonts w:ascii="Consolas" w:hAnsi="Consolas"/>
+          <w:sz w:val="17"/>
+        </w:rPr>
+        <w:br/>
+        <w:t>sudo tar -czf /backup/zabbix_proxy_config_$(hostname)_$(date +%Y%m%d_%H%M%S).tar.gz /etc/zabbix/</w:t>
+      </w:r>
+      <w:r>
+        <w:rPr>
+          <w:rFonts w:ascii="Consolas" w:hAnsi="Consolas"/>
+          <w:sz w:val="17"/>
+        </w:rPr>
+        <w:br/>
+        <w:t>sudo tar -czf /backup/nginx_config_$(hostname)_$(date +%Y%m%d_%H%M%S).tar.gz /etc/nginx/</w:t>
       </w:r>
     </w:p>
     <w:p>
@@ -3196,7 +5269,15 @@
         <w:spacing w:after="20"/>
       </w:pPr>
       <w:r>
-        <w:t>Open: https://nms-us.belcan.com/</w:t>
+        <w:t>Back up TLS certificates/private keys according to the organization's certificate and secret-management policy. Protect private-key backups with appropriate permissions.</w:t>
+      </w:r>
+    </w:p>
+    <w:p>
+      <w:pPr>
+        <w:pStyle w:val="Heading2"/>
+      </w:pPr>
+      <w:r>
+        <w:t>12.4 Patroni / etcd / Keepalived Backups</w:t>
       </w:r>
     </w:p>
     <w:p>
@@ -3205,7 +5286,36 @@
         <w:spacing w:after="20"/>
       </w:pPr>
       <w:r>
-        <w:t>Database type: PostgreSQL</w:t>
+        <w:t>Back up the authoritative HA configuration and etcd snapshot as part of the PostgreSQL HA recovery procedure.</w:t>
+      </w:r>
+    </w:p>
+    <w:p>
+      <w:pPr>
+        <w:spacing w:before="40" w:after="100"/>
+        <w:ind w:left="288"/>
+      </w:pPr>
+      <w:r>
+        <w:rPr>
+          <w:rFonts w:ascii="Consolas" w:hAnsi="Consolas"/>
+          <w:sz w:val="17"/>
+        </w:rPr>
+        <w:t>sudo tar -czf /backup/patroni_config_$(hostname)_$(date +%Y%m%d_%H%M%S).tar.gz /etc/patroni/</w:t>
+      </w:r>
+      <w:r>
+        <w:rPr>
+          <w:rFonts w:ascii="Consolas" w:hAnsi="Consolas"/>
+          <w:sz w:val="17"/>
+        </w:rPr>
+        <w:br/>
+        <w:t>sudo tar -czf /backup/etcd_config_$(hostname)_$(date +%Y%m%d_%H%M%S).tar.gz /etc/etcd/</w:t>
+      </w:r>
+      <w:r>
+        <w:rPr>
+          <w:rFonts w:ascii="Consolas" w:hAnsi="Consolas"/>
+          <w:sz w:val="17"/>
+        </w:rPr>
+        <w:br/>
+        <w:t>sudo tar -czf /backup/keepalived_$(hostname)_$(date +%Y%m%d_%H%M%S).tar.gz /etc/keepalived/</w:t>
       </w:r>
     </w:p>
     <w:p>
@@ -3214,7 +5324,7 @@
         <w:spacing w:after="20"/>
       </w:pPr>
       <w:r>
-        <w:t>Database host: PostgreSQL VIP (10.90.5.12)</w:t>
+        <w:t>Create/retain an etcd snapshot according to the approved recovery procedure.</w:t>
       </w:r>
     </w:p>
     <w:p>
@@ -3223,52 +5333,16 @@
         <w:spacing w:after="20"/>
       </w:pPr>
       <w:r>
-        <w:t>Database name: zabbix</w:t>
-      </w:r>
-    </w:p>
-    <w:p>
-      <w:pPr>
-        <w:pStyle w:val="ListBullet"/>
-        <w:spacing w:after="20"/>
-      </w:pPr>
-      <w:r>
-        <w:t>User: zabbix</w:t>
-      </w:r>
-    </w:p>
-    <w:p>
-      <w:pPr>
-        <w:pStyle w:val="ListBullet"/>
-        <w:spacing w:after="20"/>
-      </w:pPr>
-      <w:r>
-        <w:t>Password: Zabbix DB password</w:t>
-      </w:r>
-    </w:p>
-    <w:p>
-      <w:pPr>
-        <w:pStyle w:val="ListBullet"/>
-        <w:spacing w:after="20"/>
-      </w:pPr>
-      <w:r>
-        <w:t>Leave Database TLS encryption unchecked if this matches the approved production configuration.</w:t>
-      </w:r>
-    </w:p>
-    <w:p>
-      <w:pPr>
-        <w:pStyle w:val="ListBullet"/>
-        <w:spacing w:after="20"/>
-      </w:pPr>
-      <w:r>
-        <w:t>Provide the Zabbix Server name and complete the installation.</w:t>
-      </w:r>
-    </w:p>
-    <w:p>
-      <w:pPr>
-        <w:pStyle w:val="ListBullet"/>
-        <w:spacing w:after="20"/>
-      </w:pPr>
-      <w:r>
-        <w:t>Use the organization's approved credentials; do not document production passwords in this guide.</w:t>
+        <w:t>Transfer required backups to the approved enterprise backup repository.</w:t>
+      </w:r>
+    </w:p>
+    <w:p>
+      <w:pPr>
+        <w:pStyle w:val="Heading1"/>
+      </w:pPr>
+      <w:r>
+        <w:lastRenderedPageBreak/>
+        <w:t>13. Post-Implementation Validation and Closure</w:t>
       </w:r>
     </w:p>
     <w:p>
@@ -3276,1203 +5350,15 @@
         <w:pStyle w:val="Heading2"/>
       </w:pPr>
       <w:r>
-        <w:t>8.5 HTTPS Certificate Validation</w:t>
-      </w:r>
-    </w:p>
-    <w:p>
-      <w:pPr>
-        <w:spacing w:before="40" w:after="100"/>
-        <w:ind w:left="288"/>
-      </w:pPr>
-      <w:r>
-        <w:rPr>
-          <w:rFonts w:ascii="Consolas" w:hAnsi="Consolas"/>
-          <w:sz w:val="17"/>
-        </w:rPr>
-        <w:t>sudo nginx -t</w:t>
-      </w:r>
-      <w:r>
-        <w:rPr>
-          <w:rFonts w:ascii="Consolas" w:hAnsi="Consolas"/>
-          <w:sz w:val="17"/>
-        </w:rPr>
-        <w:br/>
-        <w:t>sudo systemctl status nginx</w:t>
-      </w:r>
-      <w:r>
-        <w:rPr>
-          <w:rFonts w:ascii="Consolas" w:hAnsi="Consolas"/>
-          <w:sz w:val="17"/>
-        </w:rPr>
-        <w:br/>
-        <w:t>sudo systemctl status php-fpm</w:t>
-      </w:r>
-      <w:r>
-        <w:rPr>
-          <w:rFonts w:ascii="Consolas" w:hAnsi="Consolas"/>
-          <w:sz w:val="17"/>
-        </w:rPr>
-        <w:br/>
-      </w:r>
-      <w:r>
-        <w:rPr>
-          <w:rFonts w:ascii="Consolas" w:hAnsi="Consolas"/>
-          <w:sz w:val="17"/>
-        </w:rPr>
-        <w:lastRenderedPageBreak/>
-        <w:t>curl -I http://nms-us.belcan.com</w:t>
-      </w:r>
-      <w:r>
-        <w:rPr>
-          <w:rFonts w:ascii="Consolas" w:hAnsi="Consolas"/>
-          <w:sz w:val="17"/>
-        </w:rPr>
-        <w:br/>
-        <w:t>curl -vk https://nms-us.belcan.com</w:t>
-      </w:r>
-      <w:r>
-        <w:rPr>
-          <w:rFonts w:ascii="Consolas" w:hAnsi="Consolas"/>
-          <w:sz w:val="17"/>
-        </w:rPr>
-        <w:br/>
-        <w:t>openssl s_client -connect nms-us.belcan.com:443 -servername nms-us.belcan.com &lt;/dev/null 2&gt;/dev/null | openssl x509 -noout -subject -issuer -dates</w:t>
-      </w:r>
-    </w:p>
-    <w:p>
-      <w:pPr>
-        <w:pStyle w:val="ListBullet"/>
-        <w:spacing w:after="20"/>
-      </w:pPr>
-      <w:r>
-        <w:t>Confirm the certificate SAN includes nms-us.belcan.com and the certificate is valid.</w:t>
-      </w:r>
-    </w:p>
-    <w:p>
-      <w:pPr>
-        <w:pStyle w:val="Heading1"/>
-      </w:pPr>
-      <w:r>
-        <w:t>9. Deploy Regional Zabbix Proxies</w:t>
-      </w:r>
-    </w:p>
-    <w:p>
-      <w:pPr>
-        <w:pStyle w:val="Heading2"/>
-      </w:pPr>
-      <w:r>
-        <w:t>9.1 Install Packages on Each Proxy</w:t>
-      </w:r>
-    </w:p>
-    <w:p>
-      <w:pPr>
-        <w:spacing w:before="40" w:after="100"/>
-        <w:ind w:left="288"/>
-      </w:pPr>
-      <w:r>
-        <w:rPr>
-          <w:rFonts w:ascii="Consolas" w:hAnsi="Consolas"/>
-          <w:sz w:val="17"/>
-        </w:rPr>
-        <w:t>sudo dnf install -y epel-release</w:t>
-      </w:r>
-      <w:r>
-        <w:rPr>
-          <w:rFonts w:ascii="Consolas" w:hAnsi="Consolas"/>
-          <w:sz w:val="17"/>
-        </w:rPr>
-        <w:br/>
-        <w:t># Under [epel] in /etc/yum.repos.d/epel.repo:</w:t>
-      </w:r>
-      <w:r>
-        <w:rPr>
-          <w:rFonts w:ascii="Consolas" w:hAnsi="Consolas"/>
-          <w:sz w:val="17"/>
-        </w:rPr>
-        <w:br/>
-        <w:t>excludepkgs=zabbix*</w:t>
-      </w:r>
-      <w:r>
-        <w:rPr>
-          <w:rFonts w:ascii="Consolas" w:hAnsi="Consolas"/>
-          <w:sz w:val="17"/>
-        </w:rPr>
-        <w:br/>
-        <w:t>wget https://repo.zabbix.com/zabbix/7.0/rhel/9/x86_64/zabbix-release-latest-7.0.el9.noarch.rpm</w:t>
-      </w:r>
-      <w:r>
-        <w:rPr>
-          <w:rFonts w:ascii="Consolas" w:hAnsi="Consolas"/>
-          <w:sz w:val="17"/>
-        </w:rPr>
-        <w:br/>
-        <w:t>sudo rpm -Uvh zabbix-release-latest-7.0.el9.noarch.rpm</w:t>
-      </w:r>
-      <w:r>
-        <w:rPr>
-          <w:rFonts w:ascii="Consolas" w:hAnsi="Consolas"/>
-          <w:sz w:val="17"/>
-        </w:rPr>
-        <w:br/>
-        <w:t>sudo dnf clean all &amp;&amp; sudo dnf makecache</w:t>
-      </w:r>
-      <w:r>
-        <w:rPr>
-          <w:rFonts w:ascii="Consolas" w:hAnsi="Consolas"/>
-          <w:sz w:val="17"/>
-        </w:rPr>
-        <w:br/>
-        <w:t>sudo dnf install -y zabbix-proxy-pgsql zabbix-sql-scripts postgresql-server zabbix-agent2</w:t>
-      </w:r>
-    </w:p>
-    <w:p>
-      <w:pPr>
-        <w:pStyle w:val="Heading2"/>
-      </w:pPr>
-      <w:r>
-        <w:t>9.2 Configure Local PostgreSQL on Each Proxy</w:t>
-      </w:r>
-    </w:p>
-    <w:p>
-      <w:pPr>
-        <w:spacing w:before="40" w:after="100"/>
-        <w:ind w:left="288"/>
-      </w:pPr>
-      <w:r>
-        <w:rPr>
-          <w:rFonts w:ascii="Consolas" w:hAnsi="Consolas"/>
-          <w:sz w:val="17"/>
-        </w:rPr>
-        <w:t>sudo postgresql-setup --initdb --unit postgresql</w:t>
-      </w:r>
-      <w:r>
-        <w:rPr>
-          <w:rFonts w:ascii="Consolas" w:hAnsi="Consolas"/>
-          <w:sz w:val="17"/>
-        </w:rPr>
-        <w:br/>
-        <w:t>sudo systemctl enable --now postgresql</w:t>
-      </w:r>
-      <w:r>
-        <w:rPr>
-          <w:rFonts w:ascii="Consolas" w:hAnsi="Consolas"/>
-          <w:sz w:val="17"/>
-        </w:rPr>
-        <w:br/>
-        <w:t>sudo -u postgres psql</w:t>
-      </w:r>
-      <w:r>
-        <w:rPr>
-          <w:rFonts w:ascii="Consolas" w:hAnsi="Consolas"/>
-          <w:sz w:val="17"/>
-        </w:rPr>
-        <w:br/>
-        <w:t>CREATE ROLE zabbix_proxy_&lt;region&gt; LOGIN;</w:t>
-      </w:r>
-      <w:r>
-        <w:rPr>
-          <w:rFonts w:ascii="Consolas" w:hAnsi="Consolas"/>
-          <w:sz w:val="17"/>
-        </w:rPr>
-        <w:br/>
-        <w:t>\password zabbix_proxy_&lt;region&gt;</w:t>
-      </w:r>
-      <w:r>
-        <w:rPr>
-          <w:rFonts w:ascii="Consolas" w:hAnsi="Consolas"/>
-          <w:sz w:val="17"/>
-        </w:rPr>
-        <w:br/>
-        <w:t>CREATE DATABASE zabbix_proxy_&lt;region&gt; OWNER zabbix_proxy_&lt;region&gt;;</w:t>
-      </w:r>
-      <w:r>
-        <w:rPr>
-          <w:rFonts w:ascii="Consolas" w:hAnsi="Consolas"/>
-          <w:sz w:val="17"/>
-        </w:rPr>
-        <w:br/>
-        <w:t>\q</w:t>
-      </w:r>
-    </w:p>
-    <w:p>
-      <w:pPr>
-        <w:pStyle w:val="Heading2"/>
-      </w:pPr>
-      <w:r>
-        <w:t>9.3 Import Proxy Schema</w:t>
-      </w:r>
-    </w:p>
-    <w:p>
-      <w:pPr>
-        <w:spacing w:before="40" w:after="100"/>
-        <w:ind w:left="288"/>
-      </w:pPr>
-      <w:r>
-        <w:rPr>
-          <w:rFonts w:ascii="Consolas" w:hAnsi="Consolas"/>
-          <w:sz w:val="17"/>
-        </w:rPr>
-        <w:t>sudo -u postgres psql -d zabbix_proxy_&lt;region&gt; -f /usr/share/zabbix-sql-scripts/postgresql/proxy.sql</w:t>
-      </w:r>
-    </w:p>
-    <w:p>
-      <w:pPr>
-        <w:pStyle w:val="Heading2"/>
-      </w:pPr>
-      <w:r>
-        <w:t>9.4 Configure Proxy</w:t>
-      </w:r>
-    </w:p>
-    <w:p>
-      <w:pPr>
-        <w:spacing w:before="40" w:after="100"/>
-        <w:ind w:left="288"/>
-      </w:pPr>
-      <w:r>
-        <w:rPr>
-          <w:rFonts w:ascii="Consolas" w:hAnsi="Consolas"/>
-          <w:sz w:val="17"/>
-        </w:rPr>
-        <w:t>Edit /etc/zabbix/zabbix_proxy.conf:</w:t>
-      </w:r>
-      <w:r>
-        <w:rPr>
-          <w:rFonts w:ascii="Consolas" w:hAnsi="Consolas"/>
-          <w:sz w:val="17"/>
-        </w:rPr>
-        <w:br/>
-      </w:r>
-      <w:r>
-        <w:rPr>
-          <w:rFonts w:ascii="Consolas" w:hAnsi="Consolas"/>
-          <w:sz w:val="17"/>
-        </w:rPr>
-        <w:br/>
-        <w:t>ProxyMode=0</w:t>
-      </w:r>
-      <w:r>
-        <w:rPr>
-          <w:rFonts w:ascii="Consolas" w:hAnsi="Consolas"/>
-          <w:sz w:val="17"/>
-        </w:rPr>
-        <w:br/>
-        <w:t>Server=10.90.5.11</w:t>
-      </w:r>
-      <w:r>
-        <w:rPr>
-          <w:rFonts w:ascii="Consolas" w:hAnsi="Consolas"/>
-          <w:sz w:val="17"/>
-        </w:rPr>
-        <w:br/>
-        <w:t>Hostname=&lt;proxy_server_name&gt;</w:t>
-      </w:r>
-      <w:r>
-        <w:rPr>
-          <w:rFonts w:ascii="Consolas" w:hAnsi="Consolas"/>
-          <w:sz w:val="17"/>
-        </w:rPr>
-        <w:br/>
-        <w:t>DBHost=127.0.0.1</w:t>
-      </w:r>
-      <w:r>
-        <w:rPr>
-          <w:rFonts w:ascii="Consolas" w:hAnsi="Consolas"/>
-          <w:sz w:val="17"/>
-        </w:rPr>
-        <w:br/>
-        <w:t>DBName=zabbix_proxy_&lt;region&gt;</w:t>
-      </w:r>
-      <w:r>
-        <w:rPr>
-          <w:rFonts w:ascii="Consolas" w:hAnsi="Consolas"/>
-          <w:sz w:val="17"/>
-        </w:rPr>
-        <w:br/>
-        <w:t>DBUser=zabbix_proxy_&lt;region&gt;</w:t>
-      </w:r>
-      <w:r>
-        <w:rPr>
-          <w:rFonts w:ascii="Consolas" w:hAnsi="Consolas"/>
-          <w:sz w:val="17"/>
-        </w:rPr>
-        <w:br/>
-        <w:t>DBPassword=&lt;password&gt;</w:t>
-      </w:r>
-    </w:p>
-    <w:p>
-      <w:pPr>
-        <w:pStyle w:val="Heading2"/>
-      </w:pPr>
-      <w:r>
-        <w:t>9.5 Start and Validate Proxy</w:t>
-      </w:r>
-    </w:p>
-    <w:p>
-      <w:pPr>
-        <w:spacing w:before="40" w:after="100"/>
-        <w:ind w:left="288"/>
-      </w:pPr>
-      <w:r>
-        <w:rPr>
-          <w:rFonts w:ascii="Consolas" w:hAnsi="Consolas"/>
-          <w:sz w:val="17"/>
-        </w:rPr>
-        <w:t>systemctl enable --now zabbix-proxy zabbix-agent2</w:t>
-      </w:r>
-      <w:r>
-        <w:rPr>
-          <w:rFonts w:ascii="Consolas" w:hAnsi="Consolas"/>
-          <w:sz w:val="17"/>
-        </w:rPr>
-        <w:br/>
-        <w:t>psql -h 127.0.0.1 -U zabbix_proxy_&lt;region&gt; -d zabbix_proxy_&lt;region&gt;</w:t>
-      </w:r>
-      <w:r>
-        <w:rPr>
-          <w:rFonts w:ascii="Consolas" w:hAnsi="Consolas"/>
-          <w:sz w:val="17"/>
-        </w:rPr>
-        <w:br/>
-        <w:t>nc -zv 10.90.5.11 10051</w:t>
-      </w:r>
-    </w:p>
-    <w:p>
-      <w:pPr>
-        <w:pStyle w:val="ListBullet"/>
-        <w:spacing w:after="20"/>
-      </w:pPr>
-      <w:r>
-        <w:t>In Zabbix UI → Data collection → Proxies, verify the proxy is Online.</w:t>
-      </w:r>
-    </w:p>
-    <w:p>
-      <w:pPr>
-        <w:pStyle w:val="Heading1"/>
-      </w:pPr>
-      <w:r>
-        <w:lastRenderedPageBreak/>
-        <w:t>10. End-to-End Validation</w:t>
-      </w:r>
-    </w:p>
-    <w:p>
-      <w:pPr>
-        <w:pStyle w:val="Heading2"/>
-      </w:pPr>
-      <w:r>
-        <w:t>10.1 etcd Validation</w:t>
-      </w:r>
-    </w:p>
-    <w:p>
-      <w:pPr>
-        <w:spacing w:before="40" w:after="100"/>
-        <w:ind w:left="288"/>
-      </w:pPr>
-      <w:r>
-        <w:rPr>
-          <w:rFonts w:ascii="Consolas" w:hAnsi="Consolas"/>
-          <w:sz w:val="17"/>
-        </w:rPr>
-        <w:t>etcdctl --endpoints=http://10.90.5.3:2379,http://10.90.5.4:2379,http://10.90.5.27:2379 member list</w:t>
-      </w:r>
-      <w:r>
-        <w:rPr>
-          <w:rFonts w:ascii="Consolas" w:hAnsi="Consolas"/>
-          <w:sz w:val="17"/>
-        </w:rPr>
-        <w:br/>
-        <w:t>etcdctl --endpoints=http://10.90.5.3:2379,http://10.90.5.4:2379,http://10.90.5.27:2379 endpoint health</w:t>
-      </w:r>
-    </w:p>
-    <w:p>
-      <w:pPr>
-        <w:pStyle w:val="ListBullet"/>
-        <w:spacing w:after="20"/>
-      </w:pPr>
-      <w:r>
-        <w:t>All three members healthy; no alarms; quorum established.</w:t>
-      </w:r>
-    </w:p>
-    <w:p>
-      <w:pPr>
-        <w:pStyle w:val="Heading2"/>
-      </w:pPr>
-      <w:r>
-        <w:t>10.2 Patroni Validation</w:t>
-      </w:r>
-    </w:p>
-    <w:p>
-      <w:pPr>
-        <w:spacing w:before="40" w:after="100"/>
-        <w:ind w:left="288"/>
-      </w:pPr>
-      <w:r>
-        <w:rPr>
-          <w:rFonts w:ascii="Consolas" w:hAnsi="Consolas"/>
-          <w:sz w:val="17"/>
-        </w:rPr>
-        <w:t>patronictl -c /etc/patroni/patroni.yml list</w:t>
-      </w:r>
-      <w:r>
-        <w:rPr>
-          <w:rFonts w:ascii="Consolas" w:hAnsi="Consolas"/>
-          <w:sz w:val="17"/>
-        </w:rPr>
-        <w:br/>
-        <w:t>patronictl -c /etc/patroni/patroni.yml history</w:t>
-      </w:r>
-    </w:p>
-    <w:p>
-      <w:pPr>
-        <w:pStyle w:val="ListBullet"/>
-        <w:spacing w:after="20"/>
-      </w:pPr>
-      <w:r>
-        <w:t>Expected: one Leader, one Replica, cluster healthy.</w:t>
-      </w:r>
-    </w:p>
-    <w:p>
-      <w:pPr>
-        <w:pStyle w:val="Heading2"/>
-      </w:pPr>
-      <w:r>
-        <w:t>10.3 PostgreSQL VIP Validation</w:t>
-      </w:r>
-    </w:p>
-    <w:p>
-      <w:pPr>
-        <w:spacing w:before="40" w:after="100"/>
-        <w:ind w:left="288"/>
-      </w:pPr>
-      <w:r>
-        <w:rPr>
-          <w:rFonts w:ascii="Consolas" w:hAnsi="Consolas"/>
-          <w:sz w:val="17"/>
-        </w:rPr>
-        <w:t>nc -zv 10.90.5.12 5432</w:t>
-      </w:r>
-      <w:r>
-        <w:rPr>
-          <w:rFonts w:ascii="Consolas" w:hAnsi="Consolas"/>
-          <w:sz w:val="17"/>
-        </w:rPr>
-        <w:br/>
-        <w:t>psql -h 10.90.5.12 -U zabbix -d zabbix</w:t>
-      </w:r>
-    </w:p>
-    <w:p>
-      <w:pPr>
-        <w:spacing w:before="40" w:after="100"/>
-        <w:ind w:left="288"/>
-      </w:pPr>
-      <w:r>
-        <w:rPr>
-          <w:rFonts w:ascii="Consolas" w:hAnsi="Consolas"/>
-          <w:sz w:val="17"/>
-        </w:rPr>
-        <w:t>SELECT pg_is_in_recovery();</w:t>
-      </w:r>
-    </w:p>
-    <w:p>
-      <w:pPr>
-        <w:pStyle w:val="ListBullet"/>
-        <w:spacing w:after="20"/>
-      </w:pPr>
-      <w:r>
-        <w:t>When connected through the PostgreSQL VIP, expected result on the current Primary is f.</w:t>
-      </w:r>
-    </w:p>
-    <w:p>
-      <w:pPr>
-        <w:pStyle w:val="Heading2"/>
-      </w:pPr>
-      <w:r>
-        <w:t>10.4 Zabbix Server HA Validation</w:t>
-      </w:r>
-    </w:p>
-    <w:p>
-      <w:pPr>
-        <w:pStyle w:val="ListBullet"/>
-        <w:spacing w:after="20"/>
-      </w:pPr>
-      <w:r>
-        <w:t>Zabbix UI → Administration → HA Nodes.</w:t>
-      </w:r>
-    </w:p>
-    <w:p>
-      <w:pPr>
-        <w:pStyle w:val="ListBullet"/>
-        <w:spacing w:after="20"/>
-      </w:pPr>
-      <w:r>
-        <w:t>Expected: 1 Active / 1 Standby.</w:t>
-      </w:r>
-    </w:p>
-    <w:p>
-      <w:pPr>
-        <w:spacing w:before="40" w:after="100"/>
-        <w:ind w:left="288"/>
-      </w:pPr>
-      <w:r>
-        <w:rPr>
-          <w:rFonts w:ascii="Consolas" w:hAnsi="Consolas"/>
-          <w:sz w:val="17"/>
-        </w:rPr>
-        <w:t>nc -zv 10.90.5.11 10051</w:t>
-      </w:r>
-    </w:p>
-    <w:p>
-      <w:pPr>
-        <w:pStyle w:val="Heading2"/>
-      </w:pPr>
-      <w:r>
-        <w:t>10.5 Functional Validation</w:t>
-      </w:r>
-    </w:p>
-    <w:p>
-      <w:pPr>
-        <w:pStyle w:val="ListBullet"/>
-        <w:spacing w:after="20"/>
-      </w:pPr>
-      <w:r>
-        <w:t>Zabbix UI loads successfully over HTTPS.</w:t>
-      </w:r>
-    </w:p>
-    <w:p>
-      <w:pPr>
-        <w:pStyle w:val="ListBullet"/>
-        <w:spacing w:after="20"/>
-      </w:pPr>
-      <w:r>
-        <w:t>PostgreSQL database connection is healthy.</w:t>
-      </w:r>
-    </w:p>
-    <w:p>
-      <w:pPr>
-        <w:pStyle w:val="ListBullet"/>
-        <w:spacing w:after="20"/>
-      </w:pPr>
-      <w:r>
-        <w:t>Latest monitoring data is updating.</w:t>
-      </w:r>
-    </w:p>
-    <w:p>
-      <w:pPr>
-        <w:pStyle w:val="ListBullet"/>
-        <w:spacing w:after="20"/>
-      </w:pPr>
-      <w:r>
-        <w:t>Hosts show expected availability.</w:t>
-      </w:r>
-    </w:p>
-    <w:p>
-      <w:pPr>
-        <w:pStyle w:val="ListBullet"/>
-        <w:spacing w:after="20"/>
-      </w:pPr>
-      <w:r>
-        <w:t>All regional proxies show Online.</w:t>
-      </w:r>
-    </w:p>
-    <w:p>
-      <w:pPr>
-        <w:pStyle w:val="ListBullet"/>
-        <w:spacing w:after="20"/>
-      </w:pPr>
-      <w:r>
-        <w:t>Zabbix Server HA shows 1 Active / 1 Standby.</w:t>
-      </w:r>
-    </w:p>
-    <w:p>
-      <w:pPr>
-        <w:pStyle w:val="ListBullet"/>
-        <w:spacing w:after="20"/>
-      </w:pPr>
-      <w:r>
-        <w:t>No unexpected database, proxy, NGINX, or Zabbix Server errors are present.</w:t>
-      </w:r>
-    </w:p>
-    <w:p>
-      <w:pPr>
-        <w:pStyle w:val="Heading1"/>
-      </w:pPr>
-      <w:r>
-        <w:t>11. Failover and Recovery Testing</w:t>
-      </w:r>
-    </w:p>
-    <w:p>
-      <w:pPr>
-        <w:pStyle w:val="Heading2"/>
-      </w:pPr>
-      <w:r>
-        <w:t>11.1 Patroni Switchover Test</w:t>
-      </w:r>
-    </w:p>
-    <w:p>
-      <w:pPr>
-        <w:spacing w:before="40" w:after="100"/>
-        <w:ind w:left="288"/>
-      </w:pPr>
-      <w:r>
-        <w:rPr>
-          <w:rFonts w:ascii="Consolas" w:hAnsi="Consolas"/>
-          <w:sz w:val="17"/>
-        </w:rPr>
-        <w:t>patronictl -c /etc/patroni/patroni.yml switchover</w:t>
-      </w:r>
-      <w:r>
-        <w:rPr>
-          <w:rFonts w:ascii="Consolas" w:hAnsi="Consolas"/>
-          <w:sz w:val="17"/>
-        </w:rPr>
-        <w:br/>
-        <w:t>patronictl -c /etc/patroni/patroni.yml list</w:t>
-      </w:r>
-    </w:p>
-    <w:p>
-      <w:pPr>
-        <w:pStyle w:val="ListBullet"/>
-        <w:spacing w:after="20"/>
-      </w:pPr>
-      <w:r>
-        <w:t>Replica becomes Leader.</w:t>
-      </w:r>
-    </w:p>
-    <w:p>
-      <w:pPr>
-        <w:pStyle w:val="ListBullet"/>
-        <w:spacing w:after="20"/>
-      </w:pPr>
-      <w:r>
-        <w:t>Previous Leader becomes Replica.</w:t>
-      </w:r>
-    </w:p>
-    <w:p>
-      <w:pPr>
-        <w:pStyle w:val="ListBullet"/>
-        <w:spacing w:after="20"/>
-      </w:pPr>
-      <w:r>
-        <w:t>Replication resumes successfully.</w:t>
-      </w:r>
-    </w:p>
-    <w:p>
-      <w:pPr>
-        <w:pStyle w:val="ListBullet"/>
-        <w:spacing w:after="20"/>
-      </w:pPr>
-      <w:r>
-        <w:t>Timeline increments.</w:t>
-      </w:r>
-    </w:p>
-    <w:p>
-      <w:pPr>
-        <w:pStyle w:val="ListBullet"/>
-        <w:spacing w:after="20"/>
-      </w:pPr>
-      <w:r>
-        <w:t>PostgreSQL VIP 10.90.5.12 moves to the new Leader.</w:t>
-      </w:r>
-    </w:p>
-    <w:p>
-      <w:pPr>
-        <w:pStyle w:val="ListBullet"/>
-        <w:spacing w:after="20"/>
-      </w:pPr>
-      <w:r>
-        <w:t>Zabbix continues to access PostgreSQL through the same VIP.</w:t>
-      </w:r>
-    </w:p>
-    <w:p>
-      <w:pPr>
-        <w:pStyle w:val="Heading2"/>
-      </w:pPr>
-      <w:r>
-        <w:lastRenderedPageBreak/>
-        <w:t>11.2 PostgreSQL Node / Patroni Failure Test</w:t>
-      </w:r>
-    </w:p>
-    <w:p>
-      <w:pPr>
-        <w:pStyle w:val="ListBullet"/>
-        <w:spacing w:after="20"/>
-      </w:pPr>
-      <w:r>
-        <w:t>Use the approved failure simulation from the PostgreSQL HA procedure. Stopping Patroni on the current Primary is a valid service-failure simulation.</w:t>
-      </w:r>
-    </w:p>
-    <w:p>
-      <w:pPr>
-        <w:pStyle w:val="ListBullet"/>
-        <w:spacing w:after="20"/>
-      </w:pPr>
-      <w:r>
-        <w:t xml:space="preserve">Do not use the standalone </w:t>
-      </w:r>
-      <w:proofErr w:type="spellStart"/>
-      <w:r>
-        <w:t>postgresql</w:t>
-      </w:r>
-      <w:proofErr w:type="spellEnd"/>
-      <w:r>
-        <w:t xml:space="preserve"> service as the primary HA failure simulation because Patroni manages PostgreSQL.</w:t>
-      </w:r>
-    </w:p>
-    <w:p>
-      <w:pPr>
-        <w:pStyle w:val="ListBullet"/>
-        <w:spacing w:after="20"/>
-      </w:pPr>
-      <w:r>
-        <w:t>Verify Patroni promotes the healthy Replica, Keepalived moves 10.90.5.12, and Zabbix remains operational.</w:t>
-      </w:r>
-    </w:p>
-    <w:p>
-      <w:pPr>
-        <w:spacing w:before="40" w:after="100"/>
-        <w:ind w:left="288"/>
-      </w:pPr>
-      <w:r>
-        <w:rPr>
-          <w:rFonts w:ascii="Consolas" w:hAnsi="Consolas"/>
-          <w:sz w:val="17"/>
-        </w:rPr>
-        <w:t>patronictl -c /etc/patroni/patroni.yml list</w:t>
-      </w:r>
-      <w:r>
-        <w:rPr>
-          <w:rFonts w:ascii="Consolas" w:hAnsi="Consolas"/>
-          <w:sz w:val="17"/>
-        </w:rPr>
-        <w:br/>
-        <w:t>ip addr | grep 10.90.5.12</w:t>
-      </w:r>
-      <w:r>
-        <w:rPr>
-          <w:rFonts w:ascii="Consolas" w:hAnsi="Consolas"/>
-          <w:sz w:val="17"/>
-        </w:rPr>
-        <w:br/>
-        <w:t>nc -zv 10.90.5.12 5432</w:t>
-      </w:r>
-    </w:p>
-    <w:p>
-      <w:pPr>
-        <w:pStyle w:val="Heading2"/>
-      </w:pPr>
-      <w:r>
-        <w:t>11.3 Zabbix Server HA Failover Test</w:t>
-      </w:r>
-    </w:p>
-    <w:p>
-      <w:pPr>
-        <w:spacing w:before="40" w:after="100"/>
-        <w:ind w:left="288"/>
-      </w:pPr>
-      <w:r>
-        <w:rPr>
-          <w:rFonts w:ascii="Consolas" w:hAnsi="Consolas"/>
-          <w:sz w:val="17"/>
-        </w:rPr>
-        <w:t>sudo systemctl stop zabbix-server</w:t>
-      </w:r>
-    </w:p>
-    <w:p>
-      <w:pPr>
-        <w:pStyle w:val="ListBullet"/>
-        <w:spacing w:after="20"/>
-      </w:pPr>
-      <w:r>
-        <w:t>Run on the current Active Zabbix Server.</w:t>
-      </w:r>
-    </w:p>
-    <w:p>
-      <w:pPr>
-        <w:pStyle w:val="ListBullet"/>
-        <w:spacing w:after="20"/>
-      </w:pPr>
-      <w:r>
-        <w:t>Verify the Standby automatically becomes Active.</w:t>
-      </w:r>
-    </w:p>
-    <w:p>
-      <w:pPr>
-        <w:pStyle w:val="ListBullet"/>
-        <w:spacing w:after="20"/>
-      </w:pPr>
-      <w:r>
-        <w:t>Verify frontend access, monitoring data, proxy status, and PostgreSQL connectivity.</w:t>
-      </w:r>
-    </w:p>
-    <w:p>
-      <w:pPr>
-        <w:pStyle w:val="ListBullet"/>
-        <w:spacing w:after="20"/>
-      </w:pPr>
-      <w:r>
-        <w:t>Start the recovered node and verify it rejoins as Standby.</w:t>
-      </w:r>
-    </w:p>
-    <w:p>
-      <w:pPr>
-        <w:spacing w:before="40" w:after="100"/>
-        <w:ind w:left="288"/>
-      </w:pPr>
-      <w:r>
-        <w:rPr>
-          <w:rFonts w:ascii="Consolas" w:hAnsi="Consolas"/>
-          <w:sz w:val="17"/>
-        </w:rPr>
-        <w:t>sudo systemctl start zabbix-server</w:t>
-      </w:r>
-      <w:r>
-        <w:rPr>
-          <w:rFonts w:ascii="Consolas" w:hAnsi="Consolas"/>
-          <w:sz w:val="17"/>
-        </w:rPr>
-        <w:br/>
-        <w:t>sudo systemctl status zabbix-server</w:t>
-      </w:r>
-    </w:p>
-    <w:p>
-      <w:pPr>
-        <w:pStyle w:val="Heading2"/>
-      </w:pPr>
-      <w:r>
-        <w:t>11.4 End-to-End Failover Success Criteria</w:t>
-      </w:r>
-    </w:p>
-    <w:p>
-      <w:pPr>
-        <w:pStyle w:val="ListBullet"/>
-        <w:spacing w:after="20"/>
-      </w:pPr>
-      <w:r>
-        <w:t>PostgreSQL: 1 Leader + 1 Replica.</w:t>
-      </w:r>
-    </w:p>
-    <w:p>
-      <w:pPr>
-        <w:pStyle w:val="ListBullet"/>
-        <w:spacing w:after="20"/>
-      </w:pPr>
-      <w:r>
-        <w:t>etcd: three healthy members with quorum.</w:t>
-      </w:r>
-    </w:p>
-    <w:p>
-      <w:pPr>
-        <w:pStyle w:val="ListBullet"/>
-        <w:spacing w:after="20"/>
-      </w:pPr>
-      <w:r>
-        <w:t>PostgreSQL VIP 10.90.5.12 always follows the current Primary.</w:t>
-      </w:r>
-    </w:p>
-    <w:p>
-      <w:pPr>
-        <w:pStyle w:val="ListBullet"/>
-        <w:spacing w:after="20"/>
-      </w:pPr>
-      <w:r>
-        <w:t>Zabbix Server: 1 Active + 1 Standby.</w:t>
-      </w:r>
-    </w:p>
-    <w:p>
-      <w:pPr>
-        <w:pStyle w:val="ListBullet"/>
-        <w:spacing w:after="20"/>
-      </w:pPr>
-      <w:r>
-        <w:t>Zabbix Server failover changes the Active/Standby role correctly.</w:t>
-      </w:r>
-    </w:p>
-    <w:p>
-      <w:pPr>
-        <w:pStyle w:val="ListBullet"/>
-        <w:spacing w:after="20"/>
-      </w:pPr>
-      <w:r>
-        <w:t>Recovered Zabbix Server rejoins as Standby.</w:t>
-      </w:r>
-    </w:p>
-    <w:p>
-      <w:pPr>
-        <w:pStyle w:val="ListBullet"/>
-        <w:spacing w:after="20"/>
-      </w:pPr>
-      <w:r>
-        <w:t>Regional Zabbix Proxies remain Online.</w:t>
-      </w:r>
-    </w:p>
-    <w:p>
-      <w:pPr>
-        <w:pStyle w:val="ListBullet"/>
-        <w:spacing w:after="20"/>
-      </w:pPr>
-      <w:r>
-        <w:t>Monitoring data continues without unacceptable interruption.</w:t>
-      </w:r>
-    </w:p>
-    <w:p>
-      <w:pPr>
-        <w:pStyle w:val="ListBullet"/>
-        <w:spacing w:after="20"/>
-      </w:pPr>
-      <w:r>
-        <w:t>No split-brain condition is observed.</w:t>
-      </w:r>
-    </w:p>
-    <w:p>
-      <w:pPr>
-        <w:pStyle w:val="ListBullet"/>
-        <w:spacing w:after="20"/>
-      </w:pPr>
-      <w:r>
-        <w:t>No unresolved critical errors remain in HA/application logs.</w:t>
-      </w:r>
-    </w:p>
-    <w:p>
-      <w:pPr>
-        <w:pStyle w:val="Heading1"/>
-      </w:pPr>
-      <w:r>
-        <w:t>12. Backup and Configuration Protection</w:t>
-      </w:r>
-    </w:p>
-    <w:p>
-      <w:pPr>
-        <w:pStyle w:val="Heading2"/>
-      </w:pPr>
-      <w:r>
-        <w:t>12.1 Zabbix PostgreSQL Database Backup</w:t>
-      </w:r>
-    </w:p>
-    <w:p>
-      <w:pPr>
-        <w:pStyle w:val="ListBullet"/>
-        <w:spacing w:after="20"/>
-      </w:pPr>
-      <w:r>
-        <w:t>Run from the designated backup/utility server with access to the PostgreSQL VIP.</w:t>
-      </w:r>
-    </w:p>
-    <w:p>
-      <w:pPr>
-        <w:spacing w:before="40" w:after="100"/>
-        <w:ind w:left="288"/>
-      </w:pPr>
-      <w:r>
-        <w:rPr>
-          <w:rFonts w:ascii="Consolas" w:hAnsi="Consolas"/>
-          <w:sz w:val="17"/>
-        </w:rPr>
-        <w:t>nc -zv 10.90.5.12 5432</w:t>
-      </w:r>
-      <w:r>
-        <w:rPr>
-          <w:rFonts w:ascii="Consolas" w:hAnsi="Consolas"/>
-          <w:sz w:val="17"/>
-        </w:rPr>
-        <w:br/>
-        <w:t>pg_dump -h 10.90.5.12 -U zabbix -d zabbix -Fc -f /backup/zabbix/zabbix_$(date +%Y%m%d_%H%M%S).dump</w:t>
-      </w:r>
-      <w:r>
-        <w:rPr>
-          <w:rFonts w:ascii="Consolas" w:hAnsi="Consolas"/>
-          <w:sz w:val="17"/>
-        </w:rPr>
-        <w:br/>
-        <w:t>ls -lh /backup/zabbix/</w:t>
-      </w:r>
-      <w:r>
-        <w:rPr>
-          <w:rFonts w:ascii="Consolas" w:hAnsi="Consolas"/>
-          <w:sz w:val="17"/>
-        </w:rPr>
-        <w:br/>
-        <w:t>pg_restore --list /backup/zabbix/&lt;backup-file&gt;.dump</w:t>
-      </w:r>
-    </w:p>
-    <w:p>
-      <w:pPr>
-        <w:pStyle w:val="ListBullet"/>
-        <w:spacing w:after="20"/>
-      </w:pPr>
-      <w:r>
-        <w:t>Transfer the validated backup to the approved enterprise backup repository.</w:t>
-      </w:r>
-    </w:p>
-    <w:p>
-      <w:pPr>
-        <w:pStyle w:val="Heading2"/>
-      </w:pPr>
-      <w:r>
-        <w:t>12.2 Proxy Database Backups</w:t>
-      </w:r>
-    </w:p>
-    <w:p>
-      <w:pPr>
-        <w:pStyle w:val="ListBullet"/>
-        <w:spacing w:after="20"/>
-      </w:pPr>
-      <w:r>
-        <w:t>Run on each regional proxy.</w:t>
-      </w:r>
-    </w:p>
-    <w:p>
-      <w:pPr>
-        <w:spacing w:before="40" w:after="100"/>
-        <w:ind w:left="288"/>
-      </w:pPr>
-      <w:r>
-        <w:rPr>
-          <w:rFonts w:ascii="Consolas" w:hAnsi="Consolas"/>
-          <w:sz w:val="17"/>
-        </w:rPr>
-        <w:t>mkdir -p /backup/zabbix-proxy</w:t>
-      </w:r>
-      <w:r>
-        <w:rPr>
-          <w:rFonts w:ascii="Consolas" w:hAnsi="Consolas"/>
-          <w:sz w:val="17"/>
-        </w:rPr>
-        <w:br/>
-        <w:t>pg_dump -h 127.0.0.1 -U &lt;zabbix_proxy_user&gt; -d &lt;zabbix_proxy_db&gt; -Fc -f /backup/zabbix-proxy/zabbix_proxy_&lt;region&gt;_$(date +%Y%m%d_%H%M%S).dump</w:t>
-      </w:r>
-      <w:r>
-        <w:rPr>
-          <w:rFonts w:ascii="Consolas" w:hAnsi="Consolas"/>
-          <w:sz w:val="17"/>
-        </w:rPr>
-        <w:br/>
-        <w:t>pg_restore --list /backup/zabbix-proxy/&lt;backup-file&gt;.dump</w:t>
-      </w:r>
-    </w:p>
-    <w:p>
-      <w:pPr>
-        <w:pStyle w:val="Heading2"/>
-      </w:pPr>
-      <w:r>
-        <w:lastRenderedPageBreak/>
-        <w:t>12.3 Zabbix / Proxy / NGINX Configuration Backups</w:t>
-      </w:r>
-    </w:p>
-    <w:p>
-      <w:pPr>
-        <w:spacing w:before="40" w:after="100"/>
-        <w:ind w:left="288"/>
-      </w:pPr>
-      <w:r>
-        <w:rPr>
-          <w:rFonts w:ascii="Consolas" w:hAnsi="Consolas"/>
-          <w:sz w:val="17"/>
-        </w:rPr>
-        <w:t>sudo tar -czf /backup/zabbix_server_config_$(hostname)_$(date +%Y%m%d_%H%M%S).tar.gz /etc/zabbix/</w:t>
-      </w:r>
-      <w:r>
-        <w:rPr>
-          <w:rFonts w:ascii="Consolas" w:hAnsi="Consolas"/>
-          <w:sz w:val="17"/>
-        </w:rPr>
-        <w:br/>
-        <w:t>sudo tar -czf /backup/zabbix_proxy_config_$(hostname)_$(date +%Y%m%d_%H%M%S).tar.gz /etc/zabbix/</w:t>
-      </w:r>
-      <w:r>
-        <w:rPr>
-          <w:rFonts w:ascii="Consolas" w:hAnsi="Consolas"/>
-          <w:sz w:val="17"/>
-        </w:rPr>
-        <w:br/>
-        <w:t>sudo tar -czf /backup/nginx_config_$(hostname)_$(date +%Y%m%d_%H%M%S).tar.gz /etc/nginx/</w:t>
-      </w:r>
-    </w:p>
-    <w:p>
-      <w:pPr>
-        <w:pStyle w:val="ListBullet"/>
-        <w:spacing w:after="20"/>
-      </w:pPr>
-      <w:r>
-        <w:t>Back up TLS certificates/private keys according to the organization's certificate and secret-management policy. Protect private-key backups with appropriate permissions.</w:t>
-      </w:r>
-    </w:p>
-    <w:p>
-      <w:pPr>
-        <w:pStyle w:val="Heading2"/>
-      </w:pPr>
-      <w:r>
-        <w:t>12.4 Patroni / etcd / Keepalived Backups</w:t>
-      </w:r>
-    </w:p>
-    <w:p>
-      <w:pPr>
-        <w:pStyle w:val="ListBullet"/>
-        <w:spacing w:after="20"/>
-      </w:pPr>
-      <w:r>
-        <w:t>Back up the authoritative HA configuration and etcd snapshot as part of the PostgreSQL HA recovery procedure.</w:t>
-      </w:r>
-    </w:p>
-    <w:p>
-      <w:pPr>
-        <w:spacing w:before="40" w:after="100"/>
-        <w:ind w:left="288"/>
-      </w:pPr>
-      <w:r>
-        <w:rPr>
-          <w:rFonts w:ascii="Consolas" w:hAnsi="Consolas"/>
-          <w:sz w:val="17"/>
-        </w:rPr>
-        <w:t>sudo tar -czf /backup/patroni_config_$(hostname)_$(date +%Y%m%d_%H%M%S).tar.gz /etc/patroni/</w:t>
-      </w:r>
-      <w:r>
-        <w:rPr>
-          <w:rFonts w:ascii="Consolas" w:hAnsi="Consolas"/>
-          <w:sz w:val="17"/>
-        </w:rPr>
-        <w:br/>
-        <w:t>sudo tar -czf /backup/etcd_config_$(hostname)_$(date +%Y%m%d_%H%M%S).tar.gz /etc/etcd/</w:t>
-      </w:r>
-      <w:r>
-        <w:rPr>
-          <w:rFonts w:ascii="Consolas" w:hAnsi="Consolas"/>
-          <w:sz w:val="17"/>
-        </w:rPr>
-        <w:br/>
-        <w:t>sudo tar -czf /backup/keepalived_$(hostname)_$(date +%Y%m%d_%H%M%S).tar.gz /etc/keepalived/</w:t>
-      </w:r>
-    </w:p>
-    <w:p>
-      <w:pPr>
-        <w:pStyle w:val="ListBullet"/>
-        <w:spacing w:after="20"/>
-      </w:pPr>
-      <w:r>
-        <w:t>Create/retain an etcd snapshot according to the approved recovery procedure.</w:t>
-      </w:r>
-    </w:p>
-    <w:p>
-      <w:pPr>
-        <w:pStyle w:val="ListBullet"/>
-        <w:spacing w:after="20"/>
-      </w:pPr>
-      <w:r>
-        <w:t>Transfer required backups to the approved enterprise backup repository.</w:t>
-      </w:r>
-    </w:p>
-    <w:p>
-      <w:pPr>
-        <w:pStyle w:val="Heading1"/>
-      </w:pPr>
-      <w:r>
-        <w:t>13. Post-Implementation Validation and Closure</w:t>
-      </w:r>
-    </w:p>
-    <w:p>
-      <w:pPr>
-        <w:pStyle w:val="Heading2"/>
-      </w:pPr>
-      <w:r>
         <w:t>13.1 Service Validation</w:t>
+      </w:r>
+    </w:p>
+    <w:p>
+      <w:pPr>
+        <w:pStyle w:val="OperationalNote"/>
+      </w:pPr>
+      <w:r>
+        <w:t>IMPORTANT: For PostgreSQL HA, Patroni and patronictl are authoritative. The standalone postgresql service is not the HA role-control mechanism.</w:t>
       </w:r>
     </w:p>
     <w:p>
@@ -4738,7 +5624,6 @@
         <w:spacing w:after="20"/>
       </w:pPr>
       <w:r>
-        <w:lastRenderedPageBreak/>
         <w:t>Monitoring data is being collected normally.</w:t>
       </w:r>
     </w:p>
@@ -4836,7 +5721,16 @@
         <w:pStyle w:val="Heading1"/>
       </w:pPr>
       <w:r>
+        <w:lastRenderedPageBreak/>
         <w:t>Appendix A. Key Ports</w:t>
+      </w:r>
+    </w:p>
+    <w:p>
+      <w:pPr>
+        <w:pStyle w:val="OperationalNote"/>
+      </w:pPr>
+      <w:r>
+        <w:t>PATHS: Important production configuration paths: /etc/patroni/patroni.yml, /etc/etcd/etcd.conf, /etc/keepalived/keepalived.conf, /etc/zabbix/zabbix_server.conf, /etc/zabbix/zabbix_proxy.conf, /etc/nginx/conf.d/zabbix.conf, /etc/php.ini, /etc/zabbix/certs/, and /var/lib/pgsql/data/pg_hba.conf.</w:t>
       </w:r>
     </w:p>
     <w:tbl>
@@ -4847,9 +5741,9 @@
         <w:tblLook w:val="04A0" w:firstRow="1" w:lastRow="0" w:firstColumn="1" w:lastColumn="0" w:noHBand="0" w:noVBand="1"/>
       </w:tblPr>
       <w:tblGrid>
-        <w:gridCol w:w="3312"/>
-        <w:gridCol w:w="3312"/>
-        <w:gridCol w:w="3312"/>
+        <w:gridCol w:w="2552"/>
+        <w:gridCol w:w="2977"/>
+        <w:gridCol w:w="4407"/>
       </w:tblGrid>
       <w:tr>
         <w:trPr>
@@ -4857,7 +5751,7 @@
         </w:trPr>
         <w:tc>
           <w:tcPr>
-            <w:tcW w:w="3312" w:type="dxa"/>
+            <w:tcW w:w="2552" w:type="dxa"/>
             <w:shd w:val="clear" w:color="auto" w:fill="D9EAF7"/>
           </w:tcPr>
           <w:p>
@@ -4868,7 +5762,7 @@
         </w:tc>
         <w:tc>
           <w:tcPr>
-            <w:tcW w:w="3312" w:type="dxa"/>
+            <w:tcW w:w="2977" w:type="dxa"/>
             <w:shd w:val="clear" w:color="auto" w:fill="D9EAF7"/>
           </w:tcPr>
           <w:p>
@@ -4879,7 +5773,7 @@
         </w:tc>
         <w:tc>
           <w:tcPr>
-            <w:tcW w:w="3312" w:type="dxa"/>
+            <w:tcW w:w="4407" w:type="dxa"/>
             <w:shd w:val="clear" w:color="auto" w:fill="D9EAF7"/>
           </w:tcPr>
           <w:p>
@@ -4895,7 +5789,7 @@
         </w:trPr>
         <w:tc>
           <w:tcPr>
-            <w:tcW w:w="3312" w:type="dxa"/>
+            <w:tcW w:w="2552" w:type="dxa"/>
           </w:tcPr>
           <w:p>
             <w:r>
@@ -4905,7 +5799,7 @@
         </w:tc>
         <w:tc>
           <w:tcPr>
-            <w:tcW w:w="3312" w:type="dxa"/>
+            <w:tcW w:w="2977" w:type="dxa"/>
           </w:tcPr>
           <w:p>
             <w:r>
@@ -4915,11 +5809,17 @@
         </w:tc>
         <w:tc>
           <w:tcPr>
-            <w:tcW w:w="3312" w:type="dxa"/>
+            <w:tcW w:w="4407" w:type="dxa"/>
           </w:tcPr>
           <w:p>
             <w:r>
-              <w:t>Zabbix Server → PostgreSQL VIP / database connectivity</w:t>
+              <w:t xml:space="preserve">Zabbix Server → PostgreSQL VIP / </w:t>
+            </w:r>
+            <w:r>
+              <w:t>DB</w:t>
+            </w:r>
+            <w:r>
+              <w:t xml:space="preserve"> connectivity</w:t>
             </w:r>
           </w:p>
         </w:tc>
@@ -4930,7 +5830,7 @@
         </w:trPr>
         <w:tc>
           <w:tcPr>
-            <w:tcW w:w="3312" w:type="dxa"/>
+            <w:tcW w:w="2552" w:type="dxa"/>
           </w:tcPr>
           <w:p>
             <w:r>
@@ -4940,7 +5840,7 @@
         </w:tc>
         <w:tc>
           <w:tcPr>
-            <w:tcW w:w="3312" w:type="dxa"/>
+            <w:tcW w:w="2977" w:type="dxa"/>
           </w:tcPr>
           <w:p>
             <w:r>
@@ -4950,7 +5850,7 @@
         </w:tc>
         <w:tc>
           <w:tcPr>
-            <w:tcW w:w="3312" w:type="dxa"/>
+            <w:tcW w:w="4407" w:type="dxa"/>
           </w:tcPr>
           <w:p>
             <w:r>
@@ -4965,7 +5865,7 @@
         </w:trPr>
         <w:tc>
           <w:tcPr>
-            <w:tcW w:w="3312" w:type="dxa"/>
+            <w:tcW w:w="2552" w:type="dxa"/>
           </w:tcPr>
           <w:p>
             <w:r>
@@ -4975,7 +5875,7 @@
         </w:tc>
         <w:tc>
           <w:tcPr>
-            <w:tcW w:w="3312" w:type="dxa"/>
+            <w:tcW w:w="2977" w:type="dxa"/>
           </w:tcPr>
           <w:p>
             <w:r>
@@ -4985,7 +5885,7 @@
         </w:tc>
         <w:tc>
           <w:tcPr>
-            <w:tcW w:w="3312" w:type="dxa"/>
+            <w:tcW w:w="4407" w:type="dxa"/>
           </w:tcPr>
           <w:p>
             <w:r>
@@ -5000,7 +5900,7 @@
         </w:trPr>
         <w:tc>
           <w:tcPr>
-            <w:tcW w:w="3312" w:type="dxa"/>
+            <w:tcW w:w="2552" w:type="dxa"/>
           </w:tcPr>
           <w:p>
             <w:r>
@@ -5010,7 +5910,7 @@
         </w:tc>
         <w:tc>
           <w:tcPr>
-            <w:tcW w:w="3312" w:type="dxa"/>
+            <w:tcW w:w="2977" w:type="dxa"/>
           </w:tcPr>
           <w:p>
             <w:r>
@@ -5020,7 +5920,7 @@
         </w:tc>
         <w:tc>
           <w:tcPr>
-            <w:tcW w:w="3312" w:type="dxa"/>
+            <w:tcW w:w="4407" w:type="dxa"/>
           </w:tcPr>
           <w:p>
             <w:r>
@@ -5035,7 +5935,7 @@
         </w:trPr>
         <w:tc>
           <w:tcPr>
-            <w:tcW w:w="3312" w:type="dxa"/>
+            <w:tcW w:w="2552" w:type="dxa"/>
           </w:tcPr>
           <w:p>
             <w:r>
@@ -5045,7 +5945,7 @@
         </w:tc>
         <w:tc>
           <w:tcPr>
-            <w:tcW w:w="3312" w:type="dxa"/>
+            <w:tcW w:w="2977" w:type="dxa"/>
           </w:tcPr>
           <w:p>
             <w:r>
@@ -5055,7 +5955,7 @@
         </w:tc>
         <w:tc>
           <w:tcPr>
-            <w:tcW w:w="3312" w:type="dxa"/>
+            <w:tcW w:w="4407" w:type="dxa"/>
           </w:tcPr>
           <w:p>
             <w:r>
@@ -5070,7 +5970,7 @@
         </w:trPr>
         <w:tc>
           <w:tcPr>
-            <w:tcW w:w="3312" w:type="dxa"/>
+            <w:tcW w:w="2552" w:type="dxa"/>
           </w:tcPr>
           <w:p>
             <w:r>
@@ -5080,7 +5980,7 @@
         </w:tc>
         <w:tc>
           <w:tcPr>
-            <w:tcW w:w="3312" w:type="dxa"/>
+            <w:tcW w:w="2977" w:type="dxa"/>
           </w:tcPr>
           <w:p>
             <w:r>
@@ -5090,7 +5990,7 @@
         </w:tc>
         <w:tc>
           <w:tcPr>
-            <w:tcW w:w="3312" w:type="dxa"/>
+            <w:tcW w:w="4407" w:type="dxa"/>
           </w:tcPr>
           <w:p>
             <w:r>
@@ -5105,7 +6005,7 @@
         </w:trPr>
         <w:tc>
           <w:tcPr>
-            <w:tcW w:w="3312" w:type="dxa"/>
+            <w:tcW w:w="2552" w:type="dxa"/>
           </w:tcPr>
           <w:p>
             <w:r>
@@ -5115,7 +6015,7 @@
         </w:tc>
         <w:tc>
           <w:tcPr>
-            <w:tcW w:w="3312" w:type="dxa"/>
+            <w:tcW w:w="2977" w:type="dxa"/>
           </w:tcPr>
           <w:p>
             <w:r>
@@ -5125,7 +6025,7 @@
         </w:tc>
         <w:tc>
           <w:tcPr>
-            <w:tcW w:w="3312" w:type="dxa"/>
+            <w:tcW w:w="4407" w:type="dxa"/>
           </w:tcPr>
           <w:p>
             <w:r>
@@ -5140,7 +6040,7 @@
         </w:trPr>
         <w:tc>
           <w:tcPr>
-            <w:tcW w:w="3312" w:type="dxa"/>
+            <w:tcW w:w="2552" w:type="dxa"/>
           </w:tcPr>
           <w:p>
             <w:r>
@@ -5150,7 +6050,7 @@
         </w:tc>
         <w:tc>
           <w:tcPr>
-            <w:tcW w:w="3312" w:type="dxa"/>
+            <w:tcW w:w="2977" w:type="dxa"/>
           </w:tcPr>
           <w:p>
             <w:r>
@@ -5160,7 +6060,7 @@
         </w:tc>
         <w:tc>
           <w:tcPr>
-            <w:tcW w:w="3312" w:type="dxa"/>
+            <w:tcW w:w="4407" w:type="dxa"/>
           </w:tcPr>
           <w:p>
             <w:r>
@@ -5367,6 +6267,7 @@
         <w:ind w:left="360"/>
       </w:pPr>
     </w:p>
+    <w:p/>
     <w:sectPr>
       <w:footerReference w:type="default" r:id="rId8"/>
       <w:pgSz w:w="12240" w:h="15840"/>
@@ -17033,6 +17934,27 @@
       </w:tcPr>
     </w:tblStylePr>
   </w:style>
+  <w:style w:type="paragraph" w:customStyle="1" w:styleId="OperationalCode">
+    <w:name w:val="Operational Code"/>
+    <w:pPr>
+      <w:keepLines/>
+      <w:spacing w:after="80"/>
+    </w:pPr>
+    <w:rPr>
+      <w:rFonts w:ascii="Consolas" w:hAnsi="Consolas"/>
+      <w:sz w:val="16"/>
+    </w:rPr>
+  </w:style>
+  <w:style w:type="paragraph" w:customStyle="1" w:styleId="OperationalNote">
+    <w:name w:val="Operational Note"/>
+    <w:pPr>
+      <w:spacing w:after="100"/>
+    </w:pPr>
+    <w:rPr>
+      <w:rFonts w:ascii="Aptos" w:hAnsi="Aptos"/>
+      <w:sz w:val="18"/>
+    </w:rPr>
+  </w:style>
 </w:styles>
 </file>
 
